--- a/deliverables/current/04-AegisBank-安全自评报告.docx
+++ b/deliverables/current/04-AegisBank-安全自评报告.docx
@@ -7,22 +7,17 @@
         <w:pStyle w:val="Title"/>
       </w:pPr>
       <w:r>
-        <w:t>AegisBank 银行 AI 智能体安全自评报告</w:t>
+        <w:t>AegisBank 安全自评报告</w:t>
       </w:r>
     </w:p>
     <w:p>
       <w:r>
-        <w:t>2026 深圳国际金融科技大赛  人工智能赛道</w:t>
+        <w:t>自评日期：2026-10-31｜本地模拟原型；不是生产认证或专业渗透测试结论。</w:t>
       </w:r>
     </w:p>
     <w:p>
       <w:r>
-        <w:t>队伍 0xChainAegis    版本日期 2026年10月25日</w:t>
-      </w:r>
-    </w:p>
-    <w:p>
-      <w:r>
-        <w:t>本报告说明 AegisBank 如何限制操作权限、绑定人工确认、记录审计与处理异常，并列明演示原型的已知风险。评估对象是本地 Mock Bank Core 原型，结论不是生产安全认证、合规审计或渗透测试证明。</w:t>
+        <w:t>仓库：https://github.com/0xChainAegis/aegisbank</w:t>
       </w:r>
     </w:p>
     <w:p>
@@ -30,4710 +25,497 @@
         <w:pStyle w:val="Heading1"/>
       </w:pPr>
       <w:r>
-        <w:t>1 评估范围与威胁边界</w:t>
-      </w:r>
-    </w:p>
-    <w:p>
-      <w:r>
-        <w:t>系统分离语言理解与金融授权：Planner 只提出计划，确定性编译器、风险引擎、网关与执行器控制执行。账户、交易、卡片、订阅和理财事实来自 SQLite，没有真实银行、支付网络、真实客户或商户订单接入。</w:t>
+        <w:t>1. 权限分级实现</w:t>
       </w:r>
     </w:p>
     <w:tbl>
       <w:tblPr>
+        <w:tblStyle w:val="LightShading-Accent1"/>
         <w:tblW w:type="auto" w:w="0"/>
-        <w:tblLayout w:type="fixed"/>
         <w:tblLook w:firstColumn="1" w:firstRow="1" w:lastColumn="0" w:lastRow="0" w:noHBand="0" w:noVBand="1" w:val="04A0"/>
       </w:tblPr>
       <w:tblGrid>
-        <w:gridCol w:w="1656"/>
-        <w:gridCol w:w="3528"/>
-        <w:gridCol w:w="4752"/>
+        <w:gridCol w:w="5112"/>
+        <w:gridCol w:w="5112"/>
       </w:tblGrid>
       <w:tr>
-        <w:trPr>
-          <w:cantSplit/>
-          <w:tblHeader/>
-        </w:trPr>
         <w:tc>
           <w:tcPr>
-            <w:tcW w:type="dxa" w:w="1656"/>
-            <w:vAlign w:val="center"/>
-            <w:tcBorders>
-              <w:top w:val="single" w:sz="4" w:color="D9D9D9"/>
-              <w:left w:val="single" w:sz="4" w:color="D9D9D9"/>
-              <w:bottom w:val="single" w:sz="4" w:color="D9D9D9"/>
-              <w:right w:val="single" w:sz="4" w:color="D9D9D9"/>
-            </w:tcBorders>
-            <w:tcMar>
-              <w:top w:w="85" w:type="dxa"/>
-              <w:left w:w="85" w:type="dxa"/>
-              <w:bottom w:w="85" w:type="dxa"/>
-              <w:right w:w="85" w:type="dxa"/>
-            </w:tcMar>
-            <w:shd w:fill="E5EDF5"/>
+            <w:tcW w:type="dxa" w:w="5112"/>
           </w:tcPr>
           <w:p>
-            <w:pPr>
-              <w:spacing w:after="60" w:line="269" w:lineRule="auto"/>
-            </w:pPr>
             <w:r>
-              <w:rPr>
-                <w:b/>
-                <w:sz w:val="20"/>
-              </w:rPr>
-              <w:t>对象</w:t>
+              <w:t>等级</w:t>
             </w:r>
           </w:p>
         </w:tc>
         <w:tc>
           <w:tcPr>
-            <w:tcW w:type="dxa" w:w="3528"/>
-            <w:vAlign w:val="center"/>
-            <w:tcBorders>
-              <w:top w:val="single" w:sz="4" w:color="D9D9D9"/>
-              <w:left w:val="single" w:sz="4" w:color="D9D9D9"/>
-              <w:bottom w:val="single" w:sz="4" w:color="D9D9D9"/>
-              <w:right w:val="single" w:sz="4" w:color="D9D9D9"/>
-            </w:tcBorders>
-            <w:tcMar>
-              <w:top w:w="85" w:type="dxa"/>
-              <w:left w:w="85" w:type="dxa"/>
-              <w:bottom w:w="85" w:type="dxa"/>
-              <w:right w:w="85" w:type="dxa"/>
-            </w:tcMar>
-            <w:shd w:fill="E5EDF5"/>
+            <w:tcW w:type="dxa" w:w="5112"/>
           </w:tcPr>
           <w:p>
-            <w:pPr>
-              <w:spacing w:after="60" w:line="269" w:lineRule="auto"/>
-            </w:pPr>
             <w:r>
-              <w:rPr>
-                <w:b/>
-                <w:sz w:val="20"/>
-              </w:rPr>
-              <w:t>主要威胁</w:t>
+              <w:t>执行策略与代表操作</w:t>
+            </w:r>
+          </w:p>
+        </w:tc>
+      </w:tr>
+      <w:tr>
+        <w:tc>
+          <w:tcPr>
+            <w:tcW w:type="dxa" w:w="5112"/>
+          </w:tcPr>
+          <w:p>
+            <w:r>
+              <w:t>绿色</w:t>
             </w:r>
           </w:p>
         </w:tc>
         <w:tc>
           <w:tcPr>
-            <w:tcW w:type="dxa" w:w="4752"/>
-            <w:vAlign w:val="center"/>
-            <w:tcBorders>
-              <w:top w:val="single" w:sz="4" w:color="D9D9D9"/>
-              <w:left w:val="single" w:sz="4" w:color="D9D9D9"/>
-              <w:bottom w:val="single" w:sz="4" w:color="D9D9D9"/>
-              <w:right w:val="single" w:sz="4" w:color="D9D9D9"/>
-            </w:tcBorders>
-            <w:tcMar>
-              <w:top w:w="85" w:type="dxa"/>
-              <w:left w:w="85" w:type="dxa"/>
-              <w:bottom w:w="85" w:type="dxa"/>
-              <w:right w:w="85" w:type="dxa"/>
-            </w:tcMar>
-            <w:shd w:fill="E5EDF5"/>
+            <w:tcW w:type="dxa" w:w="5112"/>
           </w:tcPr>
           <w:p>
-            <w:pPr>
-              <w:spacing w:after="60" w:line="269" w:lineRule="auto"/>
-            </w:pPr>
             <w:r>
-              <w:rPr>
-                <w:b/>
-                <w:sz w:val="20"/>
-              </w:rPr>
-              <w:t>当前控制</w:t>
+              <w:t>满足最小权限后自动执行余额、账单、交易等查询</w:t>
             </w:r>
           </w:p>
         </w:tc>
       </w:tr>
       <w:tr>
-        <w:trPr>
-          <w:cantSplit/>
-        </w:trPr>
         <w:tc>
           <w:tcPr>
-            <w:tcW w:type="dxa" w:w="1656"/>
-            <w:vAlign w:val="center"/>
-            <w:tcBorders>
-              <w:top w:val="single" w:sz="4" w:color="D9D9D9"/>
-              <w:left w:val="single" w:sz="4" w:color="D9D9D9"/>
-              <w:bottom w:val="single" w:sz="4" w:color="D9D9D9"/>
-              <w:right w:val="single" w:sz="4" w:color="D9D9D9"/>
-            </w:tcBorders>
-            <w:tcMar>
-              <w:top w:w="85" w:type="dxa"/>
-              <w:left w:w="85" w:type="dxa"/>
-              <w:bottom w:w="85" w:type="dxa"/>
-              <w:right w:w="85" w:type="dxa"/>
-            </w:tcMar>
-            <w:shd w:fill="FFFFFF"/>
+            <w:tcW w:type="dxa" w:w="5112"/>
           </w:tcPr>
           <w:p>
-            <w:pPr>
-              <w:spacing w:after="60" w:line="269" w:lineRule="auto"/>
-            </w:pPr>
             <w:r>
-              <w:rPr>
-                <w:b w:val="0"/>
-                <w:sz w:val="20"/>
-              </w:rPr>
-              <w:t>指令和模型候选</w:t>
+              <w:t>黄色</w:t>
             </w:r>
           </w:p>
         </w:tc>
         <w:tc>
           <w:tcPr>
-            <w:tcW w:type="dxa" w:w="3528"/>
-            <w:vAlign w:val="center"/>
-            <w:tcBorders>
-              <w:top w:val="single" w:sz="4" w:color="D9D9D9"/>
-              <w:left w:val="single" w:sz="4" w:color="D9D9D9"/>
-              <w:bottom w:val="single" w:sz="4" w:color="D9D9D9"/>
-              <w:right w:val="single" w:sz="4" w:color="D9D9D9"/>
-            </w:tcBorders>
-            <w:tcMar>
-              <w:top w:w="85" w:type="dxa"/>
-              <w:left w:w="85" w:type="dxa"/>
-              <w:bottom w:w="85" w:type="dxa"/>
-              <w:right w:w="85" w:type="dxa"/>
-            </w:tcMar>
-            <w:shd w:fill="FFFFFF"/>
+            <w:tcW w:type="dxa" w:w="5112"/>
           </w:tcPr>
           <w:p>
-            <w:pPr>
-              <w:spacing w:after="60" w:line="269" w:lineRule="auto"/>
-            </w:pPr>
             <w:r>
-              <w:rPr>
-                <w:b w:val="0"/>
-                <w:sz w:val="20"/>
-              </w:rPr>
-              <w:t>注入 越权 幻觉 条件遗漏</w:t>
+              <w:t>展示当前对象/金额/风险并明确确认；包括日累计含本次≤1000元的小额转账、取消订阅等</w:t>
+            </w:r>
+          </w:p>
+        </w:tc>
+      </w:tr>
+      <w:tr>
+        <w:tc>
+          <w:tcPr>
+            <w:tcW w:type="dxa" w:w="5112"/>
+          </w:tcPr>
+          <w:p>
+            <w:r>
+              <w:t>红色</w:t>
             </w:r>
           </w:p>
         </w:tc>
         <w:tc>
           <w:tcPr>
-            <w:tcW w:type="dxa" w:w="4752"/>
-            <w:vAlign w:val="center"/>
-            <w:tcBorders>
-              <w:top w:val="single" w:sz="4" w:color="D9D9D9"/>
-              <w:left w:val="single" w:sz="4" w:color="D9D9D9"/>
-              <w:bottom w:val="single" w:sz="4" w:color="D9D9D9"/>
-              <w:right w:val="single" w:sz="4" w:color="D9D9D9"/>
-            </w:tcBorders>
-            <w:tcMar>
-              <w:top w:w="85" w:type="dxa"/>
-              <w:left w:w="85" w:type="dxa"/>
-              <w:bottom w:w="85" w:type="dxa"/>
-              <w:right w:w="85" w:type="dxa"/>
-            </w:tcMar>
-            <w:shd w:fill="FFFFFF"/>
+            <w:tcW w:type="dxa" w:w="5112"/>
           </w:tcPr>
           <w:p>
-            <w:pPr>
-              <w:spacing w:after="60" w:line="269" w:lineRule="auto"/>
-            </w:pPr>
             <w:r>
-              <w:rPr>
-                <w:b w:val="0"/>
-                <w:sz w:val="20"/>
-              </w:rPr>
-              <w:t>注入检查 候选白名单 Schema 与澄清</w:t>
-            </w:r>
-          </w:p>
-        </w:tc>
-      </w:tr>
-      <w:tr>
-        <w:trPr>
-          <w:cantSplit/>
-        </w:trPr>
-        <w:tc>
-          <w:tcPr>
-            <w:tcW w:type="dxa" w:w="1656"/>
-            <w:vAlign w:val="center"/>
-            <w:tcBorders>
-              <w:top w:val="single" w:sz="4" w:color="D9D9D9"/>
-              <w:left w:val="single" w:sz="4" w:color="D9D9D9"/>
-              <w:bottom w:val="single" w:sz="4" w:color="D9D9D9"/>
-              <w:right w:val="single" w:sz="4" w:color="D9D9D9"/>
-            </w:tcBorders>
-            <w:tcMar>
-              <w:top w:w="85" w:type="dxa"/>
-              <w:left w:w="85" w:type="dxa"/>
-              <w:bottom w:w="85" w:type="dxa"/>
-              <w:right w:w="85" w:type="dxa"/>
-            </w:tcMar>
-            <w:shd w:fill="F5F7F9"/>
-          </w:tcPr>
-          <w:p>
-            <w:pPr>
-              <w:spacing w:after="60" w:line="269" w:lineRule="auto"/>
-            </w:pPr>
-            <w:r>
-              <w:rPr>
-                <w:b w:val="0"/>
-                <w:sz w:val="20"/>
-              </w:rPr>
-              <w:t>计划和确认</w:t>
-            </w:r>
-          </w:p>
-        </w:tc>
-        <w:tc>
-          <w:tcPr>
-            <w:tcW w:type="dxa" w:w="3528"/>
-            <w:vAlign w:val="center"/>
-            <w:tcBorders>
-              <w:top w:val="single" w:sz="4" w:color="D9D9D9"/>
-              <w:left w:val="single" w:sz="4" w:color="D9D9D9"/>
-              <w:bottom w:val="single" w:sz="4" w:color="D9D9D9"/>
-              <w:right w:val="single" w:sz="4" w:color="D9D9D9"/>
-            </w:tcBorders>
-            <w:tcMar>
-              <w:top w:w="85" w:type="dxa"/>
-              <w:left w:w="85" w:type="dxa"/>
-              <w:bottom w:w="85" w:type="dxa"/>
-              <w:right w:w="85" w:type="dxa"/>
-            </w:tcMar>
-            <w:shd w:fill="F5F7F9"/>
-          </w:tcPr>
-          <w:p>
-            <w:pPr>
-              <w:spacing w:after="60" w:line="269" w:lineRule="auto"/>
-            </w:pPr>
-            <w:r>
-              <w:rPr>
-                <w:b w:val="0"/>
-                <w:sz w:val="20"/>
-              </w:rPr>
-              <w:t>确认后改参 过期 重放</w:t>
-            </w:r>
-          </w:p>
-        </w:tc>
-        <w:tc>
-          <w:tcPr>
-            <w:tcW w:type="dxa" w:w="4752"/>
-            <w:vAlign w:val="center"/>
-            <w:tcBorders>
-              <w:top w:val="single" w:sz="4" w:color="D9D9D9"/>
-              <w:left w:val="single" w:sz="4" w:color="D9D9D9"/>
-              <w:bottom w:val="single" w:sz="4" w:color="D9D9D9"/>
-              <w:right w:val="single" w:sz="4" w:color="D9D9D9"/>
-            </w:tcBorders>
-            <w:tcMar>
-              <w:top w:w="85" w:type="dxa"/>
-              <w:left w:w="85" w:type="dxa"/>
-              <w:bottom w:w="85" w:type="dxa"/>
-              <w:right w:w="85" w:type="dxa"/>
-            </w:tcMar>
-            <w:shd w:fill="F5F7F9"/>
-          </w:tcPr>
-          <w:p>
-            <w:pPr>
-              <w:spacing w:after="60" w:line="269" w:lineRule="auto"/>
-            </w:pPr>
-            <w:r>
-              <w:rPr>
-                <w:b w:val="0"/>
-                <w:sz w:val="20"/>
-              </w:rPr>
-              <w:t>plan_hash Envelope nonce 有效期</w:t>
-            </w:r>
-          </w:p>
-        </w:tc>
-      </w:tr>
-      <w:tr>
-        <w:trPr>
-          <w:cantSplit/>
-        </w:trPr>
-        <w:tc>
-          <w:tcPr>
-            <w:tcW w:type="dxa" w:w="1656"/>
-            <w:vAlign w:val="center"/>
-            <w:tcBorders>
-              <w:top w:val="single" w:sz="4" w:color="D9D9D9"/>
-              <w:left w:val="single" w:sz="4" w:color="D9D9D9"/>
-              <w:bottom w:val="single" w:sz="4" w:color="D9D9D9"/>
-              <w:right w:val="single" w:sz="4" w:color="D9D9D9"/>
-            </w:tcBorders>
-            <w:tcMar>
-              <w:top w:w="85" w:type="dxa"/>
-              <w:left w:w="85" w:type="dxa"/>
-              <w:bottom w:w="85" w:type="dxa"/>
-              <w:right w:w="85" w:type="dxa"/>
-            </w:tcMar>
-            <w:shd w:fill="FFFFFF"/>
-          </w:tcPr>
-          <w:p>
-            <w:pPr>
-              <w:spacing w:after="60" w:line="269" w:lineRule="auto"/>
-            </w:pPr>
-            <w:r>
-              <w:rPr>
-                <w:b w:val="0"/>
-                <w:sz w:val="20"/>
-              </w:rPr>
-              <w:t>工具和资金状态</w:t>
-            </w:r>
-          </w:p>
-        </w:tc>
-        <w:tc>
-          <w:tcPr>
-            <w:tcW w:type="dxa" w:w="3528"/>
-            <w:vAlign w:val="center"/>
-            <w:tcBorders>
-              <w:top w:val="single" w:sz="4" w:color="D9D9D9"/>
-              <w:left w:val="single" w:sz="4" w:color="D9D9D9"/>
-              <w:bottom w:val="single" w:sz="4" w:color="D9D9D9"/>
-              <w:right w:val="single" w:sz="4" w:color="D9D9D9"/>
-            </w:tcBorders>
-            <w:tcMar>
-              <w:top w:w="85" w:type="dxa"/>
-              <w:left w:w="85" w:type="dxa"/>
-              <w:bottom w:w="85" w:type="dxa"/>
-              <w:right w:w="85" w:type="dxa"/>
-            </w:tcMar>
-            <w:shd w:fill="FFFFFF"/>
-          </w:tcPr>
-          <w:p>
-            <w:pPr>
-              <w:spacing w:after="60" w:line="269" w:lineRule="auto"/>
-            </w:pPr>
-            <w:r>
-              <w:rPr>
-                <w:b w:val="0"/>
-                <w:sz w:val="20"/>
-              </w:rPr>
-              <w:t>越权 重复扣款 部分失败</w:t>
-            </w:r>
-          </w:p>
-        </w:tc>
-        <w:tc>
-          <w:tcPr>
-            <w:tcW w:type="dxa" w:w="4752"/>
-            <w:vAlign w:val="center"/>
-            <w:tcBorders>
-              <w:top w:val="single" w:sz="4" w:color="D9D9D9"/>
-              <w:left w:val="single" w:sz="4" w:color="D9D9D9"/>
-              <w:bottom w:val="single" w:sz="4" w:color="D9D9D9"/>
-              <w:right w:val="single" w:sz="4" w:color="D9D9D9"/>
-            </w:tcBorders>
-            <w:tcMar>
-              <w:top w:w="85" w:type="dxa"/>
-              <w:left w:w="85" w:type="dxa"/>
-              <w:bottom w:w="85" w:type="dxa"/>
-              <w:right w:w="85" w:type="dxa"/>
-            </w:tcMar>
-            <w:shd w:fill="FFFFFF"/>
-          </w:tcPr>
-          <w:p>
-            <w:pPr>
-              <w:spacing w:after="60" w:line="269" w:lineRule="auto"/>
-            </w:pPr>
-            <w:r>
-              <w:rPr>
-                <w:b w:val="0"/>
-                <w:sz w:val="20"/>
-              </w:rPr>
-              <w:t>统一网关 幂等 补偿与对账</w:t>
-            </w:r>
-          </w:p>
-        </w:tc>
-      </w:tr>
-      <w:tr>
-        <w:trPr>
-          <w:cantSplit/>
-        </w:trPr>
-        <w:tc>
-          <w:tcPr>
-            <w:tcW w:type="dxa" w:w="1656"/>
-            <w:vAlign w:val="center"/>
-            <w:tcBorders>
-              <w:top w:val="single" w:sz="4" w:color="D9D9D9"/>
-              <w:left w:val="single" w:sz="4" w:color="D9D9D9"/>
-              <w:bottom w:val="single" w:sz="4" w:color="D9D9D9"/>
-              <w:right w:val="single" w:sz="4" w:color="D9D9D9"/>
-            </w:tcBorders>
-            <w:tcMar>
-              <w:top w:w="85" w:type="dxa"/>
-              <w:left w:w="85" w:type="dxa"/>
-              <w:bottom w:w="85" w:type="dxa"/>
-              <w:right w:w="85" w:type="dxa"/>
-            </w:tcMar>
-            <w:shd w:fill="F5F7F9"/>
-          </w:tcPr>
-          <w:p>
-            <w:pPr>
-              <w:spacing w:after="60" w:line="269" w:lineRule="auto"/>
-            </w:pPr>
-            <w:r>
-              <w:rPr>
-                <w:b w:val="0"/>
-                <w:sz w:val="20"/>
-              </w:rPr>
-              <w:t>审计和恢复</w:t>
-            </w:r>
-          </w:p>
-        </w:tc>
-        <w:tc>
-          <w:tcPr>
-            <w:tcW w:type="dxa" w:w="3528"/>
-            <w:vAlign w:val="center"/>
-            <w:tcBorders>
-              <w:top w:val="single" w:sz="4" w:color="D9D9D9"/>
-              <w:left w:val="single" w:sz="4" w:color="D9D9D9"/>
-              <w:bottom w:val="single" w:sz="4" w:color="D9D9D9"/>
-              <w:right w:val="single" w:sz="4" w:color="D9D9D9"/>
-            </w:tcBorders>
-            <w:tcMar>
-              <w:top w:w="85" w:type="dxa"/>
-              <w:left w:w="85" w:type="dxa"/>
-              <w:bottom w:w="85" w:type="dxa"/>
-              <w:right w:w="85" w:type="dxa"/>
-            </w:tcMar>
-            <w:shd w:fill="F5F7F9"/>
-          </w:tcPr>
-          <w:p>
-            <w:pPr>
-              <w:spacing w:after="60" w:line="269" w:lineRule="auto"/>
-            </w:pPr>
-            <w:r>
-              <w:rPr>
-                <w:b w:val="0"/>
-                <w:sz w:val="20"/>
-              </w:rPr>
-              <w:t>日志缺失 篡改 错误重试</w:t>
-            </w:r>
-          </w:p>
-        </w:tc>
-        <w:tc>
-          <w:tcPr>
-            <w:tcW w:type="dxa" w:w="4752"/>
-            <w:vAlign w:val="center"/>
-            <w:tcBorders>
-              <w:top w:val="single" w:sz="4" w:color="D9D9D9"/>
-              <w:left w:val="single" w:sz="4" w:color="D9D9D9"/>
-              <w:bottom w:val="single" w:sz="4" w:color="D9D9D9"/>
-              <w:right w:val="single" w:sz="4" w:color="D9D9D9"/>
-            </w:tcBorders>
-            <w:tcMar>
-              <w:top w:w="85" w:type="dxa"/>
-              <w:left w:w="85" w:type="dxa"/>
-              <w:bottom w:w="85" w:type="dxa"/>
-              <w:right w:w="85" w:type="dxa"/>
-            </w:tcMar>
-            <w:shd w:fill="F5F7F9"/>
-          </w:tcPr>
-          <w:p>
-            <w:pPr>
-              <w:spacing w:after="60" w:line="269" w:lineRule="auto"/>
-            </w:pPr>
-            <w:r>
-              <w:rPr>
-                <w:b w:val="0"/>
-                <w:sz w:val="20"/>
-              </w:rPr>
-              <w:t>journal SHA-256 链 UNKNOWN</w:t>
-            </w:r>
-          </w:p>
-        </w:tc>
-      </w:tr>
-      <w:tr>
-        <w:trPr>
-          <w:cantSplit/>
-        </w:trPr>
-        <w:tc>
-          <w:tcPr>
-            <w:tcW w:type="dxa" w:w="1656"/>
-            <w:vAlign w:val="center"/>
-            <w:tcBorders>
-              <w:top w:val="single" w:sz="4" w:color="D9D9D9"/>
-              <w:left w:val="single" w:sz="4" w:color="D9D9D9"/>
-              <w:bottom w:val="single" w:sz="4" w:color="D9D9D9"/>
-              <w:right w:val="single" w:sz="4" w:color="D9D9D9"/>
-            </w:tcBorders>
-            <w:tcMar>
-              <w:top w:w="85" w:type="dxa"/>
-              <w:left w:w="85" w:type="dxa"/>
-              <w:bottom w:w="85" w:type="dxa"/>
-              <w:right w:w="85" w:type="dxa"/>
-            </w:tcMar>
-            <w:shd w:fill="FFFFFF"/>
-          </w:tcPr>
-          <w:p>
-            <w:pPr>
-              <w:spacing w:after="60" w:line="269" w:lineRule="auto"/>
-            </w:pPr>
-            <w:r>
-              <w:rPr>
-                <w:b w:val="0"/>
-                <w:sz w:val="20"/>
-              </w:rPr>
-              <w:t>服务与资源</w:t>
-            </w:r>
-          </w:p>
-        </w:tc>
-        <w:tc>
-          <w:tcPr>
-            <w:tcW w:type="dxa" w:w="3528"/>
-            <w:vAlign w:val="center"/>
-            <w:tcBorders>
-              <w:top w:val="single" w:sz="4" w:color="D9D9D9"/>
-              <w:left w:val="single" w:sz="4" w:color="D9D9D9"/>
-              <w:bottom w:val="single" w:sz="4" w:color="D9D9D9"/>
-              <w:right w:val="single" w:sz="4" w:color="D9D9D9"/>
-            </w:tcBorders>
-            <w:tcMar>
-              <w:top w:w="85" w:type="dxa"/>
-              <w:left w:w="85" w:type="dxa"/>
-              <w:bottom w:w="85" w:type="dxa"/>
-              <w:right w:w="85" w:type="dxa"/>
-            </w:tcMar>
-            <w:shd w:fill="FFFFFF"/>
-          </w:tcPr>
-          <w:p>
-            <w:pPr>
-              <w:spacing w:after="60" w:line="269" w:lineRule="auto"/>
-            </w:pPr>
-            <w:r>
-              <w:rPr>
-                <w:b w:val="0"/>
-                <w:sz w:val="20"/>
-              </w:rPr>
-              <w:t>依赖故障 可疑操作 工具失控</w:t>
-            </w:r>
-          </w:p>
-        </w:tc>
-        <w:tc>
-          <w:tcPr>
-            <w:tcW w:type="dxa" w:w="4752"/>
-            <w:vAlign w:val="center"/>
-            <w:tcBorders>
-              <w:top w:val="single" w:sz="4" w:color="D9D9D9"/>
-              <w:left w:val="single" w:sz="4" w:color="D9D9D9"/>
-              <w:bottom w:val="single" w:sz="4" w:color="D9D9D9"/>
-              <w:right w:val="single" w:sz="4" w:color="D9D9D9"/>
-            </w:tcBorders>
-            <w:tcMar>
-              <w:top w:w="85" w:type="dxa"/>
-              <w:left w:w="85" w:type="dxa"/>
-              <w:bottom w:w="85" w:type="dxa"/>
-              <w:right w:w="85" w:type="dxa"/>
-            </w:tcMar>
-            <w:shd w:fill="FFFFFF"/>
-          </w:tcPr>
-          <w:p>
-            <w:pPr>
-              <w:spacing w:after="60" w:line="269" w:lineRule="auto"/>
-            </w:pPr>
-            <w:r>
-              <w:rPr>
-                <w:b w:val="0"/>
-                <w:sz w:val="20"/>
-              </w:rPr>
-              <w:t>readiness 熔断 进程内沙箱</w:t>
+              <w:t>明确确认并完成演示 OTP 或模拟生物识别；包括累计&gt;1000元转账、挂失/解挂、理财申购等</w:t>
             </w:r>
           </w:p>
         </w:tc>
       </w:tr>
     </w:tbl>
     <w:p>
-      <w:pPr>
-        <w:spacing w:after="60" w:line="60" w:lineRule="exact" w:before="0"/>
-      </w:pPr>
-    </w:p>
-    <w:p>
       <w:r>
-        <w:t>信任边界位于用户渠道、Planner 输出、授权执行和持久化事实之间。前端展示和本地存储不是授权来源，修改浏览器状态不能替代后端校验。角色由演示请求头自报，因此当前能力校验只能展示策略流程，不能证明真实调用者身份。</w:t>
-      </w:r>
-    </w:p>
-    <w:p>
-      <w:r>
-        <w:t>自评依据为当前代码、已有测试和本轮验证记录。没有开展完整外部渗透测试或生产环境验证。所有“已实现”均限定于本地原型；测试通过只代表对应条件下可复现。</w:t>
-      </w:r>
-    </w:p>
-    <w:p>
-      <w:r>
-        <w:rPr>
-          <w:sz w:val="18"/>
-        </w:rPr>
-        <w:t>代码依据  main.py；gateway.py；executor.py；planning/；trust/；banking/repository.py。代码路径相对 backend/aegisbank_api/，前端另注。</w:t>
+        <w:t>风险只能保持或上调。AuthzService 是能力校验的唯一口径；角色请求头不是认证。执行前重新评估风险、权限与 ActionEnvelope，撤权、过期、版本或哈希不一致均阻断。</w:t>
       </w:r>
     </w:p>
     <w:p>
       <w:pPr>
         <w:pStyle w:val="Heading1"/>
-        <w:pageBreakBefore/>
       </w:pPr>
       <w:r>
-        <w:t>2 权限分级的实现</w:t>
-      </w:r>
-    </w:p>
-    <w:p>
-      <w:pPr>
-        <w:pStyle w:val="Heading2"/>
-      </w:pPr>
-      <w:r>
-        <w:t>2 1 后端角色能力</w:t>
+        <w:t>2. 安全控制与验收依据</w:t>
       </w:r>
     </w:p>
     <w:tbl>
       <w:tblPr>
+        <w:tblStyle w:val="LightShading-Accent1"/>
         <w:tblW w:type="auto" w:w="0"/>
-        <w:tblLayout w:type="fixed"/>
         <w:tblLook w:firstColumn="1" w:firstRow="1" w:lastColumn="0" w:lastRow="0" w:noHBand="0" w:noVBand="1" w:val="04A0"/>
       </w:tblPr>
       <w:tblGrid>
-        <w:gridCol w:w="4752"/>
-        <w:gridCol w:w="1728"/>
-        <w:gridCol w:w="1728"/>
-        <w:gridCol w:w="1728"/>
+        <w:gridCol w:w="3408"/>
+        <w:gridCol w:w="3408"/>
+        <w:gridCol w:w="3408"/>
       </w:tblGrid>
       <w:tr>
-        <w:trPr>
-          <w:cantSplit/>
-          <w:tblHeader/>
-        </w:trPr>
         <w:tc>
           <w:tcPr>
-            <w:tcW w:type="dxa" w:w="4752"/>
-            <w:vAlign w:val="center"/>
-            <w:tcBorders>
-              <w:top w:val="single" w:sz="4" w:color="D9D9D9"/>
-              <w:left w:val="single" w:sz="4" w:color="D9D9D9"/>
-              <w:bottom w:val="single" w:sz="4" w:color="D9D9D9"/>
-              <w:right w:val="single" w:sz="4" w:color="D9D9D9"/>
-            </w:tcBorders>
-            <w:tcMar>
-              <w:top w:w="85" w:type="dxa"/>
-              <w:left w:w="85" w:type="dxa"/>
-              <w:bottom w:w="85" w:type="dxa"/>
-              <w:right w:w="85" w:type="dxa"/>
-            </w:tcMar>
-            <w:shd w:fill="E5EDF5"/>
+            <w:tcW w:type="dxa" w:w="3408"/>
           </w:tcPr>
           <w:p>
-            <w:pPr>
-              <w:spacing w:after="60" w:line="269" w:lineRule="auto"/>
-            </w:pPr>
             <w:r>
-              <w:rPr>
-                <w:b/>
-                <w:sz w:val="20"/>
-              </w:rPr>
-              <w:t>能力</w:t>
+              <w:t>风险</w:t>
             </w:r>
           </w:p>
         </w:tc>
         <w:tc>
           <w:tcPr>
-            <w:tcW w:type="dxa" w:w="1728"/>
-            <w:vAlign w:val="center"/>
-            <w:tcBorders>
-              <w:top w:val="single" w:sz="4" w:color="D9D9D9"/>
-              <w:left w:val="single" w:sz="4" w:color="D9D9D9"/>
-              <w:bottom w:val="single" w:sz="4" w:color="D9D9D9"/>
-              <w:right w:val="single" w:sz="4" w:color="D9D9D9"/>
-            </w:tcBorders>
-            <w:tcMar>
-              <w:top w:w="85" w:type="dxa"/>
-              <w:left w:w="85" w:type="dxa"/>
-              <w:bottom w:w="85" w:type="dxa"/>
-              <w:right w:w="85" w:type="dxa"/>
-            </w:tcMar>
-            <w:shd w:fill="E5EDF5"/>
+            <w:tcW w:type="dxa" w:w="3408"/>
           </w:tcPr>
           <w:p>
-            <w:pPr>
-              <w:spacing w:after="60" w:line="269" w:lineRule="auto"/>
-            </w:pPr>
             <w:r>
-              <w:rPr>
-                <w:b/>
-                <w:sz w:val="20"/>
-              </w:rPr>
-              <w:t>user</w:t>
+              <w:t>当前控制</w:t>
             </w:r>
           </w:p>
         </w:tc>
         <w:tc>
           <w:tcPr>
-            <w:tcW w:type="dxa" w:w="1728"/>
-            <w:vAlign w:val="center"/>
-            <w:tcBorders>
-              <w:top w:val="single" w:sz="4" w:color="D9D9D9"/>
-              <w:left w:val="single" w:sz="4" w:color="D9D9D9"/>
-              <w:bottom w:val="single" w:sz="4" w:color="D9D9D9"/>
-              <w:right w:val="single" w:sz="4" w:color="D9D9D9"/>
-            </w:tcBorders>
-            <w:tcMar>
-              <w:top w:w="85" w:type="dxa"/>
-              <w:left w:w="85" w:type="dxa"/>
-              <w:bottom w:w="85" w:type="dxa"/>
-              <w:right w:w="85" w:type="dxa"/>
-            </w:tcMar>
-            <w:shd w:fill="E5EDF5"/>
+            <w:tcW w:type="dxa" w:w="3408"/>
           </w:tcPr>
           <w:p>
-            <w:pPr>
-              <w:spacing w:after="60" w:line="269" w:lineRule="auto"/>
-            </w:pPr>
             <w:r>
-              <w:rPr>
-                <w:b/>
-                <w:sz w:val="20"/>
-              </w:rPr>
-              <w:t>operator</w:t>
+              <w:t>主要验证入口</w:t>
+            </w:r>
+          </w:p>
+        </w:tc>
+      </w:tr>
+      <w:tr>
+        <w:tc>
+          <w:tcPr>
+            <w:tcW w:type="dxa" w:w="3408"/>
+          </w:tcPr>
+          <w:p>
+            <w:r>
+              <w:t>幻觉与错误对象</w:t>
             </w:r>
           </w:p>
         </w:tc>
         <w:tc>
           <w:tcPr>
-            <w:tcW w:type="dxa" w:w="1728"/>
-            <w:vAlign w:val="center"/>
-            <w:tcBorders>
-              <w:top w:val="single" w:sz="4" w:color="D9D9D9"/>
-              <w:left w:val="single" w:sz="4" w:color="D9D9D9"/>
-              <w:bottom w:val="single" w:sz="4" w:color="D9D9D9"/>
-              <w:right w:val="single" w:sz="4" w:color="D9D9D9"/>
-            </w:tcBorders>
-            <w:tcMar>
-              <w:top w:w="85" w:type="dxa"/>
-              <w:left w:w="85" w:type="dxa"/>
-              <w:bottom w:w="85" w:type="dxa"/>
-              <w:right w:w="85" w:type="dxa"/>
-            </w:tcMar>
-            <w:shd w:fill="E5EDF5"/>
+            <w:tcW w:type="dxa" w:w="3408"/>
           </w:tcPr>
           <w:p>
-            <w:pPr>
-              <w:spacing w:after="60" w:line="269" w:lineRule="auto"/>
-            </w:pPr>
             <w:r>
-              <w:rPr>
-                <w:b/>
-                <w:sz w:val="20"/>
-              </w:rPr>
-              <w:t>auditor</w:t>
+              <w:t>确定性 Mock 事实、当前用户受控实体、候选白名单、歧义澄清</w:t>
+            </w:r>
+          </w:p>
+        </w:tc>
+        <w:tc>
+          <w:tcPr>
+            <w:tcW w:type="dxa" w:w="3408"/>
+          </w:tcPr>
+          <w:p>
+            <w:r>
+              <w:t>test_semantic_*、test_p0_core_feedback、test_u1_evaluation</w:t>
             </w:r>
           </w:p>
         </w:tc>
       </w:tr>
       <w:tr>
-        <w:trPr>
-          <w:cantSplit/>
-        </w:trPr>
         <w:tc>
           <w:tcPr>
-            <w:tcW w:type="dxa" w:w="4752"/>
-            <w:vAlign w:val="center"/>
-            <w:tcBorders>
-              <w:top w:val="single" w:sz="4" w:color="D9D9D9"/>
-              <w:left w:val="single" w:sz="4" w:color="D9D9D9"/>
-              <w:bottom w:val="single" w:sz="4" w:color="D9D9D9"/>
-              <w:right w:val="single" w:sz="4" w:color="D9D9D9"/>
-            </w:tcBorders>
-            <w:tcMar>
-              <w:top w:w="85" w:type="dxa"/>
-              <w:left w:w="85" w:type="dxa"/>
-              <w:bottom w:w="85" w:type="dxa"/>
-              <w:right w:w="85" w:type="dxa"/>
-            </w:tcMar>
-            <w:shd w:fill="FFFFFF"/>
+            <w:tcW w:type="dxa" w:w="3408"/>
           </w:tcPr>
           <w:p>
-            <w:pPr>
-              <w:spacing w:after="60" w:line="269" w:lineRule="auto"/>
-            </w:pPr>
             <w:r>
-              <w:rPr>
-                <w:b w:val="0"/>
-                <w:sz w:val="20"/>
-              </w:rPr>
-              <w:t>tool:execute 银行业务工具</w:t>
+              <w:t>Prompt 注入</w:t>
             </w:r>
           </w:p>
         </w:tc>
         <w:tc>
           <w:tcPr>
-            <w:tcW w:type="dxa" w:w="1728"/>
-            <w:vAlign w:val="center"/>
-            <w:tcBorders>
-              <w:top w:val="single" w:sz="4" w:color="D9D9D9"/>
-              <w:left w:val="single" w:sz="4" w:color="D9D9D9"/>
-              <w:bottom w:val="single" w:sz="4" w:color="D9D9D9"/>
-              <w:right w:val="single" w:sz="4" w:color="D9D9D9"/>
-            </w:tcBorders>
-            <w:tcMar>
-              <w:top w:w="85" w:type="dxa"/>
-              <w:left w:w="85" w:type="dxa"/>
-              <w:bottom w:w="85" w:type="dxa"/>
-              <w:right w:w="85" w:type="dxa"/>
-            </w:tcMar>
-            <w:shd w:fill="FFFFFF"/>
+            <w:tcW w:type="dxa" w:w="3408"/>
           </w:tcPr>
           <w:p>
-            <w:pPr>
-              <w:spacing w:after="60" w:line="269" w:lineRule="auto"/>
-            </w:pPr>
             <w:r>
-              <w:rPr>
-                <w:b w:val="0"/>
-                <w:sz w:val="20"/>
-              </w:rPr>
-              <w:t>允许</w:t>
+              <w:t>指令与参数检查、整条任务拒绝、跨轮不继承权限</w:t>
             </w:r>
           </w:p>
         </w:tc>
         <w:tc>
           <w:tcPr>
-            <w:tcW w:type="dxa" w:w="1728"/>
-            <w:vAlign w:val="center"/>
-            <w:tcBorders>
-              <w:top w:val="single" w:sz="4" w:color="D9D9D9"/>
-              <w:left w:val="single" w:sz="4" w:color="D9D9D9"/>
-              <w:bottom w:val="single" w:sz="4" w:color="D9D9D9"/>
-              <w:right w:val="single" w:sz="4" w:color="D9D9D9"/>
-            </w:tcBorders>
-            <w:tcMar>
-              <w:top w:w="85" w:type="dxa"/>
-              <w:left w:w="85" w:type="dxa"/>
-              <w:bottom w:w="85" w:type="dxa"/>
-              <w:right w:w="85" w:type="dxa"/>
-            </w:tcMar>
-            <w:shd w:fill="FFFFFF"/>
+            <w:tcW w:type="dxa" w:w="3408"/>
           </w:tcPr>
           <w:p>
-            <w:pPr>
-              <w:spacing w:after="60" w:line="269" w:lineRule="auto"/>
-            </w:pPr>
             <w:r>
-              <w:rPr>
-                <w:b w:val="0"/>
-                <w:sz w:val="20"/>
-              </w:rPr>
-              <w:t>拒绝</w:t>
+              <w:t>test_trust、test_u2_*</w:t>
+            </w:r>
+          </w:p>
+        </w:tc>
+      </w:tr>
+      <w:tr>
+        <w:tc>
+          <w:tcPr>
+            <w:tcW w:type="dxa" w:w="3408"/>
+          </w:tcPr>
+          <w:p>
+            <w:r>
+              <w:t>重放与重复扣款</w:t>
             </w:r>
           </w:p>
         </w:tc>
         <w:tc>
           <w:tcPr>
-            <w:tcW w:type="dxa" w:w="1728"/>
-            <w:vAlign w:val="center"/>
-            <w:tcBorders>
-              <w:top w:val="single" w:sz="4" w:color="D9D9D9"/>
-              <w:left w:val="single" w:sz="4" w:color="D9D9D9"/>
-              <w:bottom w:val="single" w:sz="4" w:color="D9D9D9"/>
-              <w:right w:val="single" w:sz="4" w:color="D9D9D9"/>
-            </w:tcBorders>
-            <w:tcMar>
-              <w:top w:w="85" w:type="dxa"/>
-              <w:left w:w="85" w:type="dxa"/>
-              <w:bottom w:w="85" w:type="dxa"/>
-              <w:right w:w="85" w:type="dxa"/>
-            </w:tcMar>
-            <w:shd w:fill="FFFFFF"/>
+            <w:tcW w:type="dxa" w:w="3408"/>
           </w:tcPr>
           <w:p>
-            <w:pPr>
-              <w:spacing w:after="60" w:line="269" w:lineRule="auto"/>
-            </w:pPr>
             <w:r>
-              <w:rPr>
-                <w:b w:val="0"/>
-                <w:sz w:val="20"/>
-              </w:rPr>
-              <w:t>拒绝</w:t>
+              <w:t>nonce、有效期、计划/参数绑定、幂等键、草稿版本</w:t>
+            </w:r>
+          </w:p>
+        </w:tc>
+        <w:tc>
+          <w:tcPr>
+            <w:tcW w:type="dxa" w:w="3408"/>
+          </w:tcPr>
+          <w:p>
+            <w:r>
+              <w:t>test_trust、test_u2_lead_integration、test_u4_delivery_regression</w:t>
             </w:r>
           </w:p>
         </w:tc>
       </w:tr>
       <w:tr>
-        <w:trPr>
-          <w:cantSplit/>
-        </w:trPr>
         <w:tc>
           <w:tcPr>
-            <w:tcW w:type="dxa" w:w="4752"/>
-            <w:vAlign w:val="center"/>
-            <w:tcBorders>
-              <w:top w:val="single" w:sz="4" w:color="D9D9D9"/>
-              <w:left w:val="single" w:sz="4" w:color="D9D9D9"/>
-              <w:bottom w:val="single" w:sz="4" w:color="D9D9D9"/>
-              <w:right w:val="single" w:sz="4" w:color="D9D9D9"/>
-            </w:tcBorders>
-            <w:tcMar>
-              <w:top w:w="85" w:type="dxa"/>
-              <w:left w:w="85" w:type="dxa"/>
-              <w:bottom w:w="85" w:type="dxa"/>
-              <w:right w:w="85" w:type="dxa"/>
-            </w:tcMar>
-            <w:shd w:fill="F5F7F9"/>
+            <w:tcW w:type="dxa" w:w="3408"/>
           </w:tcPr>
           <w:p>
-            <w:pPr>
-              <w:spacing w:after="60" w:line="269" w:lineRule="auto"/>
-            </w:pPr>
             <w:r>
-              <w:rPr>
-                <w:b w:val="0"/>
-                <w:sz w:val="20"/>
-              </w:rPr>
-              <w:t>permission:manage 工具授权</w:t>
+              <w:t>未就绪与未知结果</w:t>
             </w:r>
           </w:p>
         </w:tc>
         <w:tc>
           <w:tcPr>
-            <w:tcW w:type="dxa" w:w="1728"/>
-            <w:vAlign w:val="center"/>
-            <w:tcBorders>
-              <w:top w:val="single" w:sz="4" w:color="D9D9D9"/>
-              <w:left w:val="single" w:sz="4" w:color="D9D9D9"/>
-              <w:bottom w:val="single" w:sz="4" w:color="D9D9D9"/>
-              <w:right w:val="single" w:sz="4" w:color="D9D9D9"/>
-            </w:tcBorders>
-            <w:tcMar>
-              <w:top w:w="85" w:type="dxa"/>
-              <w:left w:w="85" w:type="dxa"/>
-              <w:bottom w:w="85" w:type="dxa"/>
-              <w:right w:w="85" w:type="dxa"/>
-            </w:tcMar>
-            <w:shd w:fill="F5F7F9"/>
+            <w:tcW w:type="dxa" w:w="3408"/>
           </w:tcPr>
           <w:p>
-            <w:pPr>
-              <w:spacing w:after="60" w:line="269" w:lineRule="auto"/>
-            </w:pPr>
             <w:r>
-              <w:rPr>
-                <w:b w:val="0"/>
-                <w:sz w:val="20"/>
-              </w:rPr>
-              <w:t>允许</w:t>
+              <w:t>readiness fail closed；UNKNOWN 不自动重试或展示成功</w:t>
             </w:r>
           </w:p>
         </w:tc>
         <w:tc>
           <w:tcPr>
-            <w:tcW w:type="dxa" w:w="1728"/>
-            <w:vAlign w:val="center"/>
-            <w:tcBorders>
-              <w:top w:val="single" w:sz="4" w:color="D9D9D9"/>
-              <w:left w:val="single" w:sz="4" w:color="D9D9D9"/>
-              <w:bottom w:val="single" w:sz="4" w:color="D9D9D9"/>
-              <w:right w:val="single" w:sz="4" w:color="D9D9D9"/>
-            </w:tcBorders>
-            <w:tcMar>
-              <w:top w:w="85" w:type="dxa"/>
-              <w:left w:w="85" w:type="dxa"/>
-              <w:bottom w:w="85" w:type="dxa"/>
-              <w:right w:w="85" w:type="dxa"/>
-            </w:tcMar>
-            <w:shd w:fill="F5F7F9"/>
+            <w:tcW w:type="dxa" w:w="3408"/>
           </w:tcPr>
           <w:p>
-            <w:pPr>
-              <w:spacing w:after="60" w:line="269" w:lineRule="auto"/>
-            </w:pPr>
             <w:r>
-              <w:rPr>
-                <w:b w:val="0"/>
-                <w:sz w:val="20"/>
-              </w:rPr>
-              <w:t>允许</w:t>
+              <w:t>test_trust、test_compensation、前端 security</w:t>
+            </w:r>
+          </w:p>
+        </w:tc>
+      </w:tr>
+      <w:tr>
+        <w:tc>
+          <w:tcPr>
+            <w:tcW w:type="dxa" w:w="3408"/>
+          </w:tcPr>
+          <w:p>
+            <w:r>
+              <w:t>可疑行为</w:t>
             </w:r>
           </w:p>
         </w:tc>
         <w:tc>
           <w:tcPr>
-            <w:tcW w:type="dxa" w:w="1728"/>
-            <w:vAlign w:val="center"/>
-            <w:tcBorders>
-              <w:top w:val="single" w:sz="4" w:color="D9D9D9"/>
-              <w:left w:val="single" w:sz="4" w:color="D9D9D9"/>
-              <w:bottom w:val="single" w:sz="4" w:color="D9D9D9"/>
-              <w:right w:val="single" w:sz="4" w:color="D9D9D9"/>
-            </w:tcBorders>
-            <w:tcMar>
-              <w:top w:w="85" w:type="dxa"/>
-              <w:left w:w="85" w:type="dxa"/>
-              <w:bottom w:w="85" w:type="dxa"/>
-              <w:right w:w="85" w:type="dxa"/>
-            </w:tcMar>
-            <w:shd w:fill="F5F7F9"/>
+            <w:tcW w:type="dxa" w:w="3408"/>
           </w:tcPr>
           <w:p>
-            <w:pPr>
-              <w:spacing w:after="60" w:line="269" w:lineRule="auto"/>
-            </w:pPr>
             <w:r>
-              <w:rPr>
-                <w:b w:val="0"/>
-                <w:sz w:val="20"/>
-              </w:rPr>
-              <w:t>拒绝</w:t>
+              <w:t>按用户熔断，合法只读保留；operator 解锁并写审计</w:t>
+            </w:r>
+          </w:p>
+        </w:tc>
+        <w:tc>
+          <w:tcPr>
+            <w:tcW w:type="dxa" w:w="3408"/>
+          </w:tcPr>
+          <w:p>
+            <w:r>
+              <w:t>test_breaker、test_p0_core_feedback</w:t>
             </w:r>
           </w:p>
         </w:tc>
       </w:tr>
       <w:tr>
-        <w:trPr>
-          <w:cantSplit/>
-        </w:trPr>
         <w:tc>
           <w:tcPr>
-            <w:tcW w:type="dxa" w:w="4752"/>
-            <w:vAlign w:val="center"/>
-            <w:tcBorders>
-              <w:top w:val="single" w:sz="4" w:color="D9D9D9"/>
-              <w:left w:val="single" w:sz="4" w:color="D9D9D9"/>
-              <w:bottom w:val="single" w:sz="4" w:color="D9D9D9"/>
-              <w:right w:val="single" w:sz="4" w:color="D9D9D9"/>
-            </w:tcBorders>
-            <w:tcMar>
-              <w:top w:w="85" w:type="dxa"/>
-              <w:left w:w="85" w:type="dxa"/>
-              <w:bottom w:w="85" w:type="dxa"/>
-              <w:right w:w="85" w:type="dxa"/>
-            </w:tcMar>
-            <w:shd w:fill="FFFFFF"/>
+            <w:tcW w:type="dxa" w:w="3408"/>
           </w:tcPr>
           <w:p>
-            <w:pPr>
-              <w:spacing w:after="60" w:line="269" w:lineRule="auto"/>
-            </w:pPr>
             <w:r>
-              <w:rPr>
-                <w:b w:val="0"/>
-                <w:sz w:val="20"/>
-              </w:rPr>
-              <w:t>audit:read 读取审计</w:t>
+              <w:t>非受控执行</w:t>
             </w:r>
           </w:p>
         </w:tc>
         <w:tc>
           <w:tcPr>
-            <w:tcW w:type="dxa" w:w="1728"/>
-            <w:vAlign w:val="center"/>
-            <w:tcBorders>
-              <w:top w:val="single" w:sz="4" w:color="D9D9D9"/>
-              <w:left w:val="single" w:sz="4" w:color="D9D9D9"/>
-              <w:bottom w:val="single" w:sz="4" w:color="D9D9D9"/>
-              <w:right w:val="single" w:sz="4" w:color="D9D9D9"/>
-            </w:tcBorders>
-            <w:tcMar>
-              <w:top w:w="85" w:type="dxa"/>
-              <w:left w:w="85" w:type="dxa"/>
-              <w:bottom w:w="85" w:type="dxa"/>
-              <w:right w:w="85" w:type="dxa"/>
-            </w:tcMar>
-            <w:shd w:fill="FFFFFF"/>
+            <w:tcW w:type="dxa" w:w="3408"/>
           </w:tcPr>
           <w:p>
-            <w:pPr>
-              <w:spacing w:after="60" w:line="269" w:lineRule="auto"/>
-            </w:pPr>
             <w:r>
-              <w:rPr>
-                <w:b w:val="0"/>
-                <w:sz w:val="20"/>
-              </w:rPr>
-              <w:t>允许</w:t>
+              <w:t>ToolExecutor + SandboxGuard；网络、超时、体积、白名单检查</w:t>
             </w:r>
           </w:p>
         </w:tc>
         <w:tc>
           <w:tcPr>
-            <w:tcW w:type="dxa" w:w="1728"/>
-            <w:vAlign w:val="center"/>
-            <w:tcBorders>
-              <w:top w:val="single" w:sz="4" w:color="D9D9D9"/>
-              <w:left w:val="single" w:sz="4" w:color="D9D9D9"/>
-              <w:bottom w:val="single" w:sz="4" w:color="D9D9D9"/>
-              <w:right w:val="single" w:sz="4" w:color="D9D9D9"/>
-            </w:tcBorders>
-            <w:tcMar>
-              <w:top w:w="85" w:type="dxa"/>
-              <w:left w:w="85" w:type="dxa"/>
-              <w:bottom w:w="85" w:type="dxa"/>
-              <w:right w:w="85" w:type="dxa"/>
-            </w:tcMar>
-            <w:shd w:fill="FFFFFF"/>
+            <w:tcW w:type="dxa" w:w="3408"/>
           </w:tcPr>
           <w:p>
-            <w:pPr>
-              <w:spacing w:after="60" w:line="269" w:lineRule="auto"/>
-            </w:pPr>
             <w:r>
-              <w:rPr>
-                <w:b w:val="0"/>
-                <w:sz w:val="20"/>
-              </w:rPr>
-              <w:t>允许</w:t>
+              <w:t>test_sandbox</w:t>
+            </w:r>
+          </w:p>
+        </w:tc>
+      </w:tr>
+      <w:tr>
+        <w:tc>
+          <w:tcPr>
+            <w:tcW w:type="dxa" w:w="3408"/>
+          </w:tcPr>
+          <w:p>
+            <w:r>
+              <w:t>补偿旁路</w:t>
             </w:r>
           </w:p>
         </w:tc>
         <w:tc>
           <w:tcPr>
-            <w:tcW w:type="dxa" w:w="1728"/>
-            <w:vAlign w:val="center"/>
-            <w:tcBorders>
-              <w:top w:val="single" w:sz="4" w:color="D9D9D9"/>
-              <w:left w:val="single" w:sz="4" w:color="D9D9D9"/>
-              <w:bottom w:val="single" w:sz="4" w:color="D9D9D9"/>
-              <w:right w:val="single" w:sz="4" w:color="D9D9D9"/>
-            </w:tcBorders>
-            <w:tcMar>
-              <w:top w:w="85" w:type="dxa"/>
-              <w:left w:w="85" w:type="dxa"/>
-              <w:bottom w:w="85" w:type="dxa"/>
-              <w:right w:w="85" w:type="dxa"/>
-            </w:tcMar>
-            <w:shd w:fill="FFFFFF"/>
+            <w:tcW w:type="dxa" w:w="3408"/>
           </w:tcPr>
           <w:p>
-            <w:pPr>
-              <w:spacing w:after="60" w:line="269" w:lineRule="auto"/>
-            </w:pPr>
             <w:r>
-              <w:rPr>
-                <w:b w:val="0"/>
-                <w:sz w:val="20"/>
-              </w:rPr>
-              <w:t>允许</w:t>
+              <w:t>反向工具重走授权、风险、执行器与审计；不可逆明确拒绝</w:t>
+            </w:r>
+          </w:p>
+        </w:tc>
+        <w:tc>
+          <w:tcPr>
+            <w:tcW w:type="dxa" w:w="3408"/>
+          </w:tcPr>
+          <w:p>
+            <w:r>
+              <w:t>test_compensation、test_backend_hardening</w:t>
             </w:r>
           </w:p>
         </w:tc>
       </w:tr>
       <w:tr>
-        <w:trPr>
-          <w:cantSplit/>
-        </w:trPr>
         <w:tc>
           <w:tcPr>
-            <w:tcW w:type="dxa" w:w="4752"/>
-            <w:vAlign w:val="center"/>
-            <w:tcBorders>
-              <w:top w:val="single" w:sz="4" w:color="D9D9D9"/>
-              <w:left w:val="single" w:sz="4" w:color="D9D9D9"/>
-              <w:bottom w:val="single" w:sz="4" w:color="D9D9D9"/>
-              <w:right w:val="single" w:sz="4" w:color="D9D9D9"/>
-            </w:tcBorders>
-            <w:tcMar>
-              <w:top w:w="85" w:type="dxa"/>
-              <w:left w:w="85" w:type="dxa"/>
-              <w:bottom w:w="85" w:type="dxa"/>
-              <w:right w:w="85" w:type="dxa"/>
-            </w:tcMar>
-            <w:shd w:fill="F5F7F9"/>
+            <w:tcW w:type="dxa" w:w="3408"/>
           </w:tcPr>
           <w:p>
-            <w:pPr>
-              <w:spacing w:after="60" w:line="269" w:lineRule="auto"/>
-            </w:pPr>
             <w:r>
-              <w:rPr>
-                <w:b w:val="0"/>
-                <w:sz w:val="20"/>
-              </w:rPr>
-              <w:t>ops:manage 运维和熔断解除</w:t>
+              <w:t>日志失真</w:t>
             </w:r>
           </w:p>
         </w:tc>
         <w:tc>
           <w:tcPr>
-            <w:tcW w:type="dxa" w:w="1728"/>
-            <w:vAlign w:val="center"/>
-            <w:tcBorders>
-              <w:top w:val="single" w:sz="4" w:color="D9D9D9"/>
-              <w:left w:val="single" w:sz="4" w:color="D9D9D9"/>
-              <w:bottom w:val="single" w:sz="4" w:color="D9D9D9"/>
-              <w:right w:val="single" w:sz="4" w:color="D9D9D9"/>
-            </w:tcBorders>
-            <w:tcMar>
-              <w:top w:w="85" w:type="dxa"/>
-              <w:left w:w="85" w:type="dxa"/>
-              <w:bottom w:w="85" w:type="dxa"/>
-              <w:right w:w="85" w:type="dxa"/>
-            </w:tcMar>
-            <w:shd w:fill="F5F7F9"/>
+            <w:tcW w:type="dxa" w:w="3408"/>
           </w:tcPr>
           <w:p>
-            <w:pPr>
-              <w:spacing w:after="60" w:line="269" w:lineRule="auto"/>
-            </w:pPr>
             <w:r>
-              <w:rPr>
-                <w:b w:val="0"/>
-                <w:sz w:val="20"/>
-              </w:rPr>
-              <w:t>拒绝</w:t>
+              <w:t>SHA-256 链及 source/verified/verification_kind 证据分层</w:t>
             </w:r>
           </w:p>
         </w:tc>
         <w:tc>
           <w:tcPr>
-            <w:tcW w:type="dxa" w:w="1728"/>
-            <w:vAlign w:val="center"/>
-            <w:tcBorders>
-              <w:top w:val="single" w:sz="4" w:color="D9D9D9"/>
-              <w:left w:val="single" w:sz="4" w:color="D9D9D9"/>
-              <w:bottom w:val="single" w:sz="4" w:color="D9D9D9"/>
-              <w:right w:val="single" w:sz="4" w:color="D9D9D9"/>
-            </w:tcBorders>
-            <w:tcMar>
-              <w:top w:w="85" w:type="dxa"/>
-              <w:left w:w="85" w:type="dxa"/>
-              <w:bottom w:w="85" w:type="dxa"/>
-              <w:right w:w="85" w:type="dxa"/>
-            </w:tcMar>
-            <w:shd w:fill="F5F7F9"/>
+            <w:tcW w:type="dxa" w:w="3408"/>
           </w:tcPr>
           <w:p>
-            <w:pPr>
-              <w:spacing w:after="60" w:line="269" w:lineRule="auto"/>
-            </w:pPr>
             <w:r>
-              <w:rPr>
-                <w:b w:val="0"/>
-                <w:sz w:val="20"/>
-              </w:rPr>
-              <w:t>允许</w:t>
-            </w:r>
-          </w:p>
-        </w:tc>
-        <w:tc>
-          <w:tcPr>
-            <w:tcW w:type="dxa" w:w="1728"/>
-            <w:vAlign w:val="center"/>
-            <w:tcBorders>
-              <w:top w:val="single" w:sz="4" w:color="D9D9D9"/>
-              <w:left w:val="single" w:sz="4" w:color="D9D9D9"/>
-              <w:bottom w:val="single" w:sz="4" w:color="D9D9D9"/>
-              <w:right w:val="single" w:sz="4" w:color="D9D9D9"/>
-            </w:tcBorders>
-            <w:tcMar>
-              <w:top w:w="85" w:type="dxa"/>
-              <w:left w:w="85" w:type="dxa"/>
-              <w:bottom w:w="85" w:type="dxa"/>
-              <w:right w:w="85" w:type="dxa"/>
-            </w:tcMar>
-            <w:shd w:fill="F5F7F9"/>
-          </w:tcPr>
-          <w:p>
-            <w:pPr>
-              <w:spacing w:after="60" w:line="269" w:lineRule="auto"/>
-            </w:pPr>
-            <w:r>
-              <w:rPr>
-                <w:b w:val="0"/>
-                <w:sz w:val="20"/>
-              </w:rPr>
-              <w:t>拒绝</w:t>
-            </w:r>
-          </w:p>
-        </w:tc>
-      </w:tr>
-      <w:tr>
-        <w:trPr>
-          <w:cantSplit/>
-        </w:trPr>
-        <w:tc>
-          <w:tcPr>
-            <w:tcW w:type="dxa" w:w="4752"/>
-            <w:vAlign w:val="center"/>
-            <w:tcBorders>
-              <w:top w:val="single" w:sz="4" w:color="D9D9D9"/>
-              <w:left w:val="single" w:sz="4" w:color="D9D9D9"/>
-              <w:bottom w:val="single" w:sz="4" w:color="D9D9D9"/>
-              <w:right w:val="single" w:sz="4" w:color="D9D9D9"/>
-            </w:tcBorders>
-            <w:tcMar>
-              <w:top w:w="85" w:type="dxa"/>
-              <w:left w:w="85" w:type="dxa"/>
-              <w:bottom w:w="85" w:type="dxa"/>
-              <w:right w:w="85" w:type="dxa"/>
-            </w:tcMar>
-            <w:shd w:fill="FFFFFF"/>
-          </w:tcPr>
-          <w:p>
-            <w:pPr>
-              <w:spacing w:after="60" w:line="269" w:lineRule="auto"/>
-            </w:pPr>
-            <w:r>
-              <w:rPr>
-                <w:b w:val="0"/>
-                <w:sz w:val="20"/>
-              </w:rPr>
-              <w:t>trust:inspect 信任核查</w:t>
-            </w:r>
-          </w:p>
-        </w:tc>
-        <w:tc>
-          <w:tcPr>
-            <w:tcW w:type="dxa" w:w="1728"/>
-            <w:vAlign w:val="center"/>
-            <w:tcBorders>
-              <w:top w:val="single" w:sz="4" w:color="D9D9D9"/>
-              <w:left w:val="single" w:sz="4" w:color="D9D9D9"/>
-              <w:bottom w:val="single" w:sz="4" w:color="D9D9D9"/>
-              <w:right w:val="single" w:sz="4" w:color="D9D9D9"/>
-            </w:tcBorders>
-            <w:tcMar>
-              <w:top w:w="85" w:type="dxa"/>
-              <w:left w:w="85" w:type="dxa"/>
-              <w:bottom w:w="85" w:type="dxa"/>
-              <w:right w:w="85" w:type="dxa"/>
-            </w:tcMar>
-            <w:shd w:fill="FFFFFF"/>
-          </w:tcPr>
-          <w:p>
-            <w:pPr>
-              <w:spacing w:after="60" w:line="269" w:lineRule="auto"/>
-            </w:pPr>
-            <w:r>
-              <w:rPr>
-                <w:b w:val="0"/>
-                <w:sz w:val="20"/>
-              </w:rPr>
-              <w:t>允许</w:t>
-            </w:r>
-          </w:p>
-        </w:tc>
-        <w:tc>
-          <w:tcPr>
-            <w:tcW w:type="dxa" w:w="1728"/>
-            <w:vAlign w:val="center"/>
-            <w:tcBorders>
-              <w:top w:val="single" w:sz="4" w:color="D9D9D9"/>
-              <w:left w:val="single" w:sz="4" w:color="D9D9D9"/>
-              <w:bottom w:val="single" w:sz="4" w:color="D9D9D9"/>
-              <w:right w:val="single" w:sz="4" w:color="D9D9D9"/>
-            </w:tcBorders>
-            <w:tcMar>
-              <w:top w:w="85" w:type="dxa"/>
-              <w:left w:w="85" w:type="dxa"/>
-              <w:bottom w:w="85" w:type="dxa"/>
-              <w:right w:w="85" w:type="dxa"/>
-            </w:tcMar>
-            <w:shd w:fill="FFFFFF"/>
-          </w:tcPr>
-          <w:p>
-            <w:pPr>
-              <w:spacing w:after="60" w:line="269" w:lineRule="auto"/>
-            </w:pPr>
-            <w:r>
-              <w:rPr>
-                <w:b w:val="0"/>
-                <w:sz w:val="20"/>
-              </w:rPr>
-              <w:t>允许</w:t>
-            </w:r>
-          </w:p>
-        </w:tc>
-        <w:tc>
-          <w:tcPr>
-            <w:tcW w:type="dxa" w:w="1728"/>
-            <w:vAlign w:val="center"/>
-            <w:tcBorders>
-              <w:top w:val="single" w:sz="4" w:color="D9D9D9"/>
-              <w:left w:val="single" w:sz="4" w:color="D9D9D9"/>
-              <w:bottom w:val="single" w:sz="4" w:color="D9D9D9"/>
-              <w:right w:val="single" w:sz="4" w:color="D9D9D9"/>
-            </w:tcBorders>
-            <w:tcMar>
-              <w:top w:w="85" w:type="dxa"/>
-              <w:left w:w="85" w:type="dxa"/>
-              <w:bottom w:w="85" w:type="dxa"/>
-              <w:right w:w="85" w:type="dxa"/>
-            </w:tcMar>
-            <w:shd w:fill="FFFFFF"/>
-          </w:tcPr>
-          <w:p>
-            <w:pPr>
-              <w:spacing w:after="60" w:line="269" w:lineRule="auto"/>
-            </w:pPr>
-            <w:r>
-              <w:rPr>
-                <w:b w:val="0"/>
-                <w:sz w:val="20"/>
-              </w:rPr>
-              <w:t>允许</w:t>
+              <w:t>test_trust、六场景脚本、/api/audit/verify</w:t>
             </w:r>
           </w:p>
         </w:tc>
       </w:tr>
     </w:tbl>
     <w:p>
-      <w:pPr>
-        <w:spacing w:after="60" w:line="60" w:lineRule="exact" w:before="0"/>
-      </w:pPr>
-    </w:p>
-    <w:p>
       <w:r>
-        <w:t>AuthzService 是矩阵唯一来源。网关检查角色能力与工具最小权限；operator 可以运维和权限管理，但不能代替用户发起银行操作。前端从 /authz/me 取得能力，仅做入口禁用与说明；策略加载失败关闭写入口。</w:t>
-      </w:r>
-    </w:p>
-    <w:p>
-      <w:pPr>
-        <w:pStyle w:val="Heading2"/>
-      </w:pPr>
-      <w:r>
-        <w:t>2 2 风险和确认强度</w:t>
-      </w:r>
-    </w:p>
-    <w:tbl>
-      <w:tblPr>
-        <w:tblW w:type="auto" w:w="0"/>
-        <w:tblLayout w:type="fixed"/>
-        <w:tblLook w:firstColumn="1" w:firstRow="1" w:lastColumn="0" w:lastRow="0" w:noHBand="0" w:noVBand="1" w:val="04A0"/>
-      </w:tblPr>
-      <w:tblGrid>
-        <w:gridCol w:w="1008"/>
-        <w:gridCol w:w="2952"/>
-        <w:gridCol w:w="5976"/>
-      </w:tblGrid>
-      <w:tr>
-        <w:trPr>
-          <w:cantSplit/>
-          <w:tblHeader/>
-        </w:trPr>
-        <w:tc>
-          <w:tcPr>
-            <w:tcW w:type="dxa" w:w="1008"/>
-            <w:vAlign w:val="center"/>
-            <w:tcBorders>
-              <w:top w:val="single" w:sz="4" w:color="D9D9D9"/>
-              <w:left w:val="single" w:sz="4" w:color="D9D9D9"/>
-              <w:bottom w:val="single" w:sz="4" w:color="D9D9D9"/>
-              <w:right w:val="single" w:sz="4" w:color="D9D9D9"/>
-            </w:tcBorders>
-            <w:tcMar>
-              <w:top w:w="85" w:type="dxa"/>
-              <w:left w:w="85" w:type="dxa"/>
-              <w:bottom w:w="85" w:type="dxa"/>
-              <w:right w:w="85" w:type="dxa"/>
-            </w:tcMar>
-            <w:shd w:fill="E5EDF5"/>
-          </w:tcPr>
-          <w:p>
-            <w:pPr>
-              <w:spacing w:after="60" w:line="269" w:lineRule="auto"/>
-            </w:pPr>
-            <w:r>
-              <w:rPr>
-                <w:b/>
-                <w:sz w:val="20"/>
-              </w:rPr>
-              <w:t>级别</w:t>
-            </w:r>
-          </w:p>
-        </w:tc>
-        <w:tc>
-          <w:tcPr>
-            <w:tcW w:type="dxa" w:w="2952"/>
-            <w:vAlign w:val="center"/>
-            <w:tcBorders>
-              <w:top w:val="single" w:sz="4" w:color="D9D9D9"/>
-              <w:left w:val="single" w:sz="4" w:color="D9D9D9"/>
-              <w:bottom w:val="single" w:sz="4" w:color="D9D9D9"/>
-              <w:right w:val="single" w:sz="4" w:color="D9D9D9"/>
-            </w:tcBorders>
-            <w:tcMar>
-              <w:top w:w="85" w:type="dxa"/>
-              <w:left w:w="85" w:type="dxa"/>
-              <w:bottom w:w="85" w:type="dxa"/>
-              <w:right w:w="85" w:type="dxa"/>
-            </w:tcMar>
-            <w:shd w:fill="E5EDF5"/>
-          </w:tcPr>
-          <w:p>
-            <w:pPr>
-              <w:spacing w:after="60" w:line="269" w:lineRule="auto"/>
-            </w:pPr>
-            <w:r>
-              <w:rPr>
-                <w:b/>
-                <w:sz w:val="20"/>
-              </w:rPr>
-              <w:t>执行策略</w:t>
-            </w:r>
-          </w:p>
-        </w:tc>
-        <w:tc>
-          <w:tcPr>
-            <w:tcW w:type="dxa" w:w="5976"/>
-            <w:vAlign w:val="center"/>
-            <w:tcBorders>
-              <w:top w:val="single" w:sz="4" w:color="D9D9D9"/>
-              <w:left w:val="single" w:sz="4" w:color="D9D9D9"/>
-              <w:bottom w:val="single" w:sz="4" w:color="D9D9D9"/>
-              <w:right w:val="single" w:sz="4" w:color="D9D9D9"/>
-            </w:tcBorders>
-            <w:tcMar>
-              <w:top w:w="85" w:type="dxa"/>
-              <w:left w:w="85" w:type="dxa"/>
-              <w:bottom w:w="85" w:type="dxa"/>
-              <w:right w:w="85" w:type="dxa"/>
-            </w:tcMar>
-            <w:shd w:fill="E5EDF5"/>
-          </w:tcPr>
-          <w:p>
-            <w:pPr>
-              <w:spacing w:after="60" w:line="269" w:lineRule="auto"/>
-            </w:pPr>
-            <w:r>
-              <w:rPr>
-                <w:b/>
-                <w:sz w:val="20"/>
-              </w:rPr>
-              <w:t>示例</w:t>
-            </w:r>
-          </w:p>
-        </w:tc>
-      </w:tr>
-      <w:tr>
-        <w:trPr>
-          <w:cantSplit/>
-        </w:trPr>
-        <w:tc>
-          <w:tcPr>
-            <w:tcW w:type="dxa" w:w="1008"/>
-            <w:vAlign w:val="center"/>
-            <w:tcBorders>
-              <w:top w:val="single" w:sz="4" w:color="D9D9D9"/>
-              <w:left w:val="single" w:sz="4" w:color="D9D9D9"/>
-              <w:bottom w:val="single" w:sz="4" w:color="D9D9D9"/>
-              <w:right w:val="single" w:sz="4" w:color="D9D9D9"/>
-            </w:tcBorders>
-            <w:tcMar>
-              <w:top w:w="85" w:type="dxa"/>
-              <w:left w:w="85" w:type="dxa"/>
-              <w:bottom w:w="85" w:type="dxa"/>
-              <w:right w:w="85" w:type="dxa"/>
-            </w:tcMar>
-            <w:shd w:fill="FFFFFF"/>
-          </w:tcPr>
-          <w:p>
-            <w:pPr>
-              <w:spacing w:after="60" w:line="269" w:lineRule="auto"/>
-            </w:pPr>
-            <w:r>
-              <w:rPr>
-                <w:b w:val="0"/>
-                <w:sz w:val="20"/>
-              </w:rPr>
-              <w:t>绿色</w:t>
-            </w:r>
-          </w:p>
-        </w:tc>
-        <w:tc>
-          <w:tcPr>
-            <w:tcW w:type="dxa" w:w="2952"/>
-            <w:vAlign w:val="center"/>
-            <w:tcBorders>
-              <w:top w:val="single" w:sz="4" w:color="D9D9D9"/>
-              <w:left w:val="single" w:sz="4" w:color="D9D9D9"/>
-              <w:bottom w:val="single" w:sz="4" w:color="D9D9D9"/>
-              <w:right w:val="single" w:sz="4" w:color="D9D9D9"/>
-            </w:tcBorders>
-            <w:tcMar>
-              <w:top w:w="85" w:type="dxa"/>
-              <w:left w:w="85" w:type="dxa"/>
-              <w:bottom w:w="85" w:type="dxa"/>
-              <w:right w:w="85" w:type="dxa"/>
-            </w:tcMar>
-            <w:shd w:fill="FFFFFF"/>
-          </w:tcPr>
-          <w:p>
-            <w:pPr>
-              <w:spacing w:after="60" w:line="269" w:lineRule="auto"/>
-            </w:pPr>
-            <w:r>
-              <w:rPr>
-                <w:b w:val="0"/>
-                <w:sz w:val="20"/>
-              </w:rPr>
-              <w:t>满足权限后自动执行</w:t>
-            </w:r>
-          </w:p>
-        </w:tc>
-        <w:tc>
-          <w:tcPr>
-            <w:tcW w:type="dxa" w:w="5976"/>
-            <w:vAlign w:val="center"/>
-            <w:tcBorders>
-              <w:top w:val="single" w:sz="4" w:color="D9D9D9"/>
-              <w:left w:val="single" w:sz="4" w:color="D9D9D9"/>
-              <w:bottom w:val="single" w:sz="4" w:color="D9D9D9"/>
-              <w:right w:val="single" w:sz="4" w:color="D9D9D9"/>
-            </w:tcBorders>
-            <w:tcMar>
-              <w:top w:w="85" w:type="dxa"/>
-              <w:left w:w="85" w:type="dxa"/>
-              <w:bottom w:w="85" w:type="dxa"/>
-              <w:right w:w="85" w:type="dxa"/>
-            </w:tcMar>
-            <w:shd w:fill="FFFFFF"/>
-          </w:tcPr>
-          <w:p>
-            <w:pPr>
-              <w:spacing w:after="60" w:line="269" w:lineRule="auto"/>
-            </w:pPr>
-            <w:r>
-              <w:rPr>
-                <w:b w:val="0"/>
-                <w:sz w:val="20"/>
-              </w:rPr>
-              <w:t>余额 账单 产品 订阅等只读查询</w:t>
-            </w:r>
-          </w:p>
-        </w:tc>
-      </w:tr>
-      <w:tr>
-        <w:trPr>
-          <w:cantSplit/>
-        </w:trPr>
-        <w:tc>
-          <w:tcPr>
-            <w:tcW w:type="dxa" w:w="1008"/>
-            <w:vAlign w:val="center"/>
-            <w:tcBorders>
-              <w:top w:val="single" w:sz="4" w:color="D9D9D9"/>
-              <w:left w:val="single" w:sz="4" w:color="D9D9D9"/>
-              <w:bottom w:val="single" w:sz="4" w:color="D9D9D9"/>
-              <w:right w:val="single" w:sz="4" w:color="D9D9D9"/>
-            </w:tcBorders>
-            <w:tcMar>
-              <w:top w:w="85" w:type="dxa"/>
-              <w:left w:w="85" w:type="dxa"/>
-              <w:bottom w:w="85" w:type="dxa"/>
-              <w:right w:w="85" w:type="dxa"/>
-            </w:tcMar>
-            <w:shd w:fill="F5F7F9"/>
-          </w:tcPr>
-          <w:p>
-            <w:pPr>
-              <w:spacing w:after="60" w:line="269" w:lineRule="auto"/>
-            </w:pPr>
-            <w:r>
-              <w:rPr>
-                <w:b w:val="0"/>
-                <w:sz w:val="20"/>
-              </w:rPr>
-              <w:t>黄色</w:t>
-            </w:r>
-          </w:p>
-        </w:tc>
-        <w:tc>
-          <w:tcPr>
-            <w:tcW w:type="dxa" w:w="2952"/>
-            <w:vAlign w:val="center"/>
-            <w:tcBorders>
-              <w:top w:val="single" w:sz="4" w:color="D9D9D9"/>
-              <w:left w:val="single" w:sz="4" w:color="D9D9D9"/>
-              <w:bottom w:val="single" w:sz="4" w:color="D9D9D9"/>
-              <w:right w:val="single" w:sz="4" w:color="D9D9D9"/>
-            </w:tcBorders>
-            <w:tcMar>
-              <w:top w:w="85" w:type="dxa"/>
-              <w:left w:w="85" w:type="dxa"/>
-              <w:bottom w:w="85" w:type="dxa"/>
-              <w:right w:w="85" w:type="dxa"/>
-            </w:tcMar>
-            <w:shd w:fill="F5F7F9"/>
-          </w:tcPr>
-          <w:p>
-            <w:pPr>
-              <w:spacing w:after="60" w:line="269" w:lineRule="auto"/>
-            </w:pPr>
-            <w:r>
-              <w:rPr>
-                <w:b w:val="0"/>
-                <w:sz w:val="20"/>
-              </w:rPr>
-              <w:t>明确确认操作对象和参数</w:t>
-            </w:r>
-          </w:p>
-        </w:tc>
-        <w:tc>
-          <w:tcPr>
-            <w:tcW w:type="dxa" w:w="5976"/>
-            <w:vAlign w:val="center"/>
-            <w:tcBorders>
-              <w:top w:val="single" w:sz="4" w:color="D9D9D9"/>
-              <w:left w:val="single" w:sz="4" w:color="D9D9D9"/>
-              <w:bottom w:val="single" w:sz="4" w:color="D9D9D9"/>
-              <w:right w:val="single" w:sz="4" w:color="D9D9D9"/>
-            </w:tcBorders>
-            <w:tcMar>
-              <w:top w:w="85" w:type="dxa"/>
-              <w:left w:w="85" w:type="dxa"/>
-              <w:bottom w:w="85" w:type="dxa"/>
-              <w:right w:w="85" w:type="dxa"/>
-            </w:tcMar>
-            <w:shd w:fill="F5F7F9"/>
-          </w:tcPr>
-          <w:p>
-            <w:pPr>
-              <w:spacing w:after="60" w:line="269" w:lineRule="auto"/>
-            </w:pPr>
-            <w:r>
-              <w:rPr>
-                <w:b w:val="0"/>
-                <w:sz w:val="20"/>
-              </w:rPr>
-              <w:t>小额转账且预计日累计≤1000元 取消订阅</w:t>
-            </w:r>
-          </w:p>
-        </w:tc>
-      </w:tr>
-      <w:tr>
-        <w:trPr>
-          <w:cantSplit/>
-        </w:trPr>
-        <w:tc>
-          <w:tcPr>
-            <w:tcW w:type="dxa" w:w="1008"/>
-            <w:vAlign w:val="center"/>
-            <w:tcBorders>
-              <w:top w:val="single" w:sz="4" w:color="D9D9D9"/>
-              <w:left w:val="single" w:sz="4" w:color="D9D9D9"/>
-              <w:bottom w:val="single" w:sz="4" w:color="D9D9D9"/>
-              <w:right w:val="single" w:sz="4" w:color="D9D9D9"/>
-            </w:tcBorders>
-            <w:tcMar>
-              <w:top w:w="85" w:type="dxa"/>
-              <w:left w:w="85" w:type="dxa"/>
-              <w:bottom w:w="85" w:type="dxa"/>
-              <w:right w:w="85" w:type="dxa"/>
-            </w:tcMar>
-            <w:shd w:fill="FFFFFF"/>
-          </w:tcPr>
-          <w:p>
-            <w:pPr>
-              <w:spacing w:after="60" w:line="269" w:lineRule="auto"/>
-            </w:pPr>
-            <w:r>
-              <w:rPr>
-                <w:b w:val="0"/>
-                <w:sz w:val="20"/>
-              </w:rPr>
-              <w:t>红色</w:t>
-            </w:r>
-          </w:p>
-        </w:tc>
-        <w:tc>
-          <w:tcPr>
-            <w:tcW w:type="dxa" w:w="2952"/>
-            <w:vAlign w:val="center"/>
-            <w:tcBorders>
-              <w:top w:val="single" w:sz="4" w:color="D9D9D9"/>
-              <w:left w:val="single" w:sz="4" w:color="D9D9D9"/>
-              <w:bottom w:val="single" w:sz="4" w:color="D9D9D9"/>
-              <w:right w:val="single" w:sz="4" w:color="D9D9D9"/>
-            </w:tcBorders>
-            <w:tcMar>
-              <w:top w:w="85" w:type="dxa"/>
-              <w:left w:w="85" w:type="dxa"/>
-              <w:bottom w:w="85" w:type="dxa"/>
-              <w:right w:w="85" w:type="dxa"/>
-            </w:tcMar>
-            <w:shd w:fill="FFFFFF"/>
-          </w:tcPr>
-          <w:p>
-            <w:pPr>
-              <w:spacing w:after="60" w:line="269" w:lineRule="auto"/>
-            </w:pPr>
-            <w:r>
-              <w:rPr>
-                <w:b w:val="0"/>
-                <w:sz w:val="20"/>
-              </w:rPr>
-              <w:t>确认加演示 MFA</w:t>
-            </w:r>
-          </w:p>
-        </w:tc>
-        <w:tc>
-          <w:tcPr>
-            <w:tcW w:type="dxa" w:w="5976"/>
-            <w:vAlign w:val="center"/>
-            <w:tcBorders>
-              <w:top w:val="single" w:sz="4" w:color="D9D9D9"/>
-              <w:left w:val="single" w:sz="4" w:color="D9D9D9"/>
-              <w:bottom w:val="single" w:sz="4" w:color="D9D9D9"/>
-              <w:right w:val="single" w:sz="4" w:color="D9D9D9"/>
-            </w:tcBorders>
-            <w:tcMar>
-              <w:top w:w="85" w:type="dxa"/>
-              <w:left w:w="85" w:type="dxa"/>
-              <w:bottom w:w="85" w:type="dxa"/>
-              <w:right w:w="85" w:type="dxa"/>
-            </w:tcMar>
-            <w:shd w:fill="FFFFFF"/>
-          </w:tcPr>
-          <w:p>
-            <w:pPr>
-              <w:spacing w:after="60" w:line="269" w:lineRule="auto"/>
-            </w:pPr>
-            <w:r>
-              <w:rPr>
-                <w:b w:val="0"/>
-                <w:sz w:val="20"/>
-              </w:rPr>
-              <w:t>预计日累计&gt;1000元 挂失 改密码 理财申购</w:t>
-            </w:r>
-          </w:p>
-        </w:tc>
-      </w:tr>
-    </w:tbl>
-    <w:p>
-      <w:pPr>
-        <w:spacing w:after="60" w:line="60" w:lineRule="exact" w:before="0"/>
-      </w:pPr>
-    </w:p>
-    <w:p>
-      <w:r>
-        <w:t>DynamicRiskEngine 只保持或上调工具基线风险。单笔转账超过 5000 元同样触发红色；其他操作按各自规则。确认执行前复检事实，等待期间的累计金额、参数、权限或风险改变不能沿用旧授权。</w:t>
-      </w:r>
-    </w:p>
-    <w:p>
-      <w:r>
-        <w:t>演示 OTP 为 246810，模拟生物识别 token 为 FACE-888888，均为固定演示值，不连接真实短信、人脸识别或设备身份。验证成功只能说明演示链路工作，不能证明生产核身能力。</w:t>
-      </w:r>
-    </w:p>
-    <w:p>
-      <w:r>
-        <w:rPr>
-          <w:sz w:val="18"/>
-        </w:rPr>
-        <w:t>代码依据  trust/authz.py；risk.py；gateway.py；trust/mfa.py；extensions/mfa.py；frontend/src/roles.ts。</w:t>
+        <w:t>逐项实际输出与代码版本见收尾执行记录。测试文件名仅为定位入口，不表示独立人工安全评审已完成。</w:t>
       </w:r>
     </w:p>
     <w:p>
       <w:pPr>
         <w:pStyle w:val="Heading1"/>
-        <w:pageBreakBefore/>
       </w:pPr>
       <w:r>
-        <w:t>3 确认完整性与防重复执行</w:t>
-      </w:r>
-    </w:p>
-    <w:p>
-      <w:pPr>
-        <w:pStyle w:val="Heading2"/>
-      </w:pPr>
-      <w:r>
-        <w:t>3 1 ActionEnvelope 绑定</w:t>
+        <w:t>3. 已知风险与生产化待办</w:t>
       </w:r>
     </w:p>
     <w:p>
       <w:r>
-        <w:t>每个待确认步骤保存 user_id、plan_hash、step_id、tool_name、arguments_hash、risk_level、permission、nonce、签发时间和到期时间。服务端重新生成关键值并比对后才执行，默认确认有效期 300 秒。nonce 一次性消费，审批令牌不作为真实授权凭据对外暴露。</w:t>
-      </w:r>
-    </w:p>
-    <w:tbl>
-      <w:tblPr>
-        <w:tblW w:type="auto" w:w="0"/>
-        <w:tblLayout w:type="fixed"/>
-        <w:tblLook w:firstColumn="1" w:firstRow="1" w:lastColumn="0" w:lastRow="0" w:noHBand="0" w:noVBand="1" w:val="04A0"/>
-      </w:tblPr>
-      <w:tblGrid>
-        <w:gridCol w:w="3600"/>
-        <w:gridCol w:w="2304"/>
-        <w:gridCol w:w="4032"/>
-      </w:tblGrid>
-      <w:tr>
-        <w:trPr>
-          <w:cantSplit/>
-          <w:tblHeader/>
-        </w:trPr>
-        <w:tc>
-          <w:tcPr>
-            <w:tcW w:type="dxa" w:w="3600"/>
-            <w:vAlign w:val="center"/>
-            <w:tcBorders>
-              <w:top w:val="single" w:sz="4" w:color="D9D9D9"/>
-              <w:left w:val="single" w:sz="4" w:color="D9D9D9"/>
-              <w:bottom w:val="single" w:sz="4" w:color="D9D9D9"/>
-              <w:right w:val="single" w:sz="4" w:color="D9D9D9"/>
-            </w:tcBorders>
-            <w:tcMar>
-              <w:top w:w="85" w:type="dxa"/>
-              <w:left w:w="85" w:type="dxa"/>
-              <w:bottom w:w="85" w:type="dxa"/>
-              <w:right w:w="85" w:type="dxa"/>
-            </w:tcMar>
-            <w:shd w:fill="E5EDF5"/>
-          </w:tcPr>
-          <w:p>
-            <w:pPr>
-              <w:spacing w:after="60" w:line="269" w:lineRule="auto"/>
-            </w:pPr>
-            <w:r>
-              <w:rPr>
-                <w:b/>
-                <w:sz w:val="20"/>
-              </w:rPr>
-              <w:t>关键事件</w:t>
-            </w:r>
-          </w:p>
-        </w:tc>
-        <w:tc>
-          <w:tcPr>
-            <w:tcW w:type="dxa" w:w="2304"/>
-            <w:vAlign w:val="center"/>
-            <w:tcBorders>
-              <w:top w:val="single" w:sz="4" w:color="D9D9D9"/>
-              <w:left w:val="single" w:sz="4" w:color="D9D9D9"/>
-              <w:bottom w:val="single" w:sz="4" w:color="D9D9D9"/>
-              <w:right w:val="single" w:sz="4" w:color="D9D9D9"/>
-            </w:tcBorders>
-            <w:tcMar>
-              <w:top w:w="85" w:type="dxa"/>
-              <w:left w:w="85" w:type="dxa"/>
-              <w:bottom w:w="85" w:type="dxa"/>
-              <w:right w:w="85" w:type="dxa"/>
-            </w:tcMar>
-            <w:shd w:fill="E5EDF5"/>
-          </w:tcPr>
-          <w:p>
-            <w:pPr>
-              <w:spacing w:after="60" w:line="269" w:lineRule="auto"/>
-            </w:pPr>
-            <w:r>
-              <w:rPr>
-                <w:b/>
-                <w:sz w:val="20"/>
-              </w:rPr>
-              <w:t>响应语义</w:t>
-            </w:r>
-          </w:p>
-        </w:tc>
-        <w:tc>
-          <w:tcPr>
-            <w:tcW w:type="dxa" w:w="4032"/>
-            <w:vAlign w:val="center"/>
-            <w:tcBorders>
-              <w:top w:val="single" w:sz="4" w:color="D9D9D9"/>
-              <w:left w:val="single" w:sz="4" w:color="D9D9D9"/>
-              <w:bottom w:val="single" w:sz="4" w:color="D9D9D9"/>
-              <w:right w:val="single" w:sz="4" w:color="D9D9D9"/>
-            </w:tcBorders>
-            <w:tcMar>
-              <w:top w:w="85" w:type="dxa"/>
-              <w:left w:w="85" w:type="dxa"/>
-              <w:bottom w:w="85" w:type="dxa"/>
-              <w:right w:w="85" w:type="dxa"/>
-            </w:tcMar>
-            <w:shd w:fill="E5EDF5"/>
-          </w:tcPr>
-          <w:p>
-            <w:pPr>
-              <w:spacing w:after="60" w:line="269" w:lineRule="auto"/>
-            </w:pPr>
-            <w:r>
-              <w:rPr>
-                <w:b/>
-                <w:sz w:val="20"/>
-              </w:rPr>
-              <w:t>下一步</w:t>
-            </w:r>
-          </w:p>
-        </w:tc>
-      </w:tr>
-      <w:tr>
-        <w:trPr>
-          <w:cantSplit/>
-        </w:trPr>
-        <w:tc>
-          <w:tcPr>
-            <w:tcW w:type="dxa" w:w="3600"/>
-            <w:vAlign w:val="center"/>
-            <w:tcBorders>
-              <w:top w:val="single" w:sz="4" w:color="D9D9D9"/>
-              <w:left w:val="single" w:sz="4" w:color="D9D9D9"/>
-              <w:bottom w:val="single" w:sz="4" w:color="D9D9D9"/>
-              <w:right w:val="single" w:sz="4" w:color="D9D9D9"/>
-            </w:tcBorders>
-            <w:tcMar>
-              <w:top w:w="85" w:type="dxa"/>
-              <w:left w:w="85" w:type="dxa"/>
-              <w:bottom w:w="85" w:type="dxa"/>
-              <w:right w:w="85" w:type="dxa"/>
-            </w:tcMar>
-            <w:shd w:fill="FFFFFF"/>
-          </w:tcPr>
-          <w:p>
-            <w:pPr>
-              <w:spacing w:after="60" w:line="269" w:lineRule="auto"/>
-            </w:pPr>
-            <w:r>
-              <w:rPr>
-                <w:b w:val="0"/>
-                <w:sz w:val="20"/>
-              </w:rPr>
-              <w:t>计划 参数 风险 权限变化</w:t>
-            </w:r>
-          </w:p>
-        </w:tc>
-        <w:tc>
-          <w:tcPr>
-            <w:tcW w:type="dxa" w:w="2304"/>
-            <w:vAlign w:val="center"/>
-            <w:tcBorders>
-              <w:top w:val="single" w:sz="4" w:color="D9D9D9"/>
-              <w:left w:val="single" w:sz="4" w:color="D9D9D9"/>
-              <w:bottom w:val="single" w:sz="4" w:color="D9D9D9"/>
-              <w:right w:val="single" w:sz="4" w:color="D9D9D9"/>
-            </w:tcBorders>
-            <w:tcMar>
-              <w:top w:w="85" w:type="dxa"/>
-              <w:left w:w="85" w:type="dxa"/>
-              <w:bottom w:w="85" w:type="dxa"/>
-              <w:right w:w="85" w:type="dxa"/>
-            </w:tcMar>
-            <w:shd w:fill="FFFFFF"/>
-          </w:tcPr>
-          <w:p>
-            <w:pPr>
-              <w:spacing w:after="60" w:line="269" w:lineRule="auto"/>
-            </w:pPr>
-            <w:r>
-              <w:rPr>
-                <w:b w:val="0"/>
-                <w:sz w:val="20"/>
-              </w:rPr>
-              <w:t>409 拒绝旧确认</w:t>
-            </w:r>
-          </w:p>
-        </w:tc>
-        <w:tc>
-          <w:tcPr>
-            <w:tcW w:type="dxa" w:w="4032"/>
-            <w:vAlign w:val="center"/>
-            <w:tcBorders>
-              <w:top w:val="single" w:sz="4" w:color="D9D9D9"/>
-              <w:left w:val="single" w:sz="4" w:color="D9D9D9"/>
-              <w:bottom w:val="single" w:sz="4" w:color="D9D9D9"/>
-              <w:right w:val="single" w:sz="4" w:color="D9D9D9"/>
-            </w:tcBorders>
-            <w:tcMar>
-              <w:top w:w="85" w:type="dxa"/>
-              <w:left w:w="85" w:type="dxa"/>
-              <w:bottom w:w="85" w:type="dxa"/>
-              <w:right w:w="85" w:type="dxa"/>
-            </w:tcMar>
-            <w:shd w:fill="FFFFFF"/>
-          </w:tcPr>
-          <w:p>
-            <w:pPr>
-              <w:spacing w:after="60" w:line="269" w:lineRule="auto"/>
-            </w:pPr>
-            <w:r>
-              <w:rPr>
-                <w:b w:val="0"/>
-                <w:sz w:val="20"/>
-              </w:rPr>
-              <w:t>检查原因 重新发起</w:t>
-            </w:r>
-          </w:p>
-        </w:tc>
-      </w:tr>
-      <w:tr>
-        <w:trPr>
-          <w:cantSplit/>
-        </w:trPr>
-        <w:tc>
-          <w:tcPr>
-            <w:tcW w:type="dxa" w:w="3600"/>
-            <w:vAlign w:val="center"/>
-            <w:tcBorders>
-              <w:top w:val="single" w:sz="4" w:color="D9D9D9"/>
-              <w:left w:val="single" w:sz="4" w:color="D9D9D9"/>
-              <w:bottom w:val="single" w:sz="4" w:color="D9D9D9"/>
-              <w:right w:val="single" w:sz="4" w:color="D9D9D9"/>
-            </w:tcBorders>
-            <w:tcMar>
-              <w:top w:w="85" w:type="dxa"/>
-              <w:left w:w="85" w:type="dxa"/>
-              <w:bottom w:w="85" w:type="dxa"/>
-              <w:right w:w="85" w:type="dxa"/>
-            </w:tcMar>
-            <w:shd w:fill="F5F7F9"/>
-          </w:tcPr>
-          <w:p>
-            <w:pPr>
-              <w:spacing w:after="60" w:line="269" w:lineRule="auto"/>
-            </w:pPr>
-            <w:r>
-              <w:rPr>
-                <w:b w:val="0"/>
-                <w:sz w:val="20"/>
-              </w:rPr>
-              <w:t>过期或 nonce 重放</w:t>
-            </w:r>
-          </w:p>
-        </w:tc>
-        <w:tc>
-          <w:tcPr>
-            <w:tcW w:type="dxa" w:w="2304"/>
-            <w:vAlign w:val="center"/>
-            <w:tcBorders>
-              <w:top w:val="single" w:sz="4" w:color="D9D9D9"/>
-              <w:left w:val="single" w:sz="4" w:color="D9D9D9"/>
-              <w:bottom w:val="single" w:sz="4" w:color="D9D9D9"/>
-              <w:right w:val="single" w:sz="4" w:color="D9D9D9"/>
-            </w:tcBorders>
-            <w:tcMar>
-              <w:top w:w="85" w:type="dxa"/>
-              <w:left w:w="85" w:type="dxa"/>
-              <w:bottom w:w="85" w:type="dxa"/>
-              <w:right w:w="85" w:type="dxa"/>
-            </w:tcMar>
-            <w:shd w:fill="F5F7F9"/>
-          </w:tcPr>
-          <w:p>
-            <w:pPr>
-              <w:spacing w:after="60" w:line="269" w:lineRule="auto"/>
-            </w:pPr>
-            <w:r>
-              <w:rPr>
-                <w:b w:val="0"/>
-                <w:sz w:val="20"/>
-              </w:rPr>
-              <w:t>409 拒绝</w:t>
-            </w:r>
-          </w:p>
-        </w:tc>
-        <w:tc>
-          <w:tcPr>
-            <w:tcW w:type="dxa" w:w="4032"/>
-            <w:vAlign w:val="center"/>
-            <w:tcBorders>
-              <w:top w:val="single" w:sz="4" w:color="D9D9D9"/>
-              <w:left w:val="single" w:sz="4" w:color="D9D9D9"/>
-              <w:bottom w:val="single" w:sz="4" w:color="D9D9D9"/>
-              <w:right w:val="single" w:sz="4" w:color="D9D9D9"/>
-            </w:tcBorders>
-            <w:tcMar>
-              <w:top w:w="85" w:type="dxa"/>
-              <w:left w:w="85" w:type="dxa"/>
-              <w:bottom w:w="85" w:type="dxa"/>
-              <w:right w:w="85" w:type="dxa"/>
-            </w:tcMar>
-            <w:shd w:fill="F5F7F9"/>
-          </w:tcPr>
-          <w:p>
-            <w:pPr>
-              <w:spacing w:after="60" w:line="269" w:lineRule="auto"/>
-            </w:pPr>
-            <w:r>
-              <w:rPr>
-                <w:b w:val="0"/>
-                <w:sz w:val="20"/>
-              </w:rPr>
-              <w:t>生成新有效计划</w:t>
-            </w:r>
-          </w:p>
-        </w:tc>
-      </w:tr>
-      <w:tr>
-        <w:trPr>
-          <w:cantSplit/>
-        </w:trPr>
-        <w:tc>
-          <w:tcPr>
-            <w:tcW w:type="dxa" w:w="3600"/>
-            <w:vAlign w:val="center"/>
-            <w:tcBorders>
-              <w:top w:val="single" w:sz="4" w:color="D9D9D9"/>
-              <w:left w:val="single" w:sz="4" w:color="D9D9D9"/>
-              <w:bottom w:val="single" w:sz="4" w:color="D9D9D9"/>
-              <w:right w:val="single" w:sz="4" w:color="D9D9D9"/>
-            </w:tcBorders>
-            <w:tcMar>
-              <w:top w:w="85" w:type="dxa"/>
-              <w:left w:w="85" w:type="dxa"/>
-              <w:bottom w:w="85" w:type="dxa"/>
-              <w:right w:w="85" w:type="dxa"/>
-            </w:tcMar>
-            <w:shd w:fill="FFFFFF"/>
-          </w:tcPr>
-          <w:p>
-            <w:pPr>
-              <w:spacing w:after="60" w:line="269" w:lineRule="auto"/>
-            </w:pPr>
-            <w:r>
-              <w:rPr>
-                <w:b w:val="0"/>
-                <w:sz w:val="20"/>
-              </w:rPr>
-              <w:t>MFA 错误或能力不足</w:t>
-            </w:r>
-          </w:p>
-        </w:tc>
-        <w:tc>
-          <w:tcPr>
-            <w:tcW w:type="dxa" w:w="2304"/>
-            <w:vAlign w:val="center"/>
-            <w:tcBorders>
-              <w:top w:val="single" w:sz="4" w:color="D9D9D9"/>
-              <w:left w:val="single" w:sz="4" w:color="D9D9D9"/>
-              <w:bottom w:val="single" w:sz="4" w:color="D9D9D9"/>
-              <w:right w:val="single" w:sz="4" w:color="D9D9D9"/>
-            </w:tcBorders>
-            <w:tcMar>
-              <w:top w:w="85" w:type="dxa"/>
-              <w:left w:w="85" w:type="dxa"/>
-              <w:bottom w:w="85" w:type="dxa"/>
-              <w:right w:w="85" w:type="dxa"/>
-            </w:tcMar>
-            <w:shd w:fill="FFFFFF"/>
-          </w:tcPr>
-          <w:p>
-            <w:pPr>
-              <w:spacing w:after="60" w:line="269" w:lineRule="auto"/>
-            </w:pPr>
-            <w:r>
-              <w:rPr>
-                <w:b w:val="0"/>
-                <w:sz w:val="20"/>
-              </w:rPr>
-              <w:t>403 拒绝</w:t>
-            </w:r>
-          </w:p>
-        </w:tc>
-        <w:tc>
-          <w:tcPr>
-            <w:tcW w:type="dxa" w:w="4032"/>
-            <w:vAlign w:val="center"/>
-            <w:tcBorders>
-              <w:top w:val="single" w:sz="4" w:color="D9D9D9"/>
-              <w:left w:val="single" w:sz="4" w:color="D9D9D9"/>
-              <w:bottom w:val="single" w:sz="4" w:color="D9D9D9"/>
-              <w:right w:val="single" w:sz="4" w:color="D9D9D9"/>
-            </w:tcBorders>
-            <w:tcMar>
-              <w:top w:w="85" w:type="dxa"/>
-              <w:left w:w="85" w:type="dxa"/>
-              <w:bottom w:w="85" w:type="dxa"/>
-              <w:right w:w="85" w:type="dxa"/>
-            </w:tcMar>
-            <w:shd w:fill="FFFFFF"/>
-          </w:tcPr>
-          <w:p>
-            <w:pPr>
-              <w:spacing w:after="60" w:line="269" w:lineRule="auto"/>
-            </w:pPr>
-            <w:r>
-              <w:rPr>
-                <w:b w:val="0"/>
-                <w:sz w:val="20"/>
-              </w:rPr>
-              <w:t>核对验证方式和权限</w:t>
-            </w:r>
-          </w:p>
-        </w:tc>
-      </w:tr>
-      <w:tr>
-        <w:trPr>
-          <w:cantSplit/>
-        </w:trPr>
-        <w:tc>
-          <w:tcPr>
-            <w:tcW w:type="dxa" w:w="3600"/>
-            <w:vAlign w:val="center"/>
-            <w:tcBorders>
-              <w:top w:val="single" w:sz="4" w:color="D9D9D9"/>
-              <w:left w:val="single" w:sz="4" w:color="D9D9D9"/>
-              <w:bottom w:val="single" w:sz="4" w:color="D9D9D9"/>
-              <w:right w:val="single" w:sz="4" w:color="D9D9D9"/>
-            </w:tcBorders>
-            <w:tcMar>
-              <w:top w:w="85" w:type="dxa"/>
-              <w:left w:w="85" w:type="dxa"/>
-              <w:bottom w:w="85" w:type="dxa"/>
-              <w:right w:w="85" w:type="dxa"/>
-            </w:tcMar>
-            <w:shd w:fill="F5F7F9"/>
-          </w:tcPr>
-          <w:p>
-            <w:pPr>
-              <w:spacing w:after="60" w:line="269" w:lineRule="auto"/>
-            </w:pPr>
-            <w:r>
-              <w:rPr>
-                <w:b w:val="0"/>
-                <w:sz w:val="20"/>
-              </w:rPr>
-              <w:t>服务未就绪</w:t>
-            </w:r>
-          </w:p>
-        </w:tc>
-        <w:tc>
-          <w:tcPr>
-            <w:tcW w:type="dxa" w:w="2304"/>
-            <w:vAlign w:val="center"/>
-            <w:tcBorders>
-              <w:top w:val="single" w:sz="4" w:color="D9D9D9"/>
-              <w:left w:val="single" w:sz="4" w:color="D9D9D9"/>
-              <w:bottom w:val="single" w:sz="4" w:color="D9D9D9"/>
-              <w:right w:val="single" w:sz="4" w:color="D9D9D9"/>
-            </w:tcBorders>
-            <w:tcMar>
-              <w:top w:w="85" w:type="dxa"/>
-              <w:left w:w="85" w:type="dxa"/>
-              <w:bottom w:w="85" w:type="dxa"/>
-              <w:right w:w="85" w:type="dxa"/>
-            </w:tcMar>
-            <w:shd w:fill="F5F7F9"/>
-          </w:tcPr>
-          <w:p>
-            <w:pPr>
-              <w:spacing w:after="60" w:line="269" w:lineRule="auto"/>
-            </w:pPr>
-            <w:r>
-              <w:rPr>
-                <w:b w:val="0"/>
-                <w:sz w:val="20"/>
-              </w:rPr>
-              <w:t>503 关闭写入</w:t>
-            </w:r>
-          </w:p>
-        </w:tc>
-        <w:tc>
-          <w:tcPr>
-            <w:tcW w:type="dxa" w:w="4032"/>
-            <w:vAlign w:val="center"/>
-            <w:tcBorders>
-              <w:top w:val="single" w:sz="4" w:color="D9D9D9"/>
-              <w:left w:val="single" w:sz="4" w:color="D9D9D9"/>
-              <w:bottom w:val="single" w:sz="4" w:color="D9D9D9"/>
-              <w:right w:val="single" w:sz="4" w:color="D9D9D9"/>
-            </w:tcBorders>
-            <w:tcMar>
-              <w:top w:w="85" w:type="dxa"/>
-              <w:left w:w="85" w:type="dxa"/>
-              <w:bottom w:w="85" w:type="dxa"/>
-              <w:right w:w="85" w:type="dxa"/>
-            </w:tcMar>
-            <w:shd w:fill="F5F7F9"/>
-          </w:tcPr>
-          <w:p>
-            <w:pPr>
-              <w:spacing w:after="60" w:line="269" w:lineRule="auto"/>
-            </w:pPr>
-            <w:r>
-              <w:rPr>
-                <w:b w:val="0"/>
-                <w:sz w:val="20"/>
-              </w:rPr>
-              <w:t>恢复依赖后再试</w:t>
-            </w:r>
-          </w:p>
-        </w:tc>
-      </w:tr>
-      <w:tr>
-        <w:trPr>
-          <w:cantSplit/>
-        </w:trPr>
-        <w:tc>
-          <w:tcPr>
-            <w:tcW w:type="dxa" w:w="3600"/>
-            <w:vAlign w:val="center"/>
-            <w:tcBorders>
-              <w:top w:val="single" w:sz="4" w:color="D9D9D9"/>
-              <w:left w:val="single" w:sz="4" w:color="D9D9D9"/>
-              <w:bottom w:val="single" w:sz="4" w:color="D9D9D9"/>
-              <w:right w:val="single" w:sz="4" w:color="D9D9D9"/>
-            </w:tcBorders>
-            <w:tcMar>
-              <w:top w:w="85" w:type="dxa"/>
-              <w:left w:w="85" w:type="dxa"/>
-              <w:bottom w:w="85" w:type="dxa"/>
-              <w:right w:w="85" w:type="dxa"/>
-            </w:tcMar>
-            <w:shd w:fill="FFFFFF"/>
-          </w:tcPr>
-          <w:p>
-            <w:pPr>
-              <w:spacing w:after="60" w:line="269" w:lineRule="auto"/>
-            </w:pPr>
-            <w:r>
-              <w:rPr>
-                <w:b w:val="0"/>
-                <w:sz w:val="20"/>
-              </w:rPr>
-              <w:t>原请求仍在处理</w:t>
-            </w:r>
-          </w:p>
-        </w:tc>
-        <w:tc>
-          <w:tcPr>
-            <w:tcW w:type="dxa" w:w="2304"/>
-            <w:vAlign w:val="center"/>
-            <w:tcBorders>
-              <w:top w:val="single" w:sz="4" w:color="D9D9D9"/>
-              <w:left w:val="single" w:sz="4" w:color="D9D9D9"/>
-              <w:bottom w:val="single" w:sz="4" w:color="D9D9D9"/>
-              <w:right w:val="single" w:sz="4" w:color="D9D9D9"/>
-            </w:tcBorders>
-            <w:tcMar>
-              <w:top w:w="85" w:type="dxa"/>
-              <w:left w:w="85" w:type="dxa"/>
-              <w:bottom w:w="85" w:type="dxa"/>
-              <w:right w:w="85" w:type="dxa"/>
-            </w:tcMar>
-            <w:shd w:fill="FFFFFF"/>
-          </w:tcPr>
-          <w:p>
-            <w:pPr>
-              <w:spacing w:after="60" w:line="269" w:lineRule="auto"/>
-            </w:pPr>
-            <w:r>
-              <w:rPr>
-                <w:b w:val="0"/>
-                <w:sz w:val="20"/>
-              </w:rPr>
-              <w:t>409 处理中</w:t>
-            </w:r>
-          </w:p>
-        </w:tc>
-        <w:tc>
-          <w:tcPr>
-            <w:tcW w:type="dxa" w:w="4032"/>
-            <w:vAlign w:val="center"/>
-            <w:tcBorders>
-              <w:top w:val="single" w:sz="4" w:color="D9D9D9"/>
-              <w:left w:val="single" w:sz="4" w:color="D9D9D9"/>
-              <w:bottom w:val="single" w:sz="4" w:color="D9D9D9"/>
-              <w:right w:val="single" w:sz="4" w:color="D9D9D9"/>
-            </w:tcBorders>
-            <w:tcMar>
-              <w:top w:w="85" w:type="dxa"/>
-              <w:left w:w="85" w:type="dxa"/>
-              <w:bottom w:w="85" w:type="dxa"/>
-              <w:right w:w="85" w:type="dxa"/>
-            </w:tcMar>
-            <w:shd w:fill="FFFFFF"/>
-          </w:tcPr>
-          <w:p>
-            <w:pPr>
-              <w:spacing w:after="60" w:line="269" w:lineRule="auto"/>
-            </w:pPr>
-            <w:r>
-              <w:rPr>
-                <w:b w:val="0"/>
-                <w:sz w:val="20"/>
-              </w:rPr>
-              <w:t>保留原请求 查询结果</w:t>
-            </w:r>
-          </w:p>
-        </w:tc>
-      </w:tr>
-    </w:tbl>
-    <w:p>
-      <w:pPr>
-        <w:spacing w:after="60" w:line="60" w:lineRule="exact" w:before="0"/>
-      </w:pPr>
-    </w:p>
-    <w:p>
-      <w:pPr>
-        <w:pStyle w:val="Heading2"/>
-      </w:pPr>
-      <w:r>
-        <w:t>3 2 幂等与结果未知</w:t>
+        <w:t>1. 全部资金、账户和交易为 Mock Bank Core，不对接真实银行。</w:t>
       </w:r>
     </w:p>
     <w:p>
       <w:r>
-        <w:t>发起和确认使用 Idempotency-Key，同一逻辑提交复用原键，内容变化不能沿用。IM message_id 对重复投递回放原回执。断线保留原请求内容和键，先查询结果；不能因连接失败认定未执行，也不能自动用新键重试写操作。</w:t>
+        <w:t>2. 无生产身份认证；客户端自报用户与角色只能用于本地演示，不形成真实身份隔离保证。</w:t>
       </w:r>
     </w:p>
     <w:p>
       <w:r>
-        <w:t>前端恢复快照仅定位任务，继续处理前向服务端核对计划和风险。非 JSON HTTP 错误保留状态，避免明确拒绝被误解为网络结果未知。失败回执要求核对步骤和账户，不推断余额保持不变。</w:t>
-      </w:r>
-    </w:p>
-    <w:p>
-      <w:pPr>
-        <w:pStyle w:val="Heading2"/>
-      </w:pPr>
-      <w:r>
-        <w:t>3 3 对语义不确定性的控制</w:t>
+        <w:t>3. OTP 246810、模拟生物识别 token FACE-888888 为固定演示值，不是真实 MFA。</w:t>
       </w:r>
     </w:p>
     <w:p>
       <w:r>
-        <w:t>金额规范化覆盖已支持的千分位和中文金额；不支持的格式、条件和组合转澄清。限定表达与预置组合不等于通用语义理解。编译与人工确认不能单独证明完整保留用户意图，用户仍需检查对象、金额和步骤。</w:t>
+        <w:t>4. 沙箱在进程内运行；线程超时无法强杀线程，不是容器、命名空间或 OS 资源隔离。</w:t>
       </w:r>
     </w:p>
     <w:p>
       <w:r>
-        <w:rPr>
-          <w:sz w:val="18"/>
-        </w:rPr>
-        <w:t>代码依据  trust/action_envelope.py；trust/idempotency.py；trust/clarification.py；scheduler.py；planning/llm.py；frontend/src/api.ts；session.ts。</w:t>
+        <w:t>5. IM/CLI/webhook 是适配协议，没有真实平台签名、租户和账号绑定。</w:t>
+      </w:r>
+    </w:p>
+    <w:p>
+      <w:r>
+        <w:t>6. SQLite 和本地哈希链不提供分布式一致性、高可用、WORM 或独立存证；有写库权限的人可能重算链。</w:t>
+      </w:r>
+    </w:p>
+    <w:p>
+      <w:r>
+        <w:t>7. 幂等键、已用 nonce 等仍需生产级过期/归档；有界草稿 TTL 与终态清理不代表全部表已解决增长问题。</w:t>
+      </w:r>
+    </w:p>
+    <w:p>
+      <w:r>
+        <w:t>8. NLP 人工金标复核未完成；真实模型评测暂缓；不支持任意自然语言、通用跨轮记忆或自由条件组合。</w:t>
+      </w:r>
+    </w:p>
+    <w:p>
+      <w:r>
+        <w:t>9. 自动测试和浏览器检查仅覆盖已知用例；独立人工手机/键盘/读屏验收、专业渗透与生产安全评审仍未完成。</w:t>
       </w:r>
     </w:p>
     <w:p>
       <w:pPr>
         <w:pStyle w:val="Heading1"/>
-        <w:pageBreakBefore/>
       </w:pPr>
       <w:r>
-        <w:t>4 执行防护与故障恢复</w:t>
-      </w:r>
-    </w:p>
-    <w:p>
-      <w:pPr>
-        <w:pStyle w:val="Heading2"/>
-      </w:pPr>
-      <w:r>
-        <w:t>4 1 受控入口与 readiness</w:t>
+        <w:t>4. 运行和数据边界</w:t>
       </w:r>
     </w:p>
     <w:p>
       <w:r>
-        <w:t>所有工具经 gateway.py 与 ToolExecutor，不直接调用工具体。readiness 检查 SQLite、审计链、种子和 Planner，未就绪写接口返回 503，前端关闭写入口。界面禁用只改善体验，后端必须独立拒绝。</w:t>
-      </w:r>
-    </w:p>
-    <w:p>
-      <w:pPr>
-        <w:pStyle w:val="Heading2"/>
-      </w:pPr>
-      <w:r>
-        <w:t>4 2 注入熔断与沙箱</w:t>
-      </w:r>
-    </w:p>
-    <w:p>
-      <w:r>
-        <w:t>注入命中整条请求拒绝，不能留下部分节点继续执行。连续失败、短时多次红色任务和累计注入命中共用熔断状态，打开时拒绝写操作；恢复由冷却或具备 ops:manage 的操作员审计解锁。当前是系统级计数，没有按租户和用户隔离。</w:t>
-      </w:r>
-    </w:p>
-    <w:p>
-      <w:r>
-        <w:t>进程内 ExecutionGuard 提供工具白名单、参数和输出体积、网络与墙钟超时约束。默认输入上限 8192 字节、输出上限 64000 字节、超时 5 秒，可配置。违规先审计后拒绝。Python 线程不能强杀，底层扩展或子进程可能绕过 socket 拦截，不能宣称 OS 级隔离。</w:t>
-      </w:r>
-    </w:p>
-    <w:p>
-      <w:pPr>
-        <w:pStyle w:val="Heading2"/>
-      </w:pPr>
-      <w:r>
-        <w:t>4 3 证据与哈希链</w:t>
-      </w:r>
-    </w:p>
-    <w:p>
-      <w:r>
-        <w:t>审计记录时间、指令、DAG 路径、参数、结果、确认、风险和分层证据。规范 JSON 与前一条哈希共同计算 SHA-256；/api/audit/verify 重算链并返回 valid 与 checked。链校验只验证当前存储的一致性；没有外部可信锚点，不能宣称抵御管理员整链重写。</w:t>
-      </w:r>
-    </w:p>
-    <w:p>
-      <w:pPr>
-        <w:pStyle w:val="Heading2"/>
-      </w:pPr>
-      <w:r>
-        <w:t>4 4 暂停补偿和人工对账</w:t>
-      </w:r>
-    </w:p>
-    <w:p>
-      <w:r>
-        <w:t>暂停在节点之间生效，不能强制中止正在运行的工具。回退按 journal 逆序调用登记补偿，仍需权限与风险复检。不可逆步骤或补偿失败转 UNKNOWN，禁止自动重复执行。RECONCILED 是核查结论记录，ROLLED_BACK 是补偿链完成，两者都要结合步骤和业务事实核对。</w:t>
-      </w:r>
-    </w:p>
-    <w:p>
-      <w:r>
-        <w:rPr>
-          <w:sz w:val="18"/>
-        </w:rPr>
-        <w:t>代码依据  trust/readiness.py；trust/circuit_breaker.py；trust/sandbox.py；audit.py；trust/pause.py；scheduler.py；extensions/compensation.py。</w:t>
-      </w:r>
-    </w:p>
-    <w:p>
-      <w:pPr>
-        <w:pStyle w:val="Heading1"/>
-        <w:pageBreakBefore/>
-      </w:pPr>
-      <w:r>
-        <w:t>5 已知风险与后续措施</w:t>
-      </w:r>
-    </w:p>
-    <w:p>
-      <w:r>
-        <w:t>等级按真实客户和资金接入前的影响判断。P0 为生产前必须解决，P1 需要独立控制与验证，P2 为治理或可用性完善项。已有缓解仅适用于本地演示。</w:t>
-      </w:r>
-    </w:p>
-    <w:tbl>
-      <w:tblPr>
-        <w:tblW w:type="auto" w:w="0"/>
-        <w:tblLayout w:type="fixed"/>
-        <w:tblLook w:firstColumn="1" w:firstRow="1" w:lastColumn="0" w:lastRow="0" w:noHBand="0" w:noVBand="1" w:val="04A0"/>
-      </w:tblPr>
-      <w:tblGrid>
-        <w:gridCol w:w="2304"/>
-        <w:gridCol w:w="3744"/>
-        <w:gridCol w:w="3888"/>
-      </w:tblGrid>
-      <w:tr>
-        <w:trPr>
-          <w:cantSplit/>
-          <w:tblHeader/>
-        </w:trPr>
-        <w:tc>
-          <w:tcPr>
-            <w:tcW w:type="dxa" w:w="2304"/>
-            <w:vAlign w:val="center"/>
-            <w:tcBorders>
-              <w:top w:val="single" w:sz="4" w:color="D9D9D9"/>
-              <w:left w:val="single" w:sz="4" w:color="D9D9D9"/>
-              <w:bottom w:val="single" w:sz="4" w:color="D9D9D9"/>
-              <w:right w:val="single" w:sz="4" w:color="D9D9D9"/>
-            </w:tcBorders>
-            <w:tcMar>
-              <w:top w:w="85" w:type="dxa"/>
-              <w:left w:w="85" w:type="dxa"/>
-              <w:bottom w:w="85" w:type="dxa"/>
-              <w:right w:w="85" w:type="dxa"/>
-            </w:tcMar>
-            <w:shd w:fill="E5EDF5"/>
-          </w:tcPr>
-          <w:p>
-            <w:pPr>
-              <w:spacing w:after="60" w:line="269" w:lineRule="auto"/>
-            </w:pPr>
-            <w:r>
-              <w:rPr>
-                <w:b/>
-                <w:sz w:val="20"/>
-              </w:rPr>
-              <w:t>风险和等级</w:t>
-            </w:r>
-          </w:p>
-        </w:tc>
-        <w:tc>
-          <w:tcPr>
-            <w:tcW w:type="dxa" w:w="3744"/>
-            <w:vAlign w:val="center"/>
-            <w:tcBorders>
-              <w:top w:val="single" w:sz="4" w:color="D9D9D9"/>
-              <w:left w:val="single" w:sz="4" w:color="D9D9D9"/>
-              <w:bottom w:val="single" w:sz="4" w:color="D9D9D9"/>
-              <w:right w:val="single" w:sz="4" w:color="D9D9D9"/>
-            </w:tcBorders>
-            <w:tcMar>
-              <w:top w:w="85" w:type="dxa"/>
-              <w:left w:w="85" w:type="dxa"/>
-              <w:bottom w:w="85" w:type="dxa"/>
-              <w:right w:w="85" w:type="dxa"/>
-            </w:tcMar>
-            <w:shd w:fill="E5EDF5"/>
-          </w:tcPr>
-          <w:p>
-            <w:pPr>
-              <w:spacing w:after="60" w:line="269" w:lineRule="auto"/>
-            </w:pPr>
-            <w:r>
-              <w:rPr>
-                <w:b/>
-                <w:sz w:val="20"/>
-              </w:rPr>
-              <w:t>当前情况</w:t>
-            </w:r>
-          </w:p>
-        </w:tc>
-        <w:tc>
-          <w:tcPr>
-            <w:tcW w:type="dxa" w:w="3888"/>
-            <w:vAlign w:val="center"/>
-            <w:tcBorders>
-              <w:top w:val="single" w:sz="4" w:color="D9D9D9"/>
-              <w:left w:val="single" w:sz="4" w:color="D9D9D9"/>
-              <w:bottom w:val="single" w:sz="4" w:color="D9D9D9"/>
-              <w:right w:val="single" w:sz="4" w:color="D9D9D9"/>
-            </w:tcBorders>
-            <w:tcMar>
-              <w:top w:w="85" w:type="dxa"/>
-              <w:left w:w="85" w:type="dxa"/>
-              <w:bottom w:w="85" w:type="dxa"/>
-              <w:right w:w="85" w:type="dxa"/>
-            </w:tcMar>
-            <w:shd w:fill="E5EDF5"/>
-          </w:tcPr>
-          <w:p>
-            <w:pPr>
-              <w:spacing w:after="60" w:line="269" w:lineRule="auto"/>
-            </w:pPr>
-            <w:r>
-              <w:rPr>
-                <w:b/>
-                <w:sz w:val="20"/>
-              </w:rPr>
-              <w:t>上线前措施</w:t>
-            </w:r>
-          </w:p>
-        </w:tc>
-      </w:tr>
-      <w:tr>
-        <w:trPr>
-          <w:cantSplit/>
-        </w:trPr>
-        <w:tc>
-          <w:tcPr>
-            <w:tcW w:type="dxa" w:w="2304"/>
-            <w:vAlign w:val="center"/>
-            <w:tcBorders>
-              <w:top w:val="single" w:sz="4" w:color="D9D9D9"/>
-              <w:left w:val="single" w:sz="4" w:color="D9D9D9"/>
-              <w:bottom w:val="single" w:sz="4" w:color="D9D9D9"/>
-              <w:right w:val="single" w:sz="4" w:color="D9D9D9"/>
-            </w:tcBorders>
-            <w:tcMar>
-              <w:top w:w="85" w:type="dxa"/>
-              <w:left w:w="85" w:type="dxa"/>
-              <w:bottom w:w="85" w:type="dxa"/>
-              <w:right w:w="85" w:type="dxa"/>
-            </w:tcMar>
-            <w:shd w:fill="FFFFFF"/>
-          </w:tcPr>
-          <w:p>
-            <w:pPr>
-              <w:spacing w:after="60" w:line="269" w:lineRule="auto"/>
-            </w:pPr>
-            <w:r>
-              <w:rPr>
-                <w:b w:val="0"/>
-                <w:sz w:val="20"/>
-              </w:rPr>
-              <w:t>身份缺失 P0</w:t>
-            </w:r>
-          </w:p>
-        </w:tc>
-        <w:tc>
-          <w:tcPr>
-            <w:tcW w:type="dxa" w:w="3744"/>
-            <w:vAlign w:val="center"/>
-            <w:tcBorders>
-              <w:top w:val="single" w:sz="4" w:color="D9D9D9"/>
-              <w:left w:val="single" w:sz="4" w:color="D9D9D9"/>
-              <w:bottom w:val="single" w:sz="4" w:color="D9D9D9"/>
-              <w:right w:val="single" w:sz="4" w:color="D9D9D9"/>
-            </w:tcBorders>
-            <w:tcMar>
-              <w:top w:w="85" w:type="dxa"/>
-              <w:left w:w="85" w:type="dxa"/>
-              <w:bottom w:w="85" w:type="dxa"/>
-              <w:right w:w="85" w:type="dxa"/>
-            </w:tcMar>
-            <w:shd w:fill="FFFFFF"/>
-          </w:tcPr>
-          <w:p>
-            <w:pPr>
-              <w:spacing w:after="60" w:line="269" w:lineRule="auto"/>
-            </w:pPr>
-            <w:r>
-              <w:rPr>
-                <w:b w:val="0"/>
-                <w:sz w:val="20"/>
-              </w:rPr>
-              <w:t>自报角色 固定 demo-user</w:t>
-            </w:r>
-          </w:p>
-        </w:tc>
-        <w:tc>
-          <w:tcPr>
-            <w:tcW w:type="dxa" w:w="3888"/>
-            <w:vAlign w:val="center"/>
-            <w:tcBorders>
-              <w:top w:val="single" w:sz="4" w:color="D9D9D9"/>
-              <w:left w:val="single" w:sz="4" w:color="D9D9D9"/>
-              <w:bottom w:val="single" w:sz="4" w:color="D9D9D9"/>
-              <w:right w:val="single" w:sz="4" w:color="D9D9D9"/>
-            </w:tcBorders>
-            <w:tcMar>
-              <w:top w:w="85" w:type="dxa"/>
-              <w:left w:w="85" w:type="dxa"/>
-              <w:bottom w:w="85" w:type="dxa"/>
-              <w:right w:w="85" w:type="dxa"/>
-            </w:tcMar>
-            <w:shd w:fill="FFFFFF"/>
-          </w:tcPr>
-          <w:p>
-            <w:pPr>
-              <w:spacing w:after="60" w:line="269" w:lineRule="auto"/>
-            </w:pPr>
-            <w:r>
-              <w:rPr>
-                <w:b w:val="0"/>
-                <w:sz w:val="20"/>
-              </w:rPr>
-              <w:t>真实认证 会话和租户隔离</w:t>
-            </w:r>
-          </w:p>
-        </w:tc>
-      </w:tr>
-      <w:tr>
-        <w:trPr>
-          <w:cantSplit/>
-        </w:trPr>
-        <w:tc>
-          <w:tcPr>
-            <w:tcW w:type="dxa" w:w="2304"/>
-            <w:vAlign w:val="center"/>
-            <w:tcBorders>
-              <w:top w:val="single" w:sz="4" w:color="D9D9D9"/>
-              <w:left w:val="single" w:sz="4" w:color="D9D9D9"/>
-              <w:bottom w:val="single" w:sz="4" w:color="D9D9D9"/>
-              <w:right w:val="single" w:sz="4" w:color="D9D9D9"/>
-            </w:tcBorders>
-            <w:tcMar>
-              <w:top w:w="85" w:type="dxa"/>
-              <w:left w:w="85" w:type="dxa"/>
-              <w:bottom w:w="85" w:type="dxa"/>
-              <w:right w:w="85" w:type="dxa"/>
-            </w:tcMar>
-            <w:shd w:fill="F5F7F9"/>
-          </w:tcPr>
-          <w:p>
-            <w:pPr>
-              <w:spacing w:after="60" w:line="269" w:lineRule="auto"/>
-            </w:pPr>
-            <w:r>
-              <w:rPr>
-                <w:b w:val="0"/>
-                <w:sz w:val="20"/>
-              </w:rPr>
-              <w:t>固定 MFA P0</w:t>
-            </w:r>
-          </w:p>
-        </w:tc>
-        <w:tc>
-          <w:tcPr>
-            <w:tcW w:type="dxa" w:w="3744"/>
-            <w:vAlign w:val="center"/>
-            <w:tcBorders>
-              <w:top w:val="single" w:sz="4" w:color="D9D9D9"/>
-              <w:left w:val="single" w:sz="4" w:color="D9D9D9"/>
-              <w:bottom w:val="single" w:sz="4" w:color="D9D9D9"/>
-              <w:right w:val="single" w:sz="4" w:color="D9D9D9"/>
-            </w:tcBorders>
-            <w:tcMar>
-              <w:top w:w="85" w:type="dxa"/>
-              <w:left w:w="85" w:type="dxa"/>
-              <w:bottom w:w="85" w:type="dxa"/>
-              <w:right w:w="85" w:type="dxa"/>
-            </w:tcMar>
-            <w:shd w:fill="F5F7F9"/>
-          </w:tcPr>
-          <w:p>
-            <w:pPr>
-              <w:spacing w:after="60" w:line="269" w:lineRule="auto"/>
-            </w:pPr>
-            <w:r>
-              <w:rPr>
-                <w:b w:val="0"/>
-                <w:sz w:val="20"/>
-              </w:rPr>
-              <w:t>固定 OTP 模拟 token 无真实核身</w:t>
-            </w:r>
-          </w:p>
-        </w:tc>
-        <w:tc>
-          <w:tcPr>
-            <w:tcW w:type="dxa" w:w="3888"/>
-            <w:vAlign w:val="center"/>
-            <w:tcBorders>
-              <w:top w:val="single" w:sz="4" w:color="D9D9D9"/>
-              <w:left w:val="single" w:sz="4" w:color="D9D9D9"/>
-              <w:bottom w:val="single" w:sz="4" w:color="D9D9D9"/>
-              <w:right w:val="single" w:sz="4" w:color="D9D9D9"/>
-            </w:tcBorders>
-            <w:tcMar>
-              <w:top w:w="85" w:type="dxa"/>
-              <w:left w:w="85" w:type="dxa"/>
-              <w:bottom w:w="85" w:type="dxa"/>
-              <w:right w:w="85" w:type="dxa"/>
-            </w:tcMar>
-            <w:shd w:fill="F5F7F9"/>
-          </w:tcPr>
-          <w:p>
-            <w:pPr>
-              <w:spacing w:after="60" w:line="269" w:lineRule="auto"/>
-            </w:pPr>
-            <w:r>
-              <w:rPr>
-                <w:b w:val="0"/>
-                <w:sz w:val="20"/>
-              </w:rPr>
-              <w:t>一次性挑战 真实 MFA 失败锁定</w:t>
-            </w:r>
-          </w:p>
-        </w:tc>
-      </w:tr>
-      <w:tr>
-        <w:trPr>
-          <w:cantSplit/>
-        </w:trPr>
-        <w:tc>
-          <w:tcPr>
-            <w:tcW w:type="dxa" w:w="2304"/>
-            <w:vAlign w:val="center"/>
-            <w:tcBorders>
-              <w:top w:val="single" w:sz="4" w:color="D9D9D9"/>
-              <w:left w:val="single" w:sz="4" w:color="D9D9D9"/>
-              <w:bottom w:val="single" w:sz="4" w:color="D9D9D9"/>
-              <w:right w:val="single" w:sz="4" w:color="D9D9D9"/>
-            </w:tcBorders>
-            <w:tcMar>
-              <w:top w:w="85" w:type="dxa"/>
-              <w:left w:w="85" w:type="dxa"/>
-              <w:bottom w:w="85" w:type="dxa"/>
-              <w:right w:w="85" w:type="dxa"/>
-            </w:tcMar>
-            <w:shd w:fill="FFFFFF"/>
-          </w:tcPr>
-          <w:p>
-            <w:pPr>
-              <w:spacing w:after="60" w:line="269" w:lineRule="auto"/>
-            </w:pPr>
-            <w:r>
-              <w:rPr>
-                <w:b w:val="0"/>
-                <w:sz w:val="20"/>
-              </w:rPr>
-              <w:t>隔离不足 P1</w:t>
-            </w:r>
-          </w:p>
-        </w:tc>
-        <w:tc>
-          <w:tcPr>
-            <w:tcW w:type="dxa" w:w="3744"/>
-            <w:vAlign w:val="center"/>
-            <w:tcBorders>
-              <w:top w:val="single" w:sz="4" w:color="D9D9D9"/>
-              <w:left w:val="single" w:sz="4" w:color="D9D9D9"/>
-              <w:bottom w:val="single" w:sz="4" w:color="D9D9D9"/>
-              <w:right w:val="single" w:sz="4" w:color="D9D9D9"/>
-            </w:tcBorders>
-            <w:tcMar>
-              <w:top w:w="85" w:type="dxa"/>
-              <w:left w:w="85" w:type="dxa"/>
-              <w:bottom w:w="85" w:type="dxa"/>
-              <w:right w:w="85" w:type="dxa"/>
-            </w:tcMar>
-            <w:shd w:fill="FFFFFF"/>
-          </w:tcPr>
-          <w:p>
-            <w:pPr>
-              <w:spacing w:after="60" w:line="269" w:lineRule="auto"/>
-            </w:pPr>
-            <w:r>
-              <w:rPr>
-                <w:b w:val="0"/>
-                <w:sz w:val="20"/>
-              </w:rPr>
-              <w:t>进程内守卫 线程不可强杀</w:t>
-            </w:r>
-          </w:p>
-        </w:tc>
-        <w:tc>
-          <w:tcPr>
-            <w:tcW w:type="dxa" w:w="3888"/>
-            <w:vAlign w:val="center"/>
-            <w:tcBorders>
-              <w:top w:val="single" w:sz="4" w:color="D9D9D9"/>
-              <w:left w:val="single" w:sz="4" w:color="D9D9D9"/>
-              <w:bottom w:val="single" w:sz="4" w:color="D9D9D9"/>
-              <w:right w:val="single" w:sz="4" w:color="D9D9D9"/>
-            </w:tcBorders>
-            <w:tcMar>
-              <w:top w:w="85" w:type="dxa"/>
-              <w:left w:w="85" w:type="dxa"/>
-              <w:bottom w:w="85" w:type="dxa"/>
-              <w:right w:w="85" w:type="dxa"/>
-            </w:tcMar>
-            <w:shd w:fill="FFFFFF"/>
-          </w:tcPr>
-          <w:p>
-            <w:pPr>
-              <w:spacing w:after="60" w:line="269" w:lineRule="auto"/>
-            </w:pPr>
-            <w:r>
-              <w:rPr>
-                <w:b w:val="0"/>
-                <w:sz w:val="20"/>
-              </w:rPr>
-              <w:t>容器 资源与文件隔离</w:t>
-            </w:r>
-          </w:p>
-        </w:tc>
-      </w:tr>
-      <w:tr>
-        <w:trPr>
-          <w:cantSplit/>
-        </w:trPr>
-        <w:tc>
-          <w:tcPr>
-            <w:tcW w:type="dxa" w:w="2304"/>
-            <w:vAlign w:val="center"/>
-            <w:tcBorders>
-              <w:top w:val="single" w:sz="4" w:color="D9D9D9"/>
-              <w:left w:val="single" w:sz="4" w:color="D9D9D9"/>
-              <w:bottom w:val="single" w:sz="4" w:color="D9D9D9"/>
-              <w:right w:val="single" w:sz="4" w:color="D9D9D9"/>
-            </w:tcBorders>
-            <w:tcMar>
-              <w:top w:w="85" w:type="dxa"/>
-              <w:left w:w="85" w:type="dxa"/>
-              <w:bottom w:w="85" w:type="dxa"/>
-              <w:right w:w="85" w:type="dxa"/>
-            </w:tcMar>
-            <w:shd w:fill="F5F7F9"/>
-          </w:tcPr>
-          <w:p>
-            <w:pPr>
-              <w:spacing w:after="60" w:line="269" w:lineRule="auto"/>
-            </w:pPr>
-            <w:r>
-              <w:rPr>
-                <w:b w:val="0"/>
-                <w:sz w:val="20"/>
-              </w:rPr>
-              <w:t>语义覆盖有限 P1</w:t>
-            </w:r>
-          </w:p>
-        </w:tc>
-        <w:tc>
-          <w:tcPr>
-            <w:tcW w:type="dxa" w:w="3744"/>
-            <w:vAlign w:val="center"/>
-            <w:tcBorders>
-              <w:top w:val="single" w:sz="4" w:color="D9D9D9"/>
-              <w:left w:val="single" w:sz="4" w:color="D9D9D9"/>
-              <w:bottom w:val="single" w:sz="4" w:color="D9D9D9"/>
-              <w:right w:val="single" w:sz="4" w:color="D9D9D9"/>
-            </w:tcBorders>
-            <w:tcMar>
-              <w:top w:w="85" w:type="dxa"/>
-              <w:left w:w="85" w:type="dxa"/>
-              <w:bottom w:w="85" w:type="dxa"/>
-              <w:right w:w="85" w:type="dxa"/>
-            </w:tcMar>
-            <w:shd w:fill="F5F7F9"/>
-          </w:tcPr>
-          <w:p>
-            <w:pPr>
-              <w:spacing w:after="60" w:line="269" w:lineRule="auto"/>
-            </w:pPr>
-            <w:r>
-              <w:rPr>
-                <w:b w:val="0"/>
-                <w:sz w:val="20"/>
-              </w:rPr>
-              <w:t>条件组合保守澄清 缺通用上下文</w:t>
-            </w:r>
-          </w:p>
-        </w:tc>
-        <w:tc>
-          <w:tcPr>
-            <w:tcW w:type="dxa" w:w="3888"/>
-            <w:vAlign w:val="center"/>
-            <w:tcBorders>
-              <w:top w:val="single" w:sz="4" w:color="D9D9D9"/>
-              <w:left w:val="single" w:sz="4" w:color="D9D9D9"/>
-              <w:bottom w:val="single" w:sz="4" w:color="D9D9D9"/>
-              <w:right w:val="single" w:sz="4" w:color="D9D9D9"/>
-            </w:tcBorders>
-            <w:tcMar>
-              <w:top w:w="85" w:type="dxa"/>
-              <w:left w:w="85" w:type="dxa"/>
-              <w:bottom w:w="85" w:type="dxa"/>
-              <w:right w:w="85" w:type="dxa"/>
-            </w:tcMar>
-            <w:shd w:fill="F5F7F9"/>
-          </w:tcPr>
-          <w:p>
-            <w:pPr>
-              <w:spacing w:after="60" w:line="269" w:lineRule="auto"/>
-            </w:pPr>
-            <w:r>
-              <w:rPr>
-                <w:b w:val="0"/>
-                <w:sz w:val="20"/>
-              </w:rPr>
-              <w:t>语义契约 来源检查 独立评测</w:t>
-            </w:r>
-          </w:p>
-        </w:tc>
-      </w:tr>
-      <w:tr>
-        <w:trPr>
-          <w:cantSplit/>
-        </w:trPr>
-        <w:tc>
-          <w:tcPr>
-            <w:tcW w:type="dxa" w:w="2304"/>
-            <w:vAlign w:val="center"/>
-            <w:tcBorders>
-              <w:top w:val="single" w:sz="4" w:color="D9D9D9"/>
-              <w:left w:val="single" w:sz="4" w:color="D9D9D9"/>
-              <w:bottom w:val="single" w:sz="4" w:color="D9D9D9"/>
-              <w:right w:val="single" w:sz="4" w:color="D9D9D9"/>
-            </w:tcBorders>
-            <w:tcMar>
-              <w:top w:w="85" w:type="dxa"/>
-              <w:left w:w="85" w:type="dxa"/>
-              <w:bottom w:w="85" w:type="dxa"/>
-              <w:right w:w="85" w:type="dxa"/>
-            </w:tcMar>
-            <w:shd w:fill="FFFFFF"/>
-          </w:tcPr>
-          <w:p>
-            <w:pPr>
-              <w:spacing w:after="60" w:line="269" w:lineRule="auto"/>
-            </w:pPr>
-            <w:r>
-              <w:rPr>
-                <w:b w:val="0"/>
-                <w:sz w:val="20"/>
-              </w:rPr>
-              <w:t>SQLite 单机 P1</w:t>
-            </w:r>
-          </w:p>
-        </w:tc>
-        <w:tc>
-          <w:tcPr>
-            <w:tcW w:type="dxa" w:w="3744"/>
-            <w:vAlign w:val="center"/>
-            <w:tcBorders>
-              <w:top w:val="single" w:sz="4" w:color="D9D9D9"/>
-              <w:left w:val="single" w:sz="4" w:color="D9D9D9"/>
-              <w:bottom w:val="single" w:sz="4" w:color="D9D9D9"/>
-              <w:right w:val="single" w:sz="4" w:color="D9D9D9"/>
-            </w:tcBorders>
-            <w:tcMar>
-              <w:top w:w="85" w:type="dxa"/>
-              <w:left w:w="85" w:type="dxa"/>
-              <w:bottom w:w="85" w:type="dxa"/>
-              <w:right w:w="85" w:type="dxa"/>
-            </w:tcMar>
-            <w:shd w:fill="FFFFFF"/>
-          </w:tcPr>
-          <w:p>
-            <w:pPr>
-              <w:spacing w:after="60" w:line="269" w:lineRule="auto"/>
-            </w:pPr>
-            <w:r>
-              <w:rPr>
-                <w:b w:val="0"/>
-                <w:sz w:val="20"/>
-              </w:rPr>
-              <w:t>事务和 readiness 无高可用</w:t>
-            </w:r>
-          </w:p>
-        </w:tc>
-        <w:tc>
-          <w:tcPr>
-            <w:tcW w:type="dxa" w:w="3888"/>
-            <w:vAlign w:val="center"/>
-            <w:tcBorders>
-              <w:top w:val="single" w:sz="4" w:color="D9D9D9"/>
-              <w:left w:val="single" w:sz="4" w:color="D9D9D9"/>
-              <w:bottom w:val="single" w:sz="4" w:color="D9D9D9"/>
-              <w:right w:val="single" w:sz="4" w:color="D9D9D9"/>
-            </w:tcBorders>
-            <w:tcMar>
-              <w:top w:w="85" w:type="dxa"/>
-              <w:left w:w="85" w:type="dxa"/>
-              <w:bottom w:w="85" w:type="dxa"/>
-              <w:right w:w="85" w:type="dxa"/>
-            </w:tcMar>
-            <w:shd w:fill="FFFFFF"/>
-          </w:tcPr>
-          <w:p>
-            <w:pPr>
-              <w:spacing w:after="60" w:line="269" w:lineRule="auto"/>
-            </w:pPr>
-            <w:r>
-              <w:rPr>
-                <w:b w:val="0"/>
-                <w:sz w:val="20"/>
-              </w:rPr>
-              <w:t>高可用数据库 备份恢复</w:t>
-            </w:r>
-          </w:p>
-        </w:tc>
-      </w:tr>
-      <w:tr>
-        <w:trPr>
-          <w:cantSplit/>
-        </w:trPr>
-        <w:tc>
-          <w:tcPr>
-            <w:tcW w:type="dxa" w:w="2304"/>
-            <w:vAlign w:val="center"/>
-            <w:tcBorders>
-              <w:top w:val="single" w:sz="4" w:color="D9D9D9"/>
-              <w:left w:val="single" w:sz="4" w:color="D9D9D9"/>
-              <w:bottom w:val="single" w:sz="4" w:color="D9D9D9"/>
-              <w:right w:val="single" w:sz="4" w:color="D9D9D9"/>
-            </w:tcBorders>
-            <w:tcMar>
-              <w:top w:w="85" w:type="dxa"/>
-              <w:left w:w="85" w:type="dxa"/>
-              <w:bottom w:w="85" w:type="dxa"/>
-              <w:right w:w="85" w:type="dxa"/>
-            </w:tcMar>
-            <w:shd w:fill="F5F7F9"/>
-          </w:tcPr>
-          <w:p>
-            <w:pPr>
-              <w:spacing w:after="60" w:line="269" w:lineRule="auto"/>
-            </w:pPr>
-            <w:r>
-              <w:rPr>
-                <w:b w:val="0"/>
-                <w:sz w:val="20"/>
-              </w:rPr>
-              <w:t>系统级熔断 P1</w:t>
-            </w:r>
-          </w:p>
-        </w:tc>
-        <w:tc>
-          <w:tcPr>
-            <w:tcW w:type="dxa" w:w="3744"/>
-            <w:vAlign w:val="center"/>
-            <w:tcBorders>
-              <w:top w:val="single" w:sz="4" w:color="D9D9D9"/>
-              <w:left w:val="single" w:sz="4" w:color="D9D9D9"/>
-              <w:bottom w:val="single" w:sz="4" w:color="D9D9D9"/>
-              <w:right w:val="single" w:sz="4" w:color="D9D9D9"/>
-            </w:tcBorders>
-            <w:tcMar>
-              <w:top w:w="85" w:type="dxa"/>
-              <w:left w:w="85" w:type="dxa"/>
-              <w:bottom w:w="85" w:type="dxa"/>
-              <w:right w:w="85" w:type="dxa"/>
-            </w:tcMar>
-            <w:shd w:fill="F5F7F9"/>
-          </w:tcPr>
-          <w:p>
-            <w:pPr>
-              <w:spacing w:after="60" w:line="269" w:lineRule="auto"/>
-            </w:pPr>
-            <w:r>
-              <w:rPr>
-                <w:b w:val="0"/>
-                <w:sz w:val="20"/>
-              </w:rPr>
-              <w:t>计数共享 可能影响其他操作</w:t>
-            </w:r>
-          </w:p>
-        </w:tc>
-        <w:tc>
-          <w:tcPr>
-            <w:tcW w:type="dxa" w:w="3888"/>
-            <w:vAlign w:val="center"/>
-            <w:tcBorders>
-              <w:top w:val="single" w:sz="4" w:color="D9D9D9"/>
-              <w:left w:val="single" w:sz="4" w:color="D9D9D9"/>
-              <w:bottom w:val="single" w:sz="4" w:color="D9D9D9"/>
-              <w:right w:val="single" w:sz="4" w:color="D9D9D9"/>
-            </w:tcBorders>
-            <w:tcMar>
-              <w:top w:w="85" w:type="dxa"/>
-              <w:left w:w="85" w:type="dxa"/>
-              <w:bottom w:w="85" w:type="dxa"/>
-              <w:right w:w="85" w:type="dxa"/>
-            </w:tcMar>
-            <w:shd w:fill="F5F7F9"/>
-          </w:tcPr>
-          <w:p>
-            <w:pPr>
-              <w:spacing w:after="60" w:line="269" w:lineRule="auto"/>
-            </w:pPr>
-            <w:r>
-              <w:rPr>
-                <w:b w:val="0"/>
-                <w:sz w:val="20"/>
-              </w:rPr>
-              <w:t>按用户租户隔离和限流</w:t>
-            </w:r>
-          </w:p>
-        </w:tc>
-      </w:tr>
-      <w:tr>
-        <w:trPr>
-          <w:cantSplit/>
-        </w:trPr>
-        <w:tc>
-          <w:tcPr>
-            <w:tcW w:type="dxa" w:w="2304"/>
-            <w:vAlign w:val="center"/>
-            <w:tcBorders>
-              <w:top w:val="single" w:sz="4" w:color="D9D9D9"/>
-              <w:left w:val="single" w:sz="4" w:color="D9D9D9"/>
-              <w:bottom w:val="single" w:sz="4" w:color="D9D9D9"/>
-              <w:right w:val="single" w:sz="4" w:color="D9D9D9"/>
-            </w:tcBorders>
-            <w:tcMar>
-              <w:top w:w="85" w:type="dxa"/>
-              <w:left w:w="85" w:type="dxa"/>
-              <w:bottom w:w="85" w:type="dxa"/>
-              <w:right w:w="85" w:type="dxa"/>
-            </w:tcMar>
-            <w:shd w:fill="FFFFFF"/>
-          </w:tcPr>
-          <w:p>
-            <w:pPr>
-              <w:spacing w:after="60" w:line="269" w:lineRule="auto"/>
-            </w:pPr>
-            <w:r>
-              <w:rPr>
-                <w:b w:val="0"/>
-                <w:sz w:val="20"/>
-              </w:rPr>
-              <w:t>IM 未绑定 P1</w:t>
-            </w:r>
-          </w:p>
-        </w:tc>
-        <w:tc>
-          <w:tcPr>
-            <w:tcW w:type="dxa" w:w="3744"/>
-            <w:vAlign w:val="center"/>
-            <w:tcBorders>
-              <w:top w:val="single" w:sz="4" w:color="D9D9D9"/>
-              <w:left w:val="single" w:sz="4" w:color="D9D9D9"/>
-              <w:bottom w:val="single" w:sz="4" w:color="D9D9D9"/>
-              <w:right w:val="single" w:sz="4" w:color="D9D9D9"/>
-            </w:tcBorders>
-            <w:tcMar>
-              <w:top w:w="85" w:type="dxa"/>
-              <w:left w:w="85" w:type="dxa"/>
-              <w:bottom w:w="85" w:type="dxa"/>
-              <w:right w:w="85" w:type="dxa"/>
-            </w:tcMar>
-            <w:shd w:fill="FFFFFF"/>
-          </w:tcPr>
-          <w:p>
-            <w:pPr>
-              <w:spacing w:after="60" w:line="269" w:lineRule="auto"/>
-            </w:pPr>
-            <w:r>
-              <w:rPr>
-                <w:b w:val="0"/>
-                <w:sz w:val="20"/>
-              </w:rPr>
-              <w:t>无平台签名 无真实用户映射</w:t>
-            </w:r>
-          </w:p>
-        </w:tc>
-        <w:tc>
-          <w:tcPr>
-            <w:tcW w:type="dxa" w:w="3888"/>
-            <w:vAlign w:val="center"/>
-            <w:tcBorders>
-              <w:top w:val="single" w:sz="4" w:color="D9D9D9"/>
-              <w:left w:val="single" w:sz="4" w:color="D9D9D9"/>
-              <w:bottom w:val="single" w:sz="4" w:color="D9D9D9"/>
-              <w:right w:val="single" w:sz="4" w:color="D9D9D9"/>
-            </w:tcBorders>
-            <w:tcMar>
-              <w:top w:w="85" w:type="dxa"/>
-              <w:left w:w="85" w:type="dxa"/>
-              <w:bottom w:w="85" w:type="dxa"/>
-              <w:right w:w="85" w:type="dxa"/>
-            </w:tcMar>
-            <w:shd w:fill="FFFFFF"/>
-          </w:tcPr>
-          <w:p>
-            <w:pPr>
-              <w:spacing w:after="60" w:line="269" w:lineRule="auto"/>
-            </w:pPr>
-            <w:r>
-              <w:rPr>
-                <w:b w:val="0"/>
-                <w:sz w:val="20"/>
-              </w:rPr>
-              <w:t>签名校验 OAuth 用户绑定</w:t>
-            </w:r>
-          </w:p>
-        </w:tc>
-      </w:tr>
-      <w:tr>
-        <w:trPr>
-          <w:cantSplit/>
-        </w:trPr>
-        <w:tc>
-          <w:tcPr>
-            <w:tcW w:type="dxa" w:w="2304"/>
-            <w:vAlign w:val="center"/>
-            <w:tcBorders>
-              <w:top w:val="single" w:sz="4" w:color="D9D9D9"/>
-              <w:left w:val="single" w:sz="4" w:color="D9D9D9"/>
-              <w:bottom w:val="single" w:sz="4" w:color="D9D9D9"/>
-              <w:right w:val="single" w:sz="4" w:color="D9D9D9"/>
-            </w:tcBorders>
-            <w:tcMar>
-              <w:top w:w="85" w:type="dxa"/>
-              <w:left w:w="85" w:type="dxa"/>
-              <w:bottom w:w="85" w:type="dxa"/>
-              <w:right w:w="85" w:type="dxa"/>
-            </w:tcMar>
-            <w:shd w:fill="F5F7F9"/>
-          </w:tcPr>
-          <w:p>
-            <w:pPr>
-              <w:spacing w:after="60" w:line="269" w:lineRule="auto"/>
-            </w:pPr>
-            <w:r>
-              <w:rPr>
-                <w:b w:val="0"/>
-                <w:sz w:val="20"/>
-              </w:rPr>
-              <w:t>审计无外部锚 P1</w:t>
-            </w:r>
-          </w:p>
-        </w:tc>
-        <w:tc>
-          <w:tcPr>
-            <w:tcW w:type="dxa" w:w="3744"/>
-            <w:vAlign w:val="center"/>
-            <w:tcBorders>
-              <w:top w:val="single" w:sz="4" w:color="D9D9D9"/>
-              <w:left w:val="single" w:sz="4" w:color="D9D9D9"/>
-              <w:bottom w:val="single" w:sz="4" w:color="D9D9D9"/>
-              <w:right w:val="single" w:sz="4" w:color="D9D9D9"/>
-            </w:tcBorders>
-            <w:tcMar>
-              <w:top w:w="85" w:type="dxa"/>
-              <w:left w:w="85" w:type="dxa"/>
-              <w:bottom w:w="85" w:type="dxa"/>
-              <w:right w:w="85" w:type="dxa"/>
-            </w:tcMar>
-            <w:shd w:fill="F5F7F9"/>
-          </w:tcPr>
-          <w:p>
-            <w:pPr>
-              <w:spacing w:after="60" w:line="269" w:lineRule="auto"/>
-            </w:pPr>
-            <w:r>
-              <w:rPr>
-                <w:b w:val="0"/>
-                <w:sz w:val="20"/>
-              </w:rPr>
-              <w:t>本地链只验内部一致性</w:t>
-            </w:r>
-          </w:p>
-        </w:tc>
-        <w:tc>
-          <w:tcPr>
-            <w:tcW w:type="dxa" w:w="3888"/>
-            <w:vAlign w:val="center"/>
-            <w:tcBorders>
-              <w:top w:val="single" w:sz="4" w:color="D9D9D9"/>
-              <w:left w:val="single" w:sz="4" w:color="D9D9D9"/>
-              <w:bottom w:val="single" w:sz="4" w:color="D9D9D9"/>
-              <w:right w:val="single" w:sz="4" w:color="D9D9D9"/>
-            </w:tcBorders>
-            <w:tcMar>
-              <w:top w:w="85" w:type="dxa"/>
-              <w:left w:w="85" w:type="dxa"/>
-              <w:bottom w:w="85" w:type="dxa"/>
-              <w:right w:w="85" w:type="dxa"/>
-            </w:tcMar>
-            <w:shd w:fill="F5F7F9"/>
-          </w:tcPr>
-          <w:p>
-            <w:pPr>
-              <w:spacing w:after="60" w:line="269" w:lineRule="auto"/>
-            </w:pPr>
-            <w:r>
-              <w:rPr>
-                <w:b w:val="0"/>
-                <w:sz w:val="20"/>
-              </w:rPr>
-              <w:t>独立权限 WORM 外部锚点</w:t>
-            </w:r>
-          </w:p>
-        </w:tc>
-      </w:tr>
-      <w:tr>
-        <w:trPr>
-          <w:cantSplit/>
-        </w:trPr>
-        <w:tc>
-          <w:tcPr>
-            <w:tcW w:type="dxa" w:w="2304"/>
-            <w:vAlign w:val="center"/>
-            <w:tcBorders>
-              <w:top w:val="single" w:sz="4" w:color="D9D9D9"/>
-              <w:left w:val="single" w:sz="4" w:color="D9D9D9"/>
-              <w:bottom w:val="single" w:sz="4" w:color="D9D9D9"/>
-              <w:right w:val="single" w:sz="4" w:color="D9D9D9"/>
-            </w:tcBorders>
-            <w:tcMar>
-              <w:top w:w="85" w:type="dxa"/>
-              <w:left w:w="85" w:type="dxa"/>
-              <w:bottom w:w="85" w:type="dxa"/>
-              <w:right w:w="85" w:type="dxa"/>
-            </w:tcMar>
-            <w:shd w:fill="FFFFFF"/>
-          </w:tcPr>
-          <w:p>
-            <w:pPr>
-              <w:spacing w:after="60" w:line="269" w:lineRule="auto"/>
-            </w:pPr>
-            <w:r>
-              <w:rPr>
-                <w:b w:val="0"/>
-                <w:sz w:val="20"/>
-              </w:rPr>
-              <w:t>记录增长 P2</w:t>
-            </w:r>
-          </w:p>
-        </w:tc>
-        <w:tc>
-          <w:tcPr>
-            <w:tcW w:type="dxa" w:w="3744"/>
-            <w:vAlign w:val="center"/>
-            <w:tcBorders>
-              <w:top w:val="single" w:sz="4" w:color="D9D9D9"/>
-              <w:left w:val="single" w:sz="4" w:color="D9D9D9"/>
-              <w:bottom w:val="single" w:sz="4" w:color="D9D9D9"/>
-              <w:right w:val="single" w:sz="4" w:color="D9D9D9"/>
-            </w:tcBorders>
-            <w:tcMar>
-              <w:top w:w="85" w:type="dxa"/>
-              <w:left w:w="85" w:type="dxa"/>
-              <w:bottom w:w="85" w:type="dxa"/>
-              <w:right w:w="85" w:type="dxa"/>
-            </w:tcMar>
-            <w:shd w:fill="FFFFFF"/>
-          </w:tcPr>
-          <w:p>
-            <w:pPr>
-              <w:spacing w:after="60" w:line="269" w:lineRule="auto"/>
-            </w:pPr>
-            <w:r>
-              <w:rPr>
-                <w:b w:val="0"/>
-                <w:sz w:val="20"/>
-              </w:rPr>
-              <w:t>幂等和 nonce 缺 TTL 清理</w:t>
-            </w:r>
-          </w:p>
-        </w:tc>
-        <w:tc>
-          <w:tcPr>
-            <w:tcW w:type="dxa" w:w="3888"/>
-            <w:vAlign w:val="center"/>
-            <w:tcBorders>
-              <w:top w:val="single" w:sz="4" w:color="D9D9D9"/>
-              <w:left w:val="single" w:sz="4" w:color="D9D9D9"/>
-              <w:bottom w:val="single" w:sz="4" w:color="D9D9D9"/>
-              <w:right w:val="single" w:sz="4" w:color="D9D9D9"/>
-            </w:tcBorders>
-            <w:tcMar>
-              <w:top w:w="85" w:type="dxa"/>
-              <w:left w:w="85" w:type="dxa"/>
-              <w:bottom w:w="85" w:type="dxa"/>
-              <w:right w:w="85" w:type="dxa"/>
-            </w:tcMar>
-            <w:shd w:fill="FFFFFF"/>
-          </w:tcPr>
-          <w:p>
-            <w:pPr>
-              <w:spacing w:after="60" w:line="269" w:lineRule="auto"/>
-            </w:pPr>
-            <w:r>
-              <w:rPr>
-                <w:b w:val="0"/>
-                <w:sz w:val="20"/>
-              </w:rPr>
-              <w:t>过期归档 容量监控</w:t>
-            </w:r>
-          </w:p>
-        </w:tc>
-      </w:tr>
-      <w:tr>
-        <w:trPr>
-          <w:cantSplit/>
-        </w:trPr>
-        <w:tc>
-          <w:tcPr>
-            <w:tcW w:type="dxa" w:w="2304"/>
-            <w:vAlign w:val="center"/>
-            <w:tcBorders>
-              <w:top w:val="single" w:sz="4" w:color="D9D9D9"/>
-              <w:left w:val="single" w:sz="4" w:color="D9D9D9"/>
-              <w:bottom w:val="single" w:sz="4" w:color="D9D9D9"/>
-              <w:right w:val="single" w:sz="4" w:color="D9D9D9"/>
-            </w:tcBorders>
-            <w:tcMar>
-              <w:top w:w="85" w:type="dxa"/>
-              <w:left w:w="85" w:type="dxa"/>
-              <w:bottom w:w="85" w:type="dxa"/>
-              <w:right w:w="85" w:type="dxa"/>
-            </w:tcMar>
-            <w:shd w:fill="F5F7F9"/>
-          </w:tcPr>
-          <w:p>
-            <w:pPr>
-              <w:spacing w:after="60" w:line="269" w:lineRule="auto"/>
-            </w:pPr>
-            <w:r>
-              <w:rPr>
-                <w:b w:val="0"/>
-                <w:sz w:val="20"/>
-              </w:rPr>
-              <w:t>补偿有限 P2</w:t>
-            </w:r>
-          </w:p>
-        </w:tc>
-        <w:tc>
-          <w:tcPr>
-            <w:tcW w:type="dxa" w:w="3744"/>
-            <w:vAlign w:val="center"/>
-            <w:tcBorders>
-              <w:top w:val="single" w:sz="4" w:color="D9D9D9"/>
-              <w:left w:val="single" w:sz="4" w:color="D9D9D9"/>
-              <w:bottom w:val="single" w:sz="4" w:color="D9D9D9"/>
-              <w:right w:val="single" w:sz="4" w:color="D9D9D9"/>
-            </w:tcBorders>
-            <w:tcMar>
-              <w:top w:w="85" w:type="dxa"/>
-              <w:left w:w="85" w:type="dxa"/>
-              <w:bottom w:w="85" w:type="dxa"/>
-              <w:right w:w="85" w:type="dxa"/>
-            </w:tcMar>
-            <w:shd w:fill="F5F7F9"/>
-          </w:tcPr>
-          <w:p>
-            <w:pPr>
-              <w:spacing w:after="60" w:line="269" w:lineRule="auto"/>
-            </w:pPr>
-            <w:r>
-              <w:rPr>
-                <w:b w:val="0"/>
-                <w:sz w:val="20"/>
-              </w:rPr>
-              <w:t>仅登记工具可回退</w:t>
-            </w:r>
-          </w:p>
-        </w:tc>
-        <w:tc>
-          <w:tcPr>
-            <w:tcW w:type="dxa" w:w="3888"/>
-            <w:vAlign w:val="center"/>
-            <w:tcBorders>
-              <w:top w:val="single" w:sz="4" w:color="D9D9D9"/>
-              <w:left w:val="single" w:sz="4" w:color="D9D9D9"/>
-              <w:bottom w:val="single" w:sz="4" w:color="D9D9D9"/>
-              <w:right w:val="single" w:sz="4" w:color="D9D9D9"/>
-            </w:tcBorders>
-            <w:tcMar>
-              <w:top w:w="85" w:type="dxa"/>
-              <w:left w:w="85" w:type="dxa"/>
-              <w:bottom w:w="85" w:type="dxa"/>
-              <w:right w:w="85" w:type="dxa"/>
-            </w:tcMar>
-            <w:shd w:fill="F5F7F9"/>
-          </w:tcPr>
-          <w:p>
-            <w:pPr>
-              <w:spacing w:after="60" w:line="269" w:lineRule="auto"/>
-            </w:pPr>
-            <w:r>
-              <w:rPr>
-                <w:b w:val="0"/>
-                <w:sz w:val="20"/>
-              </w:rPr>
-              <w:t>补偿规格 对账手册 失败演练</w:t>
-            </w:r>
-          </w:p>
-        </w:tc>
-      </w:tr>
-      <w:tr>
-        <w:trPr>
-          <w:cantSplit/>
-        </w:trPr>
-        <w:tc>
-          <w:tcPr>
-            <w:tcW w:type="dxa" w:w="2304"/>
-            <w:vAlign w:val="center"/>
-            <w:tcBorders>
-              <w:top w:val="single" w:sz="4" w:color="D9D9D9"/>
-              <w:left w:val="single" w:sz="4" w:color="D9D9D9"/>
-              <w:bottom w:val="single" w:sz="4" w:color="D9D9D9"/>
-              <w:right w:val="single" w:sz="4" w:color="D9D9D9"/>
-            </w:tcBorders>
-            <w:tcMar>
-              <w:top w:w="85" w:type="dxa"/>
-              <w:left w:w="85" w:type="dxa"/>
-              <w:bottom w:w="85" w:type="dxa"/>
-              <w:right w:w="85" w:type="dxa"/>
-            </w:tcMar>
-            <w:shd w:fill="FFFFFF"/>
-          </w:tcPr>
-          <w:p>
-            <w:pPr>
-              <w:spacing w:after="60" w:line="269" w:lineRule="auto"/>
-            </w:pPr>
-            <w:r>
-              <w:rPr>
-                <w:b w:val="0"/>
-                <w:sz w:val="20"/>
-              </w:rPr>
-              <w:t>浏览器覆盖 P2</w:t>
-            </w:r>
-          </w:p>
-        </w:tc>
-        <w:tc>
-          <w:tcPr>
-            <w:tcW w:type="dxa" w:w="3744"/>
-            <w:vAlign w:val="center"/>
-            <w:tcBorders>
-              <w:top w:val="single" w:sz="4" w:color="D9D9D9"/>
-              <w:left w:val="single" w:sz="4" w:color="D9D9D9"/>
-              <w:bottom w:val="single" w:sz="4" w:color="D9D9D9"/>
-              <w:right w:val="single" w:sz="4" w:color="D9D9D9"/>
-            </w:tcBorders>
-            <w:tcMar>
-              <w:top w:w="85" w:type="dxa"/>
-              <w:left w:w="85" w:type="dxa"/>
-              <w:bottom w:w="85" w:type="dxa"/>
-              <w:right w:w="85" w:type="dxa"/>
-            </w:tcMar>
-            <w:shd w:fill="FFFFFF"/>
-          </w:tcPr>
-          <w:p>
-            <w:pPr>
-              <w:spacing w:after="60" w:line="269" w:lineRule="auto"/>
-            </w:pPr>
-            <w:r>
-              <w:rPr>
-                <w:b w:val="0"/>
-                <w:sz w:val="20"/>
-              </w:rPr>
-              <w:t>单元测试不能代表全部体验</w:t>
-            </w:r>
-          </w:p>
-        </w:tc>
-        <w:tc>
-          <w:tcPr>
-            <w:tcW w:type="dxa" w:w="3888"/>
-            <w:vAlign w:val="center"/>
-            <w:tcBorders>
-              <w:top w:val="single" w:sz="4" w:color="D9D9D9"/>
-              <w:left w:val="single" w:sz="4" w:color="D9D9D9"/>
-              <w:bottom w:val="single" w:sz="4" w:color="D9D9D9"/>
-              <w:right w:val="single" w:sz="4" w:color="D9D9D9"/>
-            </w:tcBorders>
-            <w:tcMar>
-              <w:top w:w="85" w:type="dxa"/>
-              <w:left w:w="85" w:type="dxa"/>
-              <w:bottom w:w="85" w:type="dxa"/>
-              <w:right w:w="85" w:type="dxa"/>
-            </w:tcMar>
-            <w:shd w:fill="FFFFFF"/>
-          </w:tcPr>
-          <w:p>
-            <w:pPr>
-              <w:spacing w:after="60" w:line="269" w:lineRule="auto"/>
-            </w:pPr>
-            <w:r>
-              <w:rPr>
-                <w:b w:val="0"/>
-                <w:sz w:val="20"/>
-              </w:rPr>
-              <w:t>网络时序 无障碍 多浏览器回归</w:t>
-            </w:r>
-          </w:p>
-        </w:tc>
-      </w:tr>
-    </w:tbl>
-    <w:p>
-      <w:pPr>
-        <w:spacing w:after="60" w:line="60" w:lineRule="exact" w:before="0"/>
-      </w:pPr>
-    </w:p>
-    <w:p>
-      <w:r>
-        <w:t>生产网络还需 HTTPS、网关限流、安全响应头、密钥管理、依赖扫描和监控告警。默认本机部署不能直接用作公开银行服务。真实接口接入前应由业务、风控、安全和合规人员共同审查。</w:t>
-      </w:r>
-    </w:p>
-    <w:p>
-      <w:r>
-        <w:rPr>
-          <w:sz w:val="18"/>
-        </w:rPr>
-        <w:t>代码依据  config.py；trust/；channels/im.py；docs/SECURITY.md；docs/ROADMAP.md；deliverables/05-安全自评报告.md。</w:t>
-      </w:r>
-    </w:p>
-    <w:p>
-      <w:pPr>
-        <w:pStyle w:val="Heading1"/>
-        <w:pageBreakBefore/>
-      </w:pPr>
-      <w:r>
-        <w:t>6 验收方法与自评结论</w:t>
-      </w:r>
-    </w:p>
-    <w:tbl>
-      <w:tblPr>
-        <w:tblW w:type="auto" w:w="0"/>
-        <w:tblLayout w:type="fixed"/>
-        <w:tblLook w:firstColumn="1" w:firstRow="1" w:lastColumn="0" w:lastRow="0" w:noHBand="0" w:noVBand="1" w:val="04A0"/>
-      </w:tblPr>
-      <w:tblGrid>
-        <w:gridCol w:w="1800"/>
-        <w:gridCol w:w="4248"/>
-        <w:gridCol w:w="3888"/>
-      </w:tblGrid>
-      <w:tr>
-        <w:trPr>
-          <w:cantSplit/>
-          <w:tblHeader/>
-        </w:trPr>
-        <w:tc>
-          <w:tcPr>
-            <w:tcW w:type="dxa" w:w="1800"/>
-            <w:vAlign w:val="center"/>
-            <w:tcBorders>
-              <w:top w:val="single" w:sz="4" w:color="D9D9D9"/>
-              <w:left w:val="single" w:sz="4" w:color="D9D9D9"/>
-              <w:bottom w:val="single" w:sz="4" w:color="D9D9D9"/>
-              <w:right w:val="single" w:sz="4" w:color="D9D9D9"/>
-            </w:tcBorders>
-            <w:tcMar>
-              <w:top w:w="85" w:type="dxa"/>
-              <w:left w:w="85" w:type="dxa"/>
-              <w:bottom w:w="85" w:type="dxa"/>
-              <w:right w:w="85" w:type="dxa"/>
-            </w:tcMar>
-            <w:shd w:fill="E5EDF5"/>
-          </w:tcPr>
-          <w:p>
-            <w:pPr>
-              <w:spacing w:after="60" w:line="269" w:lineRule="auto"/>
-            </w:pPr>
-            <w:r>
-              <w:rPr>
-                <w:b/>
-                <w:sz w:val="20"/>
-              </w:rPr>
-              <w:t>对象</w:t>
-            </w:r>
-          </w:p>
-        </w:tc>
-        <w:tc>
-          <w:tcPr>
-            <w:tcW w:type="dxa" w:w="4248"/>
-            <w:vAlign w:val="center"/>
-            <w:tcBorders>
-              <w:top w:val="single" w:sz="4" w:color="D9D9D9"/>
-              <w:left w:val="single" w:sz="4" w:color="D9D9D9"/>
-              <w:bottom w:val="single" w:sz="4" w:color="D9D9D9"/>
-              <w:right w:val="single" w:sz="4" w:color="D9D9D9"/>
-            </w:tcBorders>
-            <w:tcMar>
-              <w:top w:w="85" w:type="dxa"/>
-              <w:left w:w="85" w:type="dxa"/>
-              <w:bottom w:w="85" w:type="dxa"/>
-              <w:right w:w="85" w:type="dxa"/>
-            </w:tcMar>
-            <w:shd w:fill="E5EDF5"/>
-          </w:tcPr>
-          <w:p>
-            <w:pPr>
-              <w:spacing w:after="60" w:line="269" w:lineRule="auto"/>
-            </w:pPr>
-            <w:r>
-              <w:rPr>
-                <w:b/>
-                <w:sz w:val="20"/>
-              </w:rPr>
-              <w:t>测试或入口</w:t>
-            </w:r>
-          </w:p>
-        </w:tc>
-        <w:tc>
-          <w:tcPr>
-            <w:tcW w:type="dxa" w:w="3888"/>
-            <w:vAlign w:val="center"/>
-            <w:tcBorders>
-              <w:top w:val="single" w:sz="4" w:color="D9D9D9"/>
-              <w:left w:val="single" w:sz="4" w:color="D9D9D9"/>
-              <w:bottom w:val="single" w:sz="4" w:color="D9D9D9"/>
-              <w:right w:val="single" w:sz="4" w:color="D9D9D9"/>
-            </w:tcBorders>
-            <w:tcMar>
-              <w:top w:w="85" w:type="dxa"/>
-              <w:left w:w="85" w:type="dxa"/>
-              <w:bottom w:w="85" w:type="dxa"/>
-              <w:right w:w="85" w:type="dxa"/>
-            </w:tcMar>
-            <w:shd w:fill="E5EDF5"/>
-          </w:tcPr>
-          <w:p>
-            <w:pPr>
-              <w:spacing w:after="60" w:line="269" w:lineRule="auto"/>
-            </w:pPr>
-            <w:r>
-              <w:rPr>
-                <w:b/>
-                <w:sz w:val="20"/>
-              </w:rPr>
-              <w:t>必须观察到的结果</w:t>
-            </w:r>
-          </w:p>
-        </w:tc>
-      </w:tr>
-      <w:tr>
-        <w:trPr>
-          <w:cantSplit/>
-        </w:trPr>
-        <w:tc>
-          <w:tcPr>
-            <w:tcW w:type="dxa" w:w="1800"/>
-            <w:vAlign w:val="center"/>
-            <w:tcBorders>
-              <w:top w:val="single" w:sz="4" w:color="D9D9D9"/>
-              <w:left w:val="single" w:sz="4" w:color="D9D9D9"/>
-              <w:bottom w:val="single" w:sz="4" w:color="D9D9D9"/>
-              <w:right w:val="single" w:sz="4" w:color="D9D9D9"/>
-            </w:tcBorders>
-            <w:tcMar>
-              <w:top w:w="85" w:type="dxa"/>
-              <w:left w:w="85" w:type="dxa"/>
-              <w:bottom w:w="85" w:type="dxa"/>
-              <w:right w:w="85" w:type="dxa"/>
-            </w:tcMar>
-            <w:shd w:fill="FFFFFF"/>
-          </w:tcPr>
-          <w:p>
-            <w:pPr>
-              <w:spacing w:after="60" w:line="269" w:lineRule="auto"/>
-            </w:pPr>
-            <w:r>
-              <w:rPr>
-                <w:b w:val="0"/>
-                <w:sz w:val="20"/>
-              </w:rPr>
-              <w:t>角色和撤权</w:t>
-            </w:r>
-          </w:p>
-        </w:tc>
-        <w:tc>
-          <w:tcPr>
-            <w:tcW w:type="dxa" w:w="4248"/>
-            <w:vAlign w:val="center"/>
-            <w:tcBorders>
-              <w:top w:val="single" w:sz="4" w:color="D9D9D9"/>
-              <w:left w:val="single" w:sz="4" w:color="D9D9D9"/>
-              <w:bottom w:val="single" w:sz="4" w:color="D9D9D9"/>
-              <w:right w:val="single" w:sz="4" w:color="D9D9D9"/>
-            </w:tcBorders>
-            <w:tcMar>
-              <w:top w:w="85" w:type="dxa"/>
-              <w:left w:w="85" w:type="dxa"/>
-              <w:bottom w:w="85" w:type="dxa"/>
-              <w:right w:w="85" w:type="dxa"/>
-            </w:tcMar>
-            <w:shd w:fill="FFFFFF"/>
-          </w:tcPr>
-          <w:p>
-            <w:pPr>
-              <w:spacing w:after="60" w:line="269" w:lineRule="auto"/>
-            </w:pPr>
-            <w:r>
-              <w:rPr>
-                <w:b w:val="0"/>
-                <w:sz w:val="20"/>
-              </w:rPr>
-              <w:t>test_authz.py 和安全回归</w:t>
-            </w:r>
-          </w:p>
-        </w:tc>
-        <w:tc>
-          <w:tcPr>
-            <w:tcW w:type="dxa" w:w="3888"/>
-            <w:vAlign w:val="center"/>
-            <w:tcBorders>
-              <w:top w:val="single" w:sz="4" w:color="D9D9D9"/>
-              <w:left w:val="single" w:sz="4" w:color="D9D9D9"/>
-              <w:bottom w:val="single" w:sz="4" w:color="D9D9D9"/>
-              <w:right w:val="single" w:sz="4" w:color="D9D9D9"/>
-            </w:tcBorders>
-            <w:tcMar>
-              <w:top w:w="85" w:type="dxa"/>
-              <w:left w:w="85" w:type="dxa"/>
-              <w:bottom w:w="85" w:type="dxa"/>
-              <w:right w:w="85" w:type="dxa"/>
-            </w:tcMar>
-            <w:shd w:fill="FFFFFF"/>
-          </w:tcPr>
-          <w:p>
-            <w:pPr>
-              <w:spacing w:after="60" w:line="269" w:lineRule="auto"/>
-            </w:pPr>
-            <w:r>
-              <w:rPr>
-                <w:b w:val="0"/>
-                <w:sz w:val="20"/>
-              </w:rPr>
-              <w:t>无能力或撤权后不执行</w:t>
-            </w:r>
-          </w:p>
-        </w:tc>
-      </w:tr>
-      <w:tr>
-        <w:trPr>
-          <w:cantSplit/>
-        </w:trPr>
-        <w:tc>
-          <w:tcPr>
-            <w:tcW w:type="dxa" w:w="1800"/>
-            <w:vAlign w:val="center"/>
-            <w:tcBorders>
-              <w:top w:val="single" w:sz="4" w:color="D9D9D9"/>
-              <w:left w:val="single" w:sz="4" w:color="D9D9D9"/>
-              <w:bottom w:val="single" w:sz="4" w:color="D9D9D9"/>
-              <w:right w:val="single" w:sz="4" w:color="D9D9D9"/>
-            </w:tcBorders>
-            <w:tcMar>
-              <w:top w:w="85" w:type="dxa"/>
-              <w:left w:w="85" w:type="dxa"/>
-              <w:bottom w:w="85" w:type="dxa"/>
-              <w:right w:w="85" w:type="dxa"/>
-            </w:tcMar>
-            <w:shd w:fill="F5F7F9"/>
-          </w:tcPr>
-          <w:p>
-            <w:pPr>
-              <w:spacing w:after="60" w:line="269" w:lineRule="auto"/>
-            </w:pPr>
-            <w:r>
-              <w:rPr>
-                <w:b w:val="0"/>
-                <w:sz w:val="20"/>
-              </w:rPr>
-              <w:t>确认绑定</w:t>
-            </w:r>
-          </w:p>
-        </w:tc>
-        <w:tc>
-          <w:tcPr>
-            <w:tcW w:type="dxa" w:w="4248"/>
-            <w:vAlign w:val="center"/>
-            <w:tcBorders>
-              <w:top w:val="single" w:sz="4" w:color="D9D9D9"/>
-              <w:left w:val="single" w:sz="4" w:color="D9D9D9"/>
-              <w:bottom w:val="single" w:sz="4" w:color="D9D9D9"/>
-              <w:right w:val="single" w:sz="4" w:color="D9D9D9"/>
-            </w:tcBorders>
-            <w:tcMar>
-              <w:top w:w="85" w:type="dxa"/>
-              <w:left w:w="85" w:type="dxa"/>
-              <w:bottom w:w="85" w:type="dxa"/>
-              <w:right w:w="85" w:type="dxa"/>
-            </w:tcMar>
-            <w:shd w:fill="F5F7F9"/>
-          </w:tcPr>
-          <w:p>
-            <w:pPr>
-              <w:spacing w:after="60" w:line="269" w:lineRule="auto"/>
-            </w:pPr>
-            <w:r>
-              <w:rPr>
-                <w:b w:val="0"/>
-                <w:sz w:val="20"/>
-              </w:rPr>
-              <w:t>test_trust.py</w:t>
-            </w:r>
-          </w:p>
-        </w:tc>
-        <w:tc>
-          <w:tcPr>
-            <w:tcW w:type="dxa" w:w="3888"/>
-            <w:vAlign w:val="center"/>
-            <w:tcBorders>
-              <w:top w:val="single" w:sz="4" w:color="D9D9D9"/>
-              <w:left w:val="single" w:sz="4" w:color="D9D9D9"/>
-              <w:bottom w:val="single" w:sz="4" w:color="D9D9D9"/>
-              <w:right w:val="single" w:sz="4" w:color="D9D9D9"/>
-            </w:tcBorders>
-            <w:tcMar>
-              <w:top w:w="85" w:type="dxa"/>
-              <w:left w:w="85" w:type="dxa"/>
-              <w:bottom w:w="85" w:type="dxa"/>
-              <w:right w:w="85" w:type="dxa"/>
-            </w:tcMar>
-            <w:shd w:fill="F5F7F9"/>
-          </w:tcPr>
-          <w:p>
-            <w:pPr>
-              <w:spacing w:after="60" w:line="269" w:lineRule="auto"/>
-            </w:pPr>
-            <w:r>
-              <w:rPr>
-                <w:b w:val="0"/>
-                <w:sz w:val="20"/>
-              </w:rPr>
-              <w:t>改参 过期 重放拒绝</w:t>
-            </w:r>
-          </w:p>
-        </w:tc>
-      </w:tr>
-      <w:tr>
-        <w:trPr>
-          <w:cantSplit/>
-        </w:trPr>
-        <w:tc>
-          <w:tcPr>
-            <w:tcW w:type="dxa" w:w="1800"/>
-            <w:vAlign w:val="center"/>
-            <w:tcBorders>
-              <w:top w:val="single" w:sz="4" w:color="D9D9D9"/>
-              <w:left w:val="single" w:sz="4" w:color="D9D9D9"/>
-              <w:bottom w:val="single" w:sz="4" w:color="D9D9D9"/>
-              <w:right w:val="single" w:sz="4" w:color="D9D9D9"/>
-            </w:tcBorders>
-            <w:tcMar>
-              <w:top w:w="85" w:type="dxa"/>
-              <w:left w:w="85" w:type="dxa"/>
-              <w:bottom w:w="85" w:type="dxa"/>
-              <w:right w:w="85" w:type="dxa"/>
-            </w:tcMar>
-            <w:shd w:fill="FFFFFF"/>
-          </w:tcPr>
-          <w:p>
-            <w:pPr>
-              <w:spacing w:after="60" w:line="269" w:lineRule="auto"/>
-            </w:pPr>
-            <w:r>
-              <w:rPr>
-                <w:b w:val="0"/>
-                <w:sz w:val="20"/>
-              </w:rPr>
-              <w:t>MFA</w:t>
-            </w:r>
-          </w:p>
-        </w:tc>
-        <w:tc>
-          <w:tcPr>
-            <w:tcW w:type="dxa" w:w="4248"/>
-            <w:vAlign w:val="center"/>
-            <w:tcBorders>
-              <w:top w:val="single" w:sz="4" w:color="D9D9D9"/>
-              <w:left w:val="single" w:sz="4" w:color="D9D9D9"/>
-              <w:bottom w:val="single" w:sz="4" w:color="D9D9D9"/>
-              <w:right w:val="single" w:sz="4" w:color="D9D9D9"/>
-            </w:tcBorders>
-            <w:tcMar>
-              <w:top w:w="85" w:type="dxa"/>
-              <w:left w:w="85" w:type="dxa"/>
-              <w:bottom w:w="85" w:type="dxa"/>
-              <w:right w:w="85" w:type="dxa"/>
-            </w:tcMar>
-            <w:shd w:fill="FFFFFF"/>
-          </w:tcPr>
-          <w:p>
-            <w:pPr>
-              <w:spacing w:after="60" w:line="269" w:lineRule="auto"/>
-            </w:pPr>
-            <w:r>
-              <w:rPr>
-                <w:b w:val="0"/>
-                <w:sz w:val="20"/>
-              </w:rPr>
-              <w:t>test_mfa.py</w:t>
-            </w:r>
-          </w:p>
-        </w:tc>
-        <w:tc>
-          <w:tcPr>
-            <w:tcW w:type="dxa" w:w="3888"/>
-            <w:vAlign w:val="center"/>
-            <w:tcBorders>
-              <w:top w:val="single" w:sz="4" w:color="D9D9D9"/>
-              <w:left w:val="single" w:sz="4" w:color="D9D9D9"/>
-              <w:bottom w:val="single" w:sz="4" w:color="D9D9D9"/>
-              <w:right w:val="single" w:sz="4" w:color="D9D9D9"/>
-            </w:tcBorders>
-            <w:tcMar>
-              <w:top w:w="85" w:type="dxa"/>
-              <w:left w:w="85" w:type="dxa"/>
-              <w:bottom w:w="85" w:type="dxa"/>
-              <w:right w:w="85" w:type="dxa"/>
-            </w:tcMar>
-            <w:shd w:fill="FFFFFF"/>
-          </w:tcPr>
-          <w:p>
-            <w:pPr>
-              <w:spacing w:after="60" w:line="269" w:lineRule="auto"/>
-            </w:pPr>
-            <w:r>
-              <w:rPr>
-                <w:b w:val="0"/>
-                <w:sz w:val="20"/>
-              </w:rPr>
-              <w:t>错误验证留痕 不执行</w:t>
-            </w:r>
-          </w:p>
-        </w:tc>
-      </w:tr>
-      <w:tr>
-        <w:trPr>
-          <w:cantSplit/>
-        </w:trPr>
-        <w:tc>
-          <w:tcPr>
-            <w:tcW w:type="dxa" w:w="1800"/>
-            <w:vAlign w:val="center"/>
-            <w:tcBorders>
-              <w:top w:val="single" w:sz="4" w:color="D9D9D9"/>
-              <w:left w:val="single" w:sz="4" w:color="D9D9D9"/>
-              <w:bottom w:val="single" w:sz="4" w:color="D9D9D9"/>
-              <w:right w:val="single" w:sz="4" w:color="D9D9D9"/>
-            </w:tcBorders>
-            <w:tcMar>
-              <w:top w:w="85" w:type="dxa"/>
-              <w:left w:w="85" w:type="dxa"/>
-              <w:bottom w:w="85" w:type="dxa"/>
-              <w:right w:w="85" w:type="dxa"/>
-            </w:tcMar>
-            <w:shd w:fill="F5F7F9"/>
-          </w:tcPr>
-          <w:p>
-            <w:pPr>
-              <w:spacing w:after="60" w:line="269" w:lineRule="auto"/>
-            </w:pPr>
-            <w:r>
-              <w:rPr>
-                <w:b w:val="0"/>
-                <w:sz w:val="20"/>
-              </w:rPr>
-              <w:t>语义和注入</w:t>
-            </w:r>
-          </w:p>
-        </w:tc>
-        <w:tc>
-          <w:tcPr>
-            <w:tcW w:type="dxa" w:w="4248"/>
-            <w:vAlign w:val="center"/>
-            <w:tcBorders>
-              <w:top w:val="single" w:sz="4" w:color="D9D9D9"/>
-              <w:left w:val="single" w:sz="4" w:color="D9D9D9"/>
-              <w:bottom w:val="single" w:sz="4" w:color="D9D9D9"/>
-              <w:right w:val="single" w:sz="4" w:color="D9D9D9"/>
-            </w:tcBorders>
-            <w:tcMar>
-              <w:top w:w="85" w:type="dxa"/>
-              <w:left w:w="85" w:type="dxa"/>
-              <w:bottom w:w="85" w:type="dxa"/>
-              <w:right w:w="85" w:type="dxa"/>
-            </w:tcMar>
-            <w:shd w:fill="F5F7F9"/>
-          </w:tcPr>
-          <w:p>
-            <w:pPr>
-              <w:spacing w:after="60" w:line="269" w:lineRule="auto"/>
-            </w:pPr>
-            <w:r>
-              <w:rPr>
-                <w:b w:val="0"/>
-                <w:sz w:val="20"/>
-              </w:rPr>
-              <w:t>test_planner.py test_nlp_safety.py</w:t>
-            </w:r>
-          </w:p>
-        </w:tc>
-        <w:tc>
-          <w:tcPr>
-            <w:tcW w:type="dxa" w:w="3888"/>
-            <w:vAlign w:val="center"/>
-            <w:tcBorders>
-              <w:top w:val="single" w:sz="4" w:color="D9D9D9"/>
-              <w:left w:val="single" w:sz="4" w:color="D9D9D9"/>
-              <w:bottom w:val="single" w:sz="4" w:color="D9D9D9"/>
-              <w:right w:val="single" w:sz="4" w:color="D9D9D9"/>
-            </w:tcBorders>
-            <w:tcMar>
-              <w:top w:w="85" w:type="dxa"/>
-              <w:left w:w="85" w:type="dxa"/>
-              <w:bottom w:w="85" w:type="dxa"/>
-              <w:right w:w="85" w:type="dxa"/>
-            </w:tcMar>
-            <w:shd w:fill="F5F7F9"/>
-          </w:tcPr>
-          <w:p>
-            <w:pPr>
-              <w:spacing w:after="60" w:line="269" w:lineRule="auto"/>
-            </w:pPr>
-            <w:r>
-              <w:rPr>
-                <w:b w:val="0"/>
-                <w:sz w:val="20"/>
-              </w:rPr>
-              <w:t>拒绝或澄清 无遗漏条件写计划</w:t>
-            </w:r>
-          </w:p>
-        </w:tc>
-      </w:tr>
-      <w:tr>
-        <w:trPr>
-          <w:cantSplit/>
-        </w:trPr>
-        <w:tc>
-          <w:tcPr>
-            <w:tcW w:type="dxa" w:w="1800"/>
-            <w:vAlign w:val="center"/>
-            <w:tcBorders>
-              <w:top w:val="single" w:sz="4" w:color="D9D9D9"/>
-              <w:left w:val="single" w:sz="4" w:color="D9D9D9"/>
-              <w:bottom w:val="single" w:sz="4" w:color="D9D9D9"/>
-              <w:right w:val="single" w:sz="4" w:color="D9D9D9"/>
-            </w:tcBorders>
-            <w:tcMar>
-              <w:top w:w="85" w:type="dxa"/>
-              <w:left w:w="85" w:type="dxa"/>
-              <w:bottom w:w="85" w:type="dxa"/>
-              <w:right w:w="85" w:type="dxa"/>
-            </w:tcMar>
-            <w:shd w:fill="FFFFFF"/>
-          </w:tcPr>
-          <w:p>
-            <w:pPr>
-              <w:spacing w:after="60" w:line="269" w:lineRule="auto"/>
-            </w:pPr>
-            <w:r>
-              <w:rPr>
-                <w:b w:val="0"/>
-                <w:sz w:val="20"/>
-              </w:rPr>
-              <w:t>熔断沙箱</w:t>
-            </w:r>
-          </w:p>
-        </w:tc>
-        <w:tc>
-          <w:tcPr>
-            <w:tcW w:type="dxa" w:w="4248"/>
-            <w:vAlign w:val="center"/>
-            <w:tcBorders>
-              <w:top w:val="single" w:sz="4" w:color="D9D9D9"/>
-              <w:left w:val="single" w:sz="4" w:color="D9D9D9"/>
-              <w:bottom w:val="single" w:sz="4" w:color="D9D9D9"/>
-              <w:right w:val="single" w:sz="4" w:color="D9D9D9"/>
-            </w:tcBorders>
-            <w:tcMar>
-              <w:top w:w="85" w:type="dxa"/>
-              <w:left w:w="85" w:type="dxa"/>
-              <w:bottom w:w="85" w:type="dxa"/>
-              <w:right w:w="85" w:type="dxa"/>
-            </w:tcMar>
-            <w:shd w:fill="FFFFFF"/>
-          </w:tcPr>
-          <w:p>
-            <w:pPr>
-              <w:spacing w:after="60" w:line="269" w:lineRule="auto"/>
-            </w:pPr>
-            <w:r>
-              <w:rPr>
-                <w:b w:val="0"/>
-                <w:sz w:val="20"/>
-              </w:rPr>
-              <w:t>test_breaker.py test_sandbox.py</w:t>
-            </w:r>
-          </w:p>
-        </w:tc>
-        <w:tc>
-          <w:tcPr>
-            <w:tcW w:type="dxa" w:w="3888"/>
-            <w:vAlign w:val="center"/>
-            <w:tcBorders>
-              <w:top w:val="single" w:sz="4" w:color="D9D9D9"/>
-              <w:left w:val="single" w:sz="4" w:color="D9D9D9"/>
-              <w:bottom w:val="single" w:sz="4" w:color="D9D9D9"/>
-              <w:right w:val="single" w:sz="4" w:color="D9D9D9"/>
-            </w:tcBorders>
-            <w:tcMar>
-              <w:top w:w="85" w:type="dxa"/>
-              <w:left w:w="85" w:type="dxa"/>
-              <w:bottom w:w="85" w:type="dxa"/>
-              <w:right w:w="85" w:type="dxa"/>
-            </w:tcMar>
-            <w:shd w:fill="FFFFFF"/>
-          </w:tcPr>
-          <w:p>
-            <w:pPr>
-              <w:spacing w:after="60" w:line="269" w:lineRule="auto"/>
-            </w:pPr>
-            <w:r>
-              <w:rPr>
-                <w:b w:val="0"/>
-                <w:sz w:val="20"/>
-              </w:rPr>
-              <w:t>打开后拒绝 违规有审计</w:t>
-            </w:r>
-          </w:p>
-        </w:tc>
-      </w:tr>
-      <w:tr>
-        <w:trPr>
-          <w:cantSplit/>
-        </w:trPr>
-        <w:tc>
-          <w:tcPr>
-            <w:tcW w:type="dxa" w:w="1800"/>
-            <w:vAlign w:val="center"/>
-            <w:tcBorders>
-              <w:top w:val="single" w:sz="4" w:color="D9D9D9"/>
-              <w:left w:val="single" w:sz="4" w:color="D9D9D9"/>
-              <w:bottom w:val="single" w:sz="4" w:color="D9D9D9"/>
-              <w:right w:val="single" w:sz="4" w:color="D9D9D9"/>
-            </w:tcBorders>
-            <w:tcMar>
-              <w:top w:w="85" w:type="dxa"/>
-              <w:left w:w="85" w:type="dxa"/>
-              <w:bottom w:w="85" w:type="dxa"/>
-              <w:right w:w="85" w:type="dxa"/>
-            </w:tcMar>
-            <w:shd w:fill="F5F7F9"/>
-          </w:tcPr>
-          <w:p>
-            <w:pPr>
-              <w:spacing w:after="60" w:line="269" w:lineRule="auto"/>
-            </w:pPr>
-            <w:r>
-              <w:rPr>
-                <w:b w:val="0"/>
-                <w:sz w:val="20"/>
-              </w:rPr>
-              <w:t>补偿和未知</w:t>
-            </w:r>
-          </w:p>
-        </w:tc>
-        <w:tc>
-          <w:tcPr>
-            <w:tcW w:type="dxa" w:w="4248"/>
-            <w:vAlign w:val="center"/>
-            <w:tcBorders>
-              <w:top w:val="single" w:sz="4" w:color="D9D9D9"/>
-              <w:left w:val="single" w:sz="4" w:color="D9D9D9"/>
-              <w:bottom w:val="single" w:sz="4" w:color="D9D9D9"/>
-              <w:right w:val="single" w:sz="4" w:color="D9D9D9"/>
-            </w:tcBorders>
-            <w:tcMar>
-              <w:top w:w="85" w:type="dxa"/>
-              <w:left w:w="85" w:type="dxa"/>
-              <w:bottom w:w="85" w:type="dxa"/>
-              <w:right w:w="85" w:type="dxa"/>
-            </w:tcMar>
-            <w:shd w:fill="F5F7F9"/>
-          </w:tcPr>
-          <w:p>
-            <w:pPr>
-              <w:spacing w:after="60" w:line="269" w:lineRule="auto"/>
-            </w:pPr>
-            <w:r>
-              <w:rPr>
-                <w:b w:val="0"/>
-                <w:sz w:val="20"/>
-              </w:rPr>
-              <w:t>test_compensation.py</w:t>
-            </w:r>
-          </w:p>
-        </w:tc>
-        <w:tc>
-          <w:tcPr>
-            <w:tcW w:type="dxa" w:w="3888"/>
-            <w:vAlign w:val="center"/>
-            <w:tcBorders>
-              <w:top w:val="single" w:sz="4" w:color="D9D9D9"/>
-              <w:left w:val="single" w:sz="4" w:color="D9D9D9"/>
-              <w:bottom w:val="single" w:sz="4" w:color="D9D9D9"/>
-              <w:right w:val="single" w:sz="4" w:color="D9D9D9"/>
-            </w:tcBorders>
-            <w:tcMar>
-              <w:top w:w="85" w:type="dxa"/>
-              <w:left w:w="85" w:type="dxa"/>
-              <w:bottom w:w="85" w:type="dxa"/>
-              <w:right w:w="85" w:type="dxa"/>
-            </w:tcMar>
-            <w:shd w:fill="F5F7F9"/>
-          </w:tcPr>
-          <w:p>
-            <w:pPr>
-              <w:spacing w:after="60" w:line="269" w:lineRule="auto"/>
-            </w:pPr>
-            <w:r>
-              <w:rPr>
-                <w:b w:val="0"/>
-                <w:sz w:val="20"/>
-              </w:rPr>
-              <w:t>不可逆或失败转人工</w:t>
-            </w:r>
-          </w:p>
-        </w:tc>
-      </w:tr>
-      <w:tr>
-        <w:trPr>
-          <w:cantSplit/>
-        </w:trPr>
-        <w:tc>
-          <w:tcPr>
-            <w:tcW w:type="dxa" w:w="1800"/>
-            <w:vAlign w:val="center"/>
-            <w:tcBorders>
-              <w:top w:val="single" w:sz="4" w:color="D9D9D9"/>
-              <w:left w:val="single" w:sz="4" w:color="D9D9D9"/>
-              <w:bottom w:val="single" w:sz="4" w:color="D9D9D9"/>
-              <w:right w:val="single" w:sz="4" w:color="D9D9D9"/>
-            </w:tcBorders>
-            <w:tcMar>
-              <w:top w:w="85" w:type="dxa"/>
-              <w:left w:w="85" w:type="dxa"/>
-              <w:bottom w:w="85" w:type="dxa"/>
-              <w:right w:w="85" w:type="dxa"/>
-            </w:tcMar>
-            <w:shd w:fill="FFFFFF"/>
-          </w:tcPr>
-          <w:p>
-            <w:pPr>
-              <w:spacing w:after="60" w:line="269" w:lineRule="auto"/>
-            </w:pPr>
-            <w:r>
-              <w:rPr>
-                <w:b w:val="0"/>
-                <w:sz w:val="20"/>
-              </w:rPr>
-              <w:t>请求与界面</w:t>
-            </w:r>
-          </w:p>
-        </w:tc>
-        <w:tc>
-          <w:tcPr>
-            <w:tcW w:type="dxa" w:w="4248"/>
-            <w:vAlign w:val="center"/>
-            <w:tcBorders>
-              <w:top w:val="single" w:sz="4" w:color="D9D9D9"/>
-              <w:left w:val="single" w:sz="4" w:color="D9D9D9"/>
-              <w:bottom w:val="single" w:sz="4" w:color="D9D9D9"/>
-              <w:right w:val="single" w:sz="4" w:color="D9D9D9"/>
-            </w:tcBorders>
-            <w:tcMar>
-              <w:top w:w="85" w:type="dxa"/>
-              <w:left w:w="85" w:type="dxa"/>
-              <w:bottom w:w="85" w:type="dxa"/>
-              <w:right w:w="85" w:type="dxa"/>
-            </w:tcMar>
-            <w:shd w:fill="FFFFFF"/>
-          </w:tcPr>
-          <w:p>
-            <w:pPr>
-              <w:spacing w:after="60" w:line="269" w:lineRule="auto"/>
-            </w:pPr>
-            <w:r>
-              <w:rPr>
-                <w:b w:val="0"/>
-                <w:sz w:val="20"/>
-              </w:rPr>
-              <w:t>frontend/src/*.test.* 浏览器检查</w:t>
-            </w:r>
-          </w:p>
-        </w:tc>
-        <w:tc>
-          <w:tcPr>
-            <w:tcW w:type="dxa" w:w="3888"/>
-            <w:vAlign w:val="center"/>
-            <w:tcBorders>
-              <w:top w:val="single" w:sz="4" w:color="D9D9D9"/>
-              <w:left w:val="single" w:sz="4" w:color="D9D9D9"/>
-              <w:bottom w:val="single" w:sz="4" w:color="D9D9D9"/>
-              <w:right w:val="single" w:sz="4" w:color="D9D9D9"/>
-            </w:tcBorders>
-            <w:tcMar>
-              <w:top w:w="85" w:type="dxa"/>
-              <w:left w:w="85" w:type="dxa"/>
-              <w:bottom w:w="85" w:type="dxa"/>
-              <w:right w:w="85" w:type="dxa"/>
-            </w:tcMar>
-            <w:shd w:fill="FFFFFF"/>
-          </w:tcPr>
-          <w:p>
-            <w:pPr>
-              <w:spacing w:after="60" w:line="269" w:lineRule="auto"/>
-            </w:pPr>
-            <w:r>
-              <w:rPr>
-                <w:b w:val="0"/>
-                <w:sz w:val="20"/>
-              </w:rPr>
-              <w:t>拒绝 未知 成功分别呈现</w:t>
-            </w:r>
-          </w:p>
-        </w:tc>
-      </w:tr>
-    </w:tbl>
-    <w:p>
-      <w:pPr>
-        <w:spacing w:after="60" w:line="60" w:lineRule="exact" w:before="0"/>
-      </w:pPr>
-    </w:p>
-    <w:p>
-      <w:pPr>
-        <w:pStyle w:val="Heading2"/>
-      </w:pPr>
-      <w:r>
-        <w:t>6 1 复跑与演示前检查</w:t>
-      </w:r>
-    </w:p>
-    <w:p>
-      <w:r>
-        <w:t>backend 执行 uv run pytest；frontend 执行 pnpm test 和 pnpm build；六场景可运行 scripts/scenario-check.py；审计使用 GET /api/audit/verify。测试临时库与演示库隔离。当前实际结果见随附本轮验收记录，历史测试数字不作为当前结论。</w:t>
-      </w:r>
-    </w:p>
-    <w:p>
-      <w:r>
-        <w:t>演示前确认 ready、当前角色和工具授权，使用新模拟库依次展示绿色、黄色与红色。错误 MFA 和用户拒绝必须不执行。保留任务标识核对审计；出现 UNKNOWN 时停止重复提交并人工核查；熔断通过运维入口处理，不删除日志或改库绕过。</w:t>
-      </w:r>
-    </w:p>
-    <w:p>
-      <w:pPr>
-        <w:pStyle w:val="Heading2"/>
-      </w:pPr>
-      <w:r>
-        <w:t>6 2 自评结论</w:t>
-      </w:r>
-    </w:p>
-    <w:p>
-      <w:r>
-        <w:t>原型已建立从意图到受控执行的权限分级、确认绑定、幂等、审计与异常恢复链路，适合本地模拟场景展示。真实身份、生产 MFA、OS 沙箱、高可用和独立审计存储尚未完成，不得把演示能力表述为生产安全能力。</w:t>
-      </w:r>
-    </w:p>
-    <w:p>
-      <w:r>
-        <w:t>新增工具、修改规则或接入真实系统时，应复审授权、参数来源、不可逆性、幂等与审计。自动化通过不能替代真实环境的独立验证。</w:t>
-      </w:r>
-    </w:p>
-    <w:p>
-      <w:r>
-        <w:rPr>
-          <w:sz w:val="18"/>
-        </w:rPr>
-        <w:t>代码依据  backend/tests/；frontend/src/*.test.*；scripts/scenario-check.py；docs/SECURITY.md。</w:t>
+        <w:t>仅用虚构演示用户与独立模拟数据库。凭据置于本机忽略的配置文件，不进入源码、归档或材料。重置只针对明确指定的独立演示库，先停止服务，保留需要核对的审计证据。公开展示须说明模拟边界。</w:t>
       </w:r>
     </w:p>
     <w:sectPr>
-      <w:footerReference w:type="default" r:id="rId9"/>
+      <w:headerReference w:type="default" r:id="rId9"/>
+      <w:footerReference w:type="default" r:id="rId10"/>
       <w:pgSz w:w="12240" w:h="15840"/>
-      <w:pgMar w:top="1037" w:right="1094" w:bottom="1037" w:left="1094" w:header="720" w:footer="720" w:gutter="0"/>
+      <w:pgMar w:top="936" w:right="1008" w:bottom="936" w:left="1008" w:header="720" w:footer="720" w:gutter="0"/>
       <w:cols w:space="720"/>
       <w:docGrid w:linePitch="360"/>
     </w:sectPr>
@@ -4746,17 +528,26 @@
   <w:p>
     <w:pPr>
       <w:pStyle w:val="Footer"/>
-      <w:jc w:val="right"/>
     </w:pPr>
     <w:r>
-      <w:rPr>
-        <w:sz w:val="16"/>
-      </w:rPr>
-      <w:t xml:space="preserve">AegisBank  |  </w:t>
+      <w:t xml:space="preserve">模拟银行原型 · 人工验收与正式提交另行确认  |  </w:t>
     </w:r>
     <w:fldSimple w:instr="PAGE"/>
   </w:p>
 </w:ftr>
+</file>
+
+<file path=word/header1.xml><?xml version="1.0" encoding="utf-8"?>
+<w:hdr xmlns:m="http://schemas.openxmlformats.org/officeDocument/2006/math" xmlns:mc="http://schemas.openxmlformats.org/markup-compatibility/2006" xmlns:mo="http://schemas.microsoft.com/office/mac/office/2008/main" xmlns:mv="urn:schemas-microsoft-com:mac:vml" xmlns:o="urn:schemas-microsoft-com:office:office" xmlns:r="http://schemas.openxmlformats.org/officeDocument/2006/relationships" xmlns:v="urn:schemas-microsoft-com:vml" xmlns:w10="urn:schemas-microsoft-com:office:word" xmlns:w14="http://schemas.microsoft.com/office/word/2010/wordml" xmlns:w="http://schemas.openxmlformats.org/wordprocessingml/2006/main" xmlns:wne="http://schemas.microsoft.com/office/word/2006/wordml" xmlns:wp14="http://schemas.microsoft.com/office/word/2010/wordprocessingDrawing" xmlns:wp="http://schemas.openxmlformats.org/drawingml/2006/wordprocessingDrawing" xmlns:wpc="http://schemas.microsoft.com/office/word/2010/wordprocessingCanvas" xmlns:wpg="http://schemas.microsoft.com/office/word/2010/wordprocessingGroup" xmlns:wpi="http://schemas.microsoft.com/office/word/2010/wordprocessingInk" xmlns:wps="http://schemas.microsoft.com/office/word/2010/wordprocessingShape" mc:Ignorable="w14 wp14">
+  <w:p>
+    <w:pPr>
+      <w:pStyle w:val="Header"/>
+    </w:pPr>
+    <w:r>
+      <w:t>AegisBank  |  2026-10-31 自动收尾候选版</w:t>
+    </w:r>
+  </w:p>
+</w:hdr>
 </file>
 
 <file path=word/numbering.xml><?xml version="1.0" encoding="utf-8"?>
@@ -5123,13 +914,12 @@
     <w:qFormat/>
     <w:rsid w:val="00FC693F"/>
     <w:pPr>
-      <w:spacing w:line="264" w:lineRule="auto" w:after="100"/>
+      <w:spacing w:after="120" w:line="276" w:lineRule="auto"/>
     </w:pPr>
     <w:rPr>
-      <w:rFonts w:ascii="Microsoft YaHei" w:hAnsi="Microsoft YaHei" w:eastAsia="Microsoft YaHei" w:cs="Microsoft YaHei"/>
-      <w:b w:val="0"/>
-      <w:color w:val="000000"/>
-      <w:sz w:val="22"/>
+      <w:rFonts w:ascii="Microsoft YaHei" w:hAnsi="Microsoft YaHei" w:eastAsia="Microsoft YaHei"/>
+      <w:color w:val="10283F"/>
+      <w:sz w:val="21"/>
     </w:rPr>
   </w:style>
   <w:style w:type="paragraph" w:styleId="Header">
@@ -5187,15 +977,15 @@
     <w:pPr>
       <w:keepNext/>
       <w:keepLines/>
-      <w:spacing w:before="200" w:after="140"/>
+      <w:spacing w:before="480" w:after="0"/>
       <w:outlineLvl w:val="0"/>
     </w:pPr>
     <w:rPr>
-      <w:rFonts w:asciiTheme="majorHAnsi" w:eastAsiaTheme="majorEastAsia" w:hAnsiTheme="majorHAnsi" w:cstheme="majorBidi" w:ascii="Microsoft YaHei" w:hAnsi="Microsoft YaHei" w:eastAsia="Microsoft YaHei" w:cs="Microsoft YaHei"/>
+      <w:rFonts w:asciiTheme="majorHAnsi" w:eastAsiaTheme="majorEastAsia" w:hAnsiTheme="majorHAnsi" w:cstheme="majorBidi" w:ascii="Microsoft YaHei" w:hAnsi="Microsoft YaHei" w:eastAsia="Microsoft YaHei"/>
       <w:b/>
       <w:bCs/>
-      <w:color w:val="000000"/>
-      <w:sz w:val="32"/>
+      <w:color w:val="10283F"/>
+      <w:sz w:val="28"/>
       <w:szCs w:val="28"/>
     </w:rPr>
   </w:style>
@@ -5211,15 +1001,15 @@
     <w:pPr>
       <w:keepNext/>
       <w:keepLines/>
-      <w:spacing w:before="200" w:after="140"/>
+      <w:spacing w:before="200" w:after="0"/>
       <w:outlineLvl w:val="1"/>
     </w:pPr>
     <w:rPr>
-      <w:rFonts w:asciiTheme="majorHAnsi" w:eastAsiaTheme="majorEastAsia" w:hAnsiTheme="majorHAnsi" w:cstheme="majorBidi" w:ascii="Microsoft YaHei" w:hAnsi="Microsoft YaHei" w:eastAsia="Microsoft YaHei" w:cs="Microsoft YaHei"/>
+      <w:rFonts w:asciiTheme="majorHAnsi" w:eastAsiaTheme="majorEastAsia" w:hAnsiTheme="majorHAnsi" w:cstheme="majorBidi" w:ascii="Microsoft YaHei" w:hAnsi="Microsoft YaHei" w:eastAsia="Microsoft YaHei"/>
       <w:b/>
       <w:bCs/>
-      <w:color w:val="000000"/>
-      <w:sz w:val="25"/>
+      <w:color w:val="10283F"/>
+      <w:sz w:val="26"/>
       <w:szCs w:val="26"/>
     </w:rPr>
   </w:style>
@@ -5239,10 +1029,10 @@
       <w:outlineLvl w:val="2"/>
     </w:pPr>
     <w:rPr>
-      <w:rFonts w:asciiTheme="majorHAnsi" w:eastAsiaTheme="majorEastAsia" w:hAnsiTheme="majorHAnsi" w:cstheme="majorBidi"/>
+      <w:rFonts w:asciiTheme="majorHAnsi" w:eastAsiaTheme="majorEastAsia" w:hAnsiTheme="majorHAnsi" w:cstheme="majorBidi" w:ascii="Microsoft YaHei" w:hAnsi="Microsoft YaHei" w:eastAsia="Microsoft YaHei"/>
       <w:b/>
       <w:bCs/>
-      <w:color w:val="4F81BD" w:themeColor="accent1"/>
+      <w:color w:val="10283F"/>
     </w:rPr>
   </w:style>
   <w:style w:type="paragraph" w:styleId="Heading4">
@@ -5473,18 +1263,19 @@
     <w:qFormat/>
     <w:rsid w:val="00FC693F"/>
     <w:pPr>
+      <w:pBdr>
+        <w:bottom w:val="single" w:sz="8" w:space="4" w:color="4F81BD" w:themeColor="accent1"/>
+      </w:pBdr>
       <w:spacing w:after="300" w:line="240" w:lineRule="auto"/>
       <w:contextualSpacing/>
     </w:pPr>
     <w:rPr>
-      <w:rFonts w:asciiTheme="majorHAnsi" w:eastAsiaTheme="majorEastAsia" w:hAnsiTheme="majorHAnsi" w:cstheme="majorBidi" w:ascii="Microsoft YaHei" w:hAnsi="Microsoft YaHei" w:eastAsia="Microsoft YaHei" w:cs="Microsoft YaHei"/>
-      <w:b/>
-      <w:color w:val="000000"/>
+      <w:rFonts w:asciiTheme="majorHAnsi" w:eastAsiaTheme="majorEastAsia" w:hAnsiTheme="majorHAnsi" w:cstheme="majorBidi" w:ascii="Microsoft YaHei" w:hAnsi="Microsoft YaHei" w:eastAsia="Microsoft YaHei"/>
+      <w:color w:val="10283F"/>
       <w:spacing w:val="5"/>
       <w:kern w:val="28"/>
-      <w:sz w:val="42"/>
+      <w:sz w:val="52"/>
       <w:szCs w:val="52"/>
-      <w:u w:val="none"/>
     </w:rPr>
   </w:style>
   <w:style w:type="character" w:customStyle="1" w:styleId="TitleChar">
@@ -5921,10 +1712,9 @@
       <w:spacing w:line="240" w:lineRule="auto"/>
     </w:pPr>
     <w:rPr>
-      <w:rFonts w:ascii="Microsoft YaHei" w:hAnsi="Microsoft YaHei" w:eastAsia="Microsoft YaHei" w:cs="Microsoft YaHei"/>
-      <w:b w:val="0"/>
+      <w:b/>
       <w:bCs/>
-      <w:color w:val="000000"/>
+      <w:color w:val="4F81BD" w:themeColor="accent1"/>
       <w:sz w:val="18"/>
       <w:szCs w:val="18"/>
     </w:rPr>
@@ -5960,6 +1750,9 @@
     <w:qFormat/>
     <w:rsid w:val="00FC693F"/>
     <w:pPr>
+      <w:pBdr>
+        <w:bottom w:val="single" w:sz="4" w:space="4" w:color="4F81BD" w:themeColor="accent1"/>
+      </w:pBdr>
       <w:spacing w:before="200" w:after="280"/>
       <w:ind w:left="936" w:right="936"/>
     </w:pPr>

--- a/deliverables/current/04-AegisBank-安全自评报告.docx
+++ b/deliverables/current/04-AegisBank-安全自评报告.docx
@@ -99,7 +99,7 @@
           </w:tcPr>
           <w:p>
             <w:r>
-              <w:t>展示当前对象/金额/风险并明确确认；包括日累计含本次≤1000元的小额转账、取消订阅等</w:t>
+              <w:t>展示当前对象 / 金额 / 风险并明确确认；包括日累计含本次 ≤1000 元的小额转账、取消订阅等</w:t>
             </w:r>
           </w:p>
         </w:tc>
@@ -121,7 +121,7 @@
           </w:tcPr>
           <w:p>
             <w:r>
-              <w:t>明确确认并完成演示 OTP 或模拟生物识别；包括累计&gt;1000元转账、挂失/解挂、理财申购等</w:t>
+              <w:t>明确确认并完成演示 OTP 或模拟生物识别；包括单笔 &gt;5000 元、日累计 &gt;1000 元转账、挂失 / 解挂、理财申购等</w:t>
             </w:r>
           </w:p>
         </w:tc>
@@ -210,7 +210,7 @@
           </w:tcPr>
           <w:p>
             <w:r>
-              <w:t>test_semantic_*、test_p0_core_feedback、test_u1_evaluation</w:t>
+              <w:t>test_semantics、test_semantic_legacy、test_p0_core_feedback、test_u1_evaluation</w:t>
             </w:r>
           </w:p>
         </w:tc>
@@ -242,7 +242,7 @@
           </w:tcPr>
           <w:p>
             <w:r>
-              <w:t>test_trust、test_u2_*</w:t>
+              <w:t>test_trust、test_nlp_safety</w:t>
             </w:r>
           </w:p>
         </w:tc>
@@ -264,7 +264,7 @@
           </w:tcPr>
           <w:p>
             <w:r>
-              <w:t>nonce、有效期、计划/参数绑定、幂等键、草稿版本</w:t>
+              <w:t>nonce、有效期、计划 / 参数绑定、幂等键、草稿版本</w:t>
             </w:r>
           </w:p>
         </w:tc>
@@ -306,7 +306,7 @@
           </w:tcPr>
           <w:p>
             <w:r>
-              <w:t>test_trust、test_compensation、前端 security</w:t>
+              <w:t>test_trust、test_compensation、前端 security.test.tsx</w:t>
             </w:r>
           </w:p>
         </w:tc>
@@ -338,7 +338,7 @@
           </w:tcPr>
           <w:p>
             <w:r>
-              <w:t>test_breaker、test_p0_core_feedback</w:t>
+              <w:t>test_breaker、test_breaker_business_effects、test_p0_core_feedback</w:t>
             </w:r>
           </w:p>
         </w:tc>
@@ -402,7 +402,7 @@
           </w:tcPr>
           <w:p>
             <w:r>
-              <w:t>test_compensation、test_backend_hardening</w:t>
+              <w:t>test_compensation、test_security_regressions</w:t>
             </w:r>
           </w:p>
         </w:tc>
@@ -424,7 +424,7 @@
           </w:tcPr>
           <w:p>
             <w:r>
-              <w:t>SHA-256 链及 source/verified/verification_kind 证据分层</w:t>
+              <w:t>SHA-256 链及 source / verified / verification_kind 证据分层</w:t>
             </w:r>
           </w:p>
         </w:tc>
@@ -442,7 +442,7 @@
     </w:tbl>
     <w:p>
       <w:r>
-        <w:t>逐项实际输出与代码版本见收尾执行记录。测试文件名仅为定位入口，不表示独立人工安全评审已完成。</w:t>
+        <w:t>逐项验证入口与当前实跑结果见《测试与复现》。测试文件名仅用于定位，不构成独立人工安全评审或第三方渗透结论。</w:t>
       </w:r>
     </w:p>
     <w:p>
@@ -475,7 +475,7 @@
     </w:p>
     <w:p>
       <w:r>
-        <w:t>5. IM/CLI/webhook 是适配协议，没有真实平台签名、租户和账号绑定。</w:t>
+        <w:t>5. IM / CLI / webhook 是适配协议，没有真实平台签名、租户和账号绑定。</w:t>
       </w:r>
     </w:p>
     <w:p>
@@ -485,17 +485,17 @@
     </w:p>
     <w:p>
       <w:r>
-        <w:t>7. 幂等键、已用 nonce 等仍需生产级过期/归档；有界草稿 TTL 与终态清理不代表全部表已解决增长问题。</w:t>
+        <w:t>7. 幂等键、已用 nonce 等仍需生产级过期 / 归档；有界草稿 TTL 与终态清理不代表全部表已解决增长问题。</w:t>
       </w:r>
     </w:p>
     <w:p>
       <w:r>
-        <w:t>8. NLP 人工金标复核未完成；真实模型评测暂缓；不支持任意自然语言、通用跨轮记忆或自由条件组合。</w:t>
+        <w:t>8. 不支持任意自然语言、通用跨轮记忆或自由条件组合；离线评测不等同真实模型效果。</w:t>
       </w:r>
     </w:p>
     <w:p>
       <w:r>
-        <w:t>9. 自动测试和浏览器检查仅覆盖已知用例；独立人工手机/键盘/读屏验收、专业渗透与生产安全评审仍未完成。</w:t>
+        <w:t>9. 自动测试和浏览器检查仅覆盖已知用例；独立人工手机 / 键盘 / 读屏验收、专业渗透与生产安全评审仍未完成。</w:t>
       </w:r>
     </w:p>
     <w:p>
@@ -530,7 +530,7 @@
       <w:pStyle w:val="Footer"/>
     </w:pPr>
     <w:r>
-      <w:t xml:space="preserve">模拟银行原型 · 人工验收与正式提交另行确认  |  </w:t>
+      <w:t xml:space="preserve">模拟银行原型 · 所有金融数据均为模拟  |  </w:t>
     </w:r>
     <w:fldSimple w:instr="PAGE"/>
   </w:p>
@@ -544,7 +544,7 @@
       <w:pStyle w:val="Header"/>
     </w:pPr>
     <w:r>
-      <w:t>AegisBank  |  2026-10-31 自动收尾候选版</w:t>
+      <w:t>AegisBank  |  参赛材料</w:t>
     </w:r>
   </w:p>
 </w:hdr>
